--- a/deliverables/附件四-绿城中国-潮鸣外滩-晚宴冠名战略合作伙伴专项合作协议.docx
+++ b/deliverables/附件四-绿城中国-潮鸣外滩-晚宴冠名战略合作伙伴专项合作协议.docx
@@ -978,7 +978,7 @@
           <w:sz w:val="22"/>
           <w:rFonts w:eastAsia="宋体" w:ascii="宋体" w:hAnsi="宋体"/>
         </w:rPr>
-        <w:t>甲方确认在本次峰会期间不再向同一行业（房地产开发与销售、品质改善型住宅项目）的其他企业授予「晚宴冠名」或同级以上对外宣传身份；如需引入同行业其他赞助商，应事先以书面形式告知乙方并取得乙方书面同意。</w:t>
+        <w:t>甲方确认在本次峰会期间不再向同一行业（房地产开发与销售、品质改善型住宅项目）的其他企业授予「晚宴冠名战略合作伙伴」身份及「主背景板钻石级 logo 位」；除此之外其他级别（如黄金、铂金、基础曝光等）的合作不在排他范围。如需引入同行业其他同级以上赞助商，应事先以书面形式告知乙方并取得乙方书面同意。</w:t>
       </w:r>
     </w:p>
     <w:p/>
@@ -2361,92 +2361,6 @@
           </w:p>
         </w:tc>
       </w:tr>
-      <w:tr>
-        <w:tc>
-          <w:tcPr>
-            <w:tcW w:type="dxa" w:w="680"/>
-            <w:vAlign w:val="center"/>
-          </w:tcPr>
-          <w:p>
-            <w:pPr>
-              <w:spacing w:line="312" w:lineRule="auto"/>
-            </w:pPr>
-            <w:r/>
-            <w:r>
-              <w:rPr>
-                <w:b w:val="0"/>
-                <w:color w:val="1A1A1A"/>
-                <w:sz w:val="20"/>
-                <w:rFonts w:eastAsia="宋体" w:ascii="宋体" w:hAnsi="宋体"/>
-              </w:rPr>
-              <w:t>14</w:t>
-            </w:r>
-          </w:p>
-        </w:tc>
-        <w:tc>
-          <w:tcPr>
-            <w:tcW w:type="dxa" w:w="4819"/>
-            <w:vAlign w:val="center"/>
-          </w:tcPr>
-          <w:p>
-            <w:pPr>
-              <w:spacing w:line="312" w:lineRule="auto"/>
-            </w:pPr>
-            <w:r/>
-            <w:r>
-              <w:rPr>
-                <w:b w:val="0"/>
-                <w:color w:val="1A1A1A"/>
-                <w:sz w:val="20"/>
-                <w:rFonts w:eastAsia="宋体" w:ascii="宋体" w:hAnsi="宋体"/>
-              </w:rPr>
-              <w:t>白皮书扉页联合署名「晚宴冠名战略合作伙伴 绿城中国 · 绿城·潮鸣外滩」</w:t>
-            </w:r>
-          </w:p>
-        </w:tc>
-        <w:tc>
-          <w:tcPr>
-            <w:tcW w:type="dxa" w:w="2835"/>
-            <w:vAlign w:val="center"/>
-          </w:tcPr>
-          <w:p>
-            <w:pPr>
-              <w:spacing w:line="312" w:lineRule="auto"/>
-            </w:pPr>
-            <w:r/>
-            <w:r>
-              <w:rPr>
-                <w:b w:val="0"/>
-                <w:color w:val="1A1A1A"/>
-                <w:sz w:val="20"/>
-                <w:rFonts w:eastAsia="宋体" w:ascii="宋体" w:hAnsi="宋体"/>
-              </w:rPr>
-              <w:t>1 处</w:t>
-            </w:r>
-          </w:p>
-        </w:tc>
-        <w:tc>
-          <w:tcPr>
-            <w:tcW w:type="dxa" w:w="1701"/>
-            <w:vAlign w:val="center"/>
-          </w:tcPr>
-          <w:p>
-            <w:pPr>
-              <w:spacing w:line="312" w:lineRule="auto"/>
-            </w:pPr>
-            <w:r/>
-            <w:r>
-              <w:rPr>
-                <w:b w:val="0"/>
-                <w:color w:val="1A1A1A"/>
-                <w:sz w:val="20"/>
-                <w:rFonts w:eastAsia="宋体" w:ascii="宋体" w:hAnsi="宋体"/>
-              </w:rPr>
-              <w:t>甲方</w:t>
-            </w:r>
-          </w:p>
-        </w:tc>
-      </w:tr>
     </w:tbl>
     <w:p/>
     <w:p>
@@ -2456,7 +2370,7 @@
           <w:sz w:val="24"/>
           <w:rFonts w:eastAsia="黑体" w:ascii="黑体" w:hAnsi="黑体"/>
         </w:rPr>
-        <w:t>（三）现场展位与项目到访权益</w:t>
+        <w:t>（三）现场展位权益</w:t>
       </w:r>
     </w:p>
     <w:tbl>
@@ -2584,7 +2498,7 @@
                 <w:sz w:val="20"/>
                 <w:rFonts w:eastAsia="宋体" w:ascii="宋体" w:hAnsi="宋体"/>
               </w:rPr>
-              <w:t>15</w:t>
+              <w:t>14</w:t>
             </w:r>
           </w:p>
         </w:tc>
@@ -2605,7 +2519,7 @@
                 <w:sz w:val="20"/>
                 <w:rFonts w:eastAsia="宋体" w:ascii="宋体" w:hAnsi="宋体"/>
               </w:rPr>
-              <w:t>现场专属品牌展位（电梯口）</w:t>
+              <w:t>现场专属品牌展位（电梯口）— 含场地及品牌桌台轻包装</w:t>
             </w:r>
           </w:p>
         </w:tc>
@@ -2626,7 +2540,7 @@
                 <w:sz w:val="20"/>
                 <w:rFonts w:eastAsia="宋体" w:ascii="宋体" w:hAnsi="宋体"/>
               </w:rPr>
-              <w:t>1 处，含品牌桌台轻包装、易拉宝×2、户型 KT 板、销售 2 人</w:t>
+              <w:t>1 处（销售 2 人由乙方派驻；易拉宝、KT 板、户型物料由乙方提供）</w:t>
             </w:r>
           </w:p>
         </w:tc>
@@ -2647,7 +2561,7 @@
                 <w:sz w:val="20"/>
                 <w:rFonts w:eastAsia="宋体" w:ascii="宋体" w:hAnsi="宋体"/>
               </w:rPr>
-              <w:t>乙方派驻 / 活动公司展位包装</w:t>
+              <w:t>甲方提供场地 / 活动公司基础包装</w:t>
             </w:r>
           </w:p>
         </w:tc>
@@ -2670,7 +2584,7 @@
                 <w:sz w:val="20"/>
                 <w:rFonts w:eastAsia="宋体" w:ascii="宋体" w:hAnsi="宋体"/>
               </w:rPr>
-              <w:t>16</w:t>
+              <w:t>15</w:t>
             </w:r>
           </w:p>
         </w:tc>
@@ -2691,7 +2605,7 @@
                 <w:sz w:val="20"/>
                 <w:rFonts w:eastAsia="宋体" w:ascii="宋体" w:hAnsi="宋体"/>
               </w:rPr>
-              <w:t>现场专属品牌展位（展场内）</w:t>
+              <w:t>现场专属品牌展位（展场内）— 含场地及洽谈圆桌轻包装</w:t>
             </w:r>
           </w:p>
         </w:tc>
@@ -2712,7 +2626,7 @@
                 <w:sz w:val="20"/>
                 <w:rFonts w:eastAsia="宋体" w:ascii="宋体" w:hAnsi="宋体"/>
               </w:rPr>
-              <w:t>1 处，含洽谈圆桌、易拉宝×2、户型 KT 板、销售 2 人</w:t>
+              <w:t>1 处（销售 2 人由乙方派驻；易拉宝、KT 板、户型物料由乙方提供）</w:t>
             </w:r>
           </w:p>
         </w:tc>
@@ -2733,7 +2647,7 @@
                 <w:sz w:val="20"/>
                 <w:rFonts w:eastAsia="宋体" w:ascii="宋体" w:hAnsi="宋体"/>
               </w:rPr>
-              <w:t>乙方派驻 / 活动公司展位包装</w:t>
+              <w:t>甲方提供场地 / 活动公司基础包装</w:t>
             </w:r>
           </w:p>
         </w:tc>
@@ -2756,7 +2670,7 @@
                 <w:sz w:val="20"/>
                 <w:rFonts w:eastAsia="宋体" w:ascii="宋体" w:hAnsi="宋体"/>
               </w:rPr>
-              <w:t>17</w:t>
+              <w:t>16</w:t>
             </w:r>
           </w:p>
         </w:tc>
@@ -2777,7 +2691,7 @@
                 <w:sz w:val="20"/>
                 <w:rFonts w:eastAsia="宋体" w:ascii="宋体" w:hAnsi="宋体"/>
               </w:rPr>
-              <w:t>论坛 / 颁奖结束后主持人口播 + 现场引导员，引导意向嘉宾前往项目案场</w:t>
+              <w:t>论坛 / 颁奖结束后主持人鸣谢口播 + 现场动线引导</w:t>
             </w:r>
           </w:p>
         </w:tc>
@@ -2798,7 +2712,7 @@
                 <w:sz w:val="20"/>
                 <w:rFonts w:eastAsia="宋体" w:ascii="宋体" w:hAnsi="宋体"/>
               </w:rPr>
-              <w:t>1 次主口播 + 现场引导员 3 名</w:t>
+              <w:t>1 次主口播 + 现场引导员 1 名</w:t>
             </w:r>
           </w:p>
         </w:tc>
@@ -2820,178 +2734,6 @@
                 <w:rFonts w:eastAsia="宋体" w:ascii="宋体" w:hAnsi="宋体"/>
               </w:rPr>
               <w:t>甲方</w:t>
-            </w:r>
-          </w:p>
-        </w:tc>
-      </w:tr>
-      <w:tr>
-        <w:tc>
-          <w:tcPr>
-            <w:tcW w:type="dxa" w:w="680"/>
-            <w:vAlign w:val="center"/>
-          </w:tcPr>
-          <w:p>
-            <w:pPr>
-              <w:spacing w:line="312" w:lineRule="auto"/>
-            </w:pPr>
-            <w:r/>
-            <w:r>
-              <w:rPr>
-                <w:b w:val="0"/>
-                <w:color w:val="1A1A1A"/>
-                <w:sz w:val="20"/>
-                <w:rFonts w:eastAsia="宋体" w:ascii="宋体" w:hAnsi="宋体"/>
-              </w:rPr>
-              <w:t>18</w:t>
-            </w:r>
-          </w:p>
-        </w:tc>
-        <w:tc>
-          <w:tcPr>
-            <w:tcW w:type="dxa" w:w="4819"/>
-            <w:vAlign w:val="center"/>
-          </w:tcPr>
-          <w:p>
-            <w:pPr>
-              <w:spacing w:line="312" w:lineRule="auto"/>
-            </w:pPr>
-            <w:r/>
-            <w:r>
-              <w:rPr>
-                <w:b w:val="0"/>
-                <w:color w:val="1A1A1A"/>
-                <w:sz w:val="20"/>
-                <w:rFonts w:eastAsia="宋体" w:ascii="宋体" w:hAnsi="宋体"/>
-              </w:rPr>
-              <w:t>项目案场接驳：华为尊界 8–10 辆 + 考斯特补位</w:t>
-            </w:r>
-          </w:p>
-        </w:tc>
-        <w:tc>
-          <w:tcPr>
-            <w:tcW w:type="dxa" w:w="2835"/>
-            <w:vAlign w:val="center"/>
-          </w:tcPr>
-          <w:p>
-            <w:pPr>
-              <w:spacing w:line="312" w:lineRule="auto"/>
-            </w:pPr>
-            <w:r/>
-            <w:r>
-              <w:rPr>
-                <w:b w:val="0"/>
-                <w:color w:val="1A1A1A"/>
-                <w:sz w:val="20"/>
-                <w:rFonts w:eastAsia="宋体" w:ascii="宋体" w:hAnsi="宋体"/>
-              </w:rPr>
-              <w:t>由乙方安排并承担费用，往返时长不低于 60 分钟</w:t>
-            </w:r>
-          </w:p>
-        </w:tc>
-        <w:tc>
-          <w:tcPr>
-            <w:tcW w:type="dxa" w:w="1701"/>
-            <w:vAlign w:val="center"/>
-          </w:tcPr>
-          <w:p>
-            <w:pPr>
-              <w:spacing w:line="312" w:lineRule="auto"/>
-            </w:pPr>
-            <w:r/>
-            <w:r>
-              <w:rPr>
-                <w:b w:val="0"/>
-                <w:color w:val="1A1A1A"/>
-                <w:sz w:val="20"/>
-                <w:rFonts w:eastAsia="宋体" w:ascii="宋体" w:hAnsi="宋体"/>
-              </w:rPr>
-              <w:t>乙方</w:t>
-            </w:r>
-          </w:p>
-        </w:tc>
-      </w:tr>
-      <w:tr>
-        <w:tc>
-          <w:tcPr>
-            <w:tcW w:type="dxa" w:w="680"/>
-            <w:vAlign w:val="center"/>
-          </w:tcPr>
-          <w:p>
-            <w:pPr>
-              <w:spacing w:line="312" w:lineRule="auto"/>
-            </w:pPr>
-            <w:r/>
-            <w:r>
-              <w:rPr>
-                <w:b w:val="0"/>
-                <w:color w:val="1A1A1A"/>
-                <w:sz w:val="20"/>
-                <w:rFonts w:eastAsia="宋体" w:ascii="宋体" w:hAnsi="宋体"/>
-              </w:rPr>
-              <w:t>19</w:t>
-            </w:r>
-          </w:p>
-        </w:tc>
-        <w:tc>
-          <w:tcPr>
-            <w:tcW w:type="dxa" w:w="4819"/>
-            <w:vAlign w:val="center"/>
-          </w:tcPr>
-          <w:p>
-            <w:pPr>
-              <w:spacing w:line="312" w:lineRule="auto"/>
-            </w:pPr>
-            <w:r/>
-            <w:r>
-              <w:rPr>
-                <w:b w:val="0"/>
-                <w:color w:val="1A1A1A"/>
-                <w:sz w:val="20"/>
-                <w:rFonts w:eastAsia="宋体" w:ascii="宋体" w:hAnsi="宋体"/>
-              </w:rPr>
-              <w:t>项目案场接待：售楼处沙盘 + 样板间参观（含夜场灯光秀，如适用）</w:t>
-            </w:r>
-          </w:p>
-        </w:tc>
-        <w:tc>
-          <w:tcPr>
-            <w:tcW w:type="dxa" w:w="2835"/>
-            <w:vAlign w:val="center"/>
-          </w:tcPr>
-          <w:p>
-            <w:pPr>
-              <w:spacing w:line="312" w:lineRule="auto"/>
-            </w:pPr>
-            <w:r/>
-            <w:r>
-              <w:rPr>
-                <w:b w:val="0"/>
-                <w:color w:val="1A1A1A"/>
-                <w:sz w:val="20"/>
-                <w:rFonts w:eastAsia="宋体" w:ascii="宋体" w:hAnsi="宋体"/>
-              </w:rPr>
-              <w:t>由乙方安排并承担费用</w:t>
-            </w:r>
-          </w:p>
-        </w:tc>
-        <w:tc>
-          <w:tcPr>
-            <w:tcW w:type="dxa" w:w="1701"/>
-            <w:vAlign w:val="center"/>
-          </w:tcPr>
-          <w:p>
-            <w:pPr>
-              <w:spacing w:line="312" w:lineRule="auto"/>
-            </w:pPr>
-            <w:r/>
-            <w:r>
-              <w:rPr>
-                <w:b w:val="0"/>
-                <w:color w:val="1A1A1A"/>
-                <w:sz w:val="20"/>
-                <w:rFonts w:eastAsia="宋体" w:ascii="宋体" w:hAnsi="宋体"/>
-              </w:rPr>
-              <w:t>乙方</w:t>
             </w:r>
           </w:p>
         </w:tc>
@@ -3005,7 +2747,7 @@
           <w:sz w:val="24"/>
           <w:rFonts w:eastAsia="黑体" w:ascii="黑体" w:hAnsi="黑体"/>
         </w:rPr>
-        <w:t>（四）媒体宣发与长效权益</w:t>
+        <w:t>（四）宣发与回执权益</w:t>
       </w:r>
     </w:p>
     <w:tbl>
@@ -3133,7 +2875,7 @@
                 <w:sz w:val="20"/>
                 <w:rFonts w:eastAsia="宋体" w:ascii="宋体" w:hAnsi="宋体"/>
               </w:rPr>
-              <w:t>20</w:t>
+              <w:t>17</w:t>
             </w:r>
           </w:p>
         </w:tc>
@@ -3154,7 +2896,7 @@
                 <w:sz w:val="20"/>
                 <w:rFonts w:eastAsia="宋体" w:ascii="宋体" w:hAnsi="宋体"/>
               </w:rPr>
-              <w:t>媒体通稿 — 标题级或副标题级出现「绿城·潮鸣外滩」+ 晚宴冠名身份</w:t>
+              <w:t>朋友圈九宫格 — 至少 3 张含项目 logo / KV</w:t>
             </w:r>
           </w:p>
         </w:tc>
@@ -3175,7 +2917,7 @@
                 <w:sz w:val="20"/>
                 <w:rFonts w:eastAsia="宋体" w:ascii="宋体" w:hAnsi="宋体"/>
               </w:rPr>
-              <w:t>主流财经 / 地产媒体不少于 5 家</w:t>
+              <w:t>9 张 1080×1080 PNG</w:t>
             </w:r>
           </w:p>
         </w:tc>
@@ -3219,7 +2961,7 @@
                 <w:sz w:val="20"/>
                 <w:rFonts w:eastAsia="宋体" w:ascii="宋体" w:hAnsi="宋体"/>
               </w:rPr>
-              <w:t>21</w:t>
+              <w:t>18</w:t>
             </w:r>
           </w:p>
         </w:tc>
@@ -3240,7 +2982,7 @@
                 <w:sz w:val="20"/>
                 <w:rFonts w:eastAsia="宋体" w:ascii="宋体" w:hAnsi="宋体"/>
               </w:rPr>
-              <w:t>朋友圈九宫格 — 至少 3 张含项目 logo / KV</w:t>
+              <w:t>回顾视频片头 / 片尾项目鸣谢（≤ 3 秒露出，包含项目 logo）</w:t>
             </w:r>
           </w:p>
         </w:tc>
@@ -3261,7 +3003,7 @@
                 <w:sz w:val="20"/>
                 <w:rFonts w:eastAsia="宋体" w:ascii="宋体" w:hAnsi="宋体"/>
               </w:rPr>
-              <w:t>9 张 1080×1080 PNG</w:t>
+              <w:t>1 条 1920×1080 mp4</w:t>
             </w:r>
           </w:p>
         </w:tc>
@@ -3282,7 +3024,7 @@
                 <w:sz w:val="20"/>
                 <w:rFonts w:eastAsia="宋体" w:ascii="宋体" w:hAnsi="宋体"/>
               </w:rPr>
-              <w:t>甲方媒体组</w:t>
+              <w:t>甲方</w:t>
             </w:r>
           </w:p>
         </w:tc>
@@ -3305,7 +3047,7 @@
                 <w:sz w:val="20"/>
                 <w:rFonts w:eastAsia="宋体" w:ascii="宋体" w:hAnsi="宋体"/>
               </w:rPr>
-              <w:t>22</w:t>
+              <w:t>19</w:t>
             </w:r>
           </w:p>
         </w:tc>
@@ -3326,7 +3068,7 @@
                 <w:sz w:val="20"/>
                 <w:rFonts w:eastAsia="宋体" w:ascii="宋体" w:hAnsi="宋体"/>
               </w:rPr>
-              <w:t>回顾视频片头 / 片尾鸣谢 + 川总宣讲与项目参观画面剪入</w:t>
+              <w:t>执行回执：现场图片、嘉宾合影、1 份执行报告</w:t>
             </w:r>
           </w:p>
         </w:tc>
@@ -3347,7 +3089,7 @@
                 <w:sz w:val="20"/>
                 <w:rFonts w:eastAsia="宋体" w:ascii="宋体" w:hAnsi="宋体"/>
               </w:rPr>
-              <w:t>1 条 1920×1080 mp4</w:t>
+              <w:t>大会结束后 7 个自然日内出具</w:t>
             </w:r>
           </w:p>
         </w:tc>
@@ -3373,6 +3115,125 @@
           </w:p>
         </w:tc>
       </w:tr>
+    </w:tbl>
+    <w:p/>
+    <w:p>
+      <w:r>
+        <w:rPr>
+          <w:b/>
+          <w:sz w:val="24"/>
+          <w:rFonts w:eastAsia="黑体" w:ascii="黑体" w:hAnsi="黑体"/>
+        </w:rPr>
+        <w:t>（五）乙方自办事项（不计入第 2.2 条赞助金额，由乙方自行承担费用）</w:t>
+      </w:r>
+    </w:p>
+    <w:tbl>
+      <w:tblPr>
+        <w:tblStyle w:val="TableGrid"/>
+        <w:tblW w:type="auto" w:w="0"/>
+        <w:tblLayout w:type="fixed"/>
+        <w:tblLook w:firstColumn="1" w:firstRow="1" w:lastColumn="0" w:lastRow="0" w:noHBand="0" w:noVBand="1" w:val="04A0"/>
+      </w:tblPr>
+      <w:tblGrid>
+        <w:gridCol w:w="2323"/>
+        <w:gridCol w:w="2323"/>
+        <w:gridCol w:w="2323"/>
+        <w:gridCol w:w="2323"/>
+      </w:tblGrid>
+      <w:tr>
+        <w:tc>
+          <w:tcPr>
+            <w:tcW w:type="dxa" w:w="680"/>
+            <w:vAlign w:val="center"/>
+            <w:shd w:val="clear" w:color="auto" w:fill="006B3F"/>
+          </w:tcPr>
+          <w:p>
+            <w:pPr>
+              <w:spacing w:line="312" w:lineRule="auto"/>
+              <w:jc w:val="center"/>
+            </w:pPr>
+            <w:r/>
+            <w:r>
+              <w:rPr>
+                <w:b/>
+                <w:color w:val="FFFFFF"/>
+                <w:sz w:val="21"/>
+                <w:rFonts w:eastAsia="宋体" w:ascii="宋体" w:hAnsi="宋体"/>
+              </w:rPr>
+              <w:t>序号</w:t>
+            </w:r>
+          </w:p>
+        </w:tc>
+        <w:tc>
+          <w:tcPr>
+            <w:tcW w:type="dxa" w:w="2551"/>
+            <w:vAlign w:val="center"/>
+            <w:shd w:val="clear" w:color="auto" w:fill="006B3F"/>
+          </w:tcPr>
+          <w:p>
+            <w:pPr>
+              <w:spacing w:line="312" w:lineRule="auto"/>
+              <w:jc w:val="center"/>
+            </w:pPr>
+            <w:r/>
+            <w:r>
+              <w:rPr>
+                <w:b/>
+                <w:color w:val="FFFFFF"/>
+                <w:sz w:val="21"/>
+                <w:rFonts w:eastAsia="宋体" w:ascii="宋体" w:hAnsi="宋体"/>
+              </w:rPr>
+              <w:t>事项</w:t>
+            </w:r>
+          </w:p>
+        </w:tc>
+        <w:tc>
+          <w:tcPr>
+            <w:tcW w:type="dxa" w:w="5102"/>
+            <w:vAlign w:val="center"/>
+            <w:shd w:val="clear" w:color="auto" w:fill="006B3F"/>
+          </w:tcPr>
+          <w:p>
+            <w:pPr>
+              <w:spacing w:line="312" w:lineRule="auto"/>
+              <w:jc w:val="center"/>
+            </w:pPr>
+            <w:r/>
+            <w:r>
+              <w:rPr>
+                <w:b/>
+                <w:color w:val="FFFFFF"/>
+                <w:sz w:val="21"/>
+                <w:rFonts w:eastAsia="宋体" w:ascii="宋体" w:hAnsi="宋体"/>
+              </w:rPr>
+              <w:t>说明</w:t>
+            </w:r>
+          </w:p>
+        </w:tc>
+        <w:tc>
+          <w:tcPr>
+            <w:tcW w:type="dxa" w:w="1871"/>
+            <w:vAlign w:val="center"/>
+            <w:shd w:val="clear" w:color="auto" w:fill="006B3F"/>
+          </w:tcPr>
+          <w:p>
+            <w:pPr>
+              <w:spacing w:line="312" w:lineRule="auto"/>
+              <w:jc w:val="center"/>
+            </w:pPr>
+            <w:r/>
+            <w:r>
+              <w:rPr>
+                <w:b/>
+                <w:color w:val="FFFFFF"/>
+                <w:sz w:val="21"/>
+                <w:rFonts w:eastAsia="宋体" w:ascii="宋体" w:hAnsi="宋体"/>
+              </w:rPr>
+              <w:t>责任方</w:t>
+            </w:r>
+          </w:p>
+        </w:tc>
+      </w:tr>
       <w:tr>
         <w:tc>
           <w:tcPr>
@@ -3391,13 +3252,13 @@
                 <w:sz w:val="20"/>
                 <w:rFonts w:eastAsia="宋体" w:ascii="宋体" w:hAnsi="宋体"/>
               </w:rPr>
-              <w:t>23</w:t>
-            </w:r>
-          </w:p>
-        </w:tc>
-        <w:tc>
-          <w:tcPr>
-            <w:tcW w:type="dxa" w:w="4819"/>
+              <w:t>自-1</w:t>
+            </w:r>
+          </w:p>
+        </w:tc>
+        <w:tc>
+          <w:tcPr>
+            <w:tcW w:type="dxa" w:w="2551"/>
             <w:vAlign w:val="center"/>
           </w:tcPr>
           <w:p>
@@ -3412,13 +3273,13 @@
                 <w:sz w:val="20"/>
                 <w:rFonts w:eastAsia="宋体" w:ascii="宋体" w:hAnsi="宋体"/>
               </w:rPr>
-              <w:t>双校长三角校友产业联盟战略合作伙伴永久入册 + 牌匾交接</w:t>
-            </w:r>
-          </w:p>
-        </w:tc>
-        <w:tc>
-          <w:tcPr>
-            <w:tcW w:type="dxa" w:w="2835"/>
+              <w:t>项目案场接驳：华为尊界 8–10 辆 + 考斯特补位</w:t>
+            </w:r>
+          </w:p>
+        </w:tc>
+        <w:tc>
+          <w:tcPr>
+            <w:tcW w:type="dxa" w:w="5102"/>
             <w:vAlign w:val="center"/>
           </w:tcPr>
           <w:p>
@@ -3433,13 +3294,13 @@
                 <w:sz w:val="20"/>
                 <w:rFonts w:eastAsia="宋体" w:ascii="宋体" w:hAnsi="宋体"/>
               </w:rPr>
-              <w:t>1 次（永久入册）</w:t>
-            </w:r>
-          </w:p>
-        </w:tc>
-        <w:tc>
-          <w:tcPr>
-            <w:tcW w:type="dxa" w:w="1701"/>
+              <w:t>往返时长不低于 60 分钟；建议采用「会后专场」（5/22 20:30+）</w:t>
+            </w:r>
+          </w:p>
+        </w:tc>
+        <w:tc>
+          <w:tcPr>
+            <w:tcW w:type="dxa" w:w="1871"/>
             <w:vAlign w:val="center"/>
           </w:tcPr>
           <w:p>
@@ -3454,7 +3315,7 @@
                 <w:sz w:val="20"/>
                 <w:rFonts w:eastAsia="宋体" w:ascii="宋体" w:hAnsi="宋体"/>
               </w:rPr>
-              <w:t>甲方</w:t>
+              <w:t>乙方</w:t>
             </w:r>
           </w:p>
         </w:tc>
@@ -3477,13 +3338,13 @@
                 <w:sz w:val="20"/>
                 <w:rFonts w:eastAsia="宋体" w:ascii="宋体" w:hAnsi="宋体"/>
               </w:rPr>
-              <w:t>24</w:t>
-            </w:r>
-          </w:p>
-        </w:tc>
-        <w:tc>
-          <w:tcPr>
-            <w:tcW w:type="dxa" w:w="4819"/>
+              <w:t>自-2</w:t>
+            </w:r>
+          </w:p>
+        </w:tc>
+        <w:tc>
+          <w:tcPr>
+            <w:tcW w:type="dxa" w:w="2551"/>
             <w:vAlign w:val="center"/>
           </w:tcPr>
           <w:p>
@@ -3498,13 +3359,13 @@
                 <w:sz w:val="20"/>
                 <w:rFonts w:eastAsia="宋体" w:ascii="宋体" w:hAnsi="宋体"/>
               </w:rPr>
-              <w:t>执行回执：现场图片、媒体链接、嘉宾合影、媒体监测</w:t>
-            </w:r>
-          </w:p>
-        </w:tc>
-        <w:tc>
-          <w:tcPr>
-            <w:tcW w:type="dxa" w:w="2835"/>
+              <w:t>项目案场接待：售楼处沙盘 + 样板间参观（含夜场灯光秀，如适用）</w:t>
+            </w:r>
+          </w:p>
+        </w:tc>
+        <w:tc>
+          <w:tcPr>
+            <w:tcW w:type="dxa" w:w="5102"/>
             <w:vAlign w:val="center"/>
           </w:tcPr>
           <w:p>
@@ -3519,13 +3380,13 @@
                 <w:sz w:val="20"/>
                 <w:rFonts w:eastAsia="宋体" w:ascii="宋体" w:hAnsi="宋体"/>
               </w:rPr>
-              <w:t>1 份（大会结束后 7 个自然日内出具）</w:t>
-            </w:r>
-          </w:p>
-        </w:tc>
-        <w:tc>
-          <w:tcPr>
-            <w:tcW w:type="dxa" w:w="1701"/>
+              <w:t>由乙方安排并承担费用</w:t>
+            </w:r>
+          </w:p>
+        </w:tc>
+        <w:tc>
+          <w:tcPr>
+            <w:tcW w:type="dxa" w:w="1871"/>
             <w:vAlign w:val="center"/>
           </w:tcPr>
           <w:p>
@@ -3540,12 +3401,199 @@
                 <w:sz w:val="20"/>
                 <w:rFonts w:eastAsia="宋体" w:ascii="宋体" w:hAnsi="宋体"/>
               </w:rPr>
-              <w:t>甲方</w:t>
+              <w:t>乙方</w:t>
+            </w:r>
+          </w:p>
+        </w:tc>
+      </w:tr>
+      <w:tr>
+        <w:tc>
+          <w:tcPr>
+            <w:tcW w:type="dxa" w:w="680"/>
+            <w:vAlign w:val="center"/>
+          </w:tcPr>
+          <w:p>
+            <w:pPr>
+              <w:spacing w:line="312" w:lineRule="auto"/>
+            </w:pPr>
+            <w:r/>
+            <w:r>
+              <w:rPr>
+                <w:b w:val="0"/>
+                <w:color w:val="1A1A1A"/>
+                <w:sz w:val="20"/>
+                <w:rFonts w:eastAsia="宋体" w:ascii="宋体" w:hAnsi="宋体"/>
+              </w:rPr>
+              <w:t>自-3</w:t>
+            </w:r>
+          </w:p>
+        </w:tc>
+        <w:tc>
+          <w:tcPr>
+            <w:tcW w:type="dxa" w:w="2551"/>
+            <w:vAlign w:val="center"/>
+          </w:tcPr>
+          <w:p>
+            <w:pPr>
+              <w:spacing w:line="312" w:lineRule="auto"/>
+            </w:pPr>
+            <w:r/>
+            <w:r>
+              <w:rPr>
+                <w:b w:val="0"/>
+                <w:color w:val="1A1A1A"/>
+                <w:sz w:val="20"/>
+                <w:rFonts w:eastAsia="宋体" w:ascii="宋体" w:hAnsi="宋体"/>
+              </w:rPr>
+              <w:t>现场销售人员</w:t>
+            </w:r>
+          </w:p>
+        </w:tc>
+        <w:tc>
+          <w:tcPr>
+            <w:tcW w:type="dxa" w:w="5102"/>
+            <w:vAlign w:val="center"/>
+          </w:tcPr>
+          <w:p>
+            <w:pPr>
+              <w:spacing w:line="312" w:lineRule="auto"/>
+            </w:pPr>
+            <w:r/>
+            <w:r>
+              <w:rPr>
+                <w:b w:val="0"/>
+                <w:color w:val="1A1A1A"/>
+                <w:sz w:val="20"/>
+                <w:rFonts w:eastAsia="宋体" w:ascii="宋体" w:hAnsi="宋体"/>
+              </w:rPr>
+              <w:t>电梯口 + 展场内合计 4 人，统一品牌服装与胸卡</w:t>
+            </w:r>
+          </w:p>
+        </w:tc>
+        <w:tc>
+          <w:tcPr>
+            <w:tcW w:type="dxa" w:w="1871"/>
+            <w:vAlign w:val="center"/>
+          </w:tcPr>
+          <w:p>
+            <w:pPr>
+              <w:spacing w:line="312" w:lineRule="auto"/>
+            </w:pPr>
+            <w:r/>
+            <w:r>
+              <w:rPr>
+                <w:b w:val="0"/>
+                <w:color w:val="1A1A1A"/>
+                <w:sz w:val="20"/>
+                <w:rFonts w:eastAsia="宋体" w:ascii="宋体" w:hAnsi="宋体"/>
+              </w:rPr>
+              <w:t>乙方</w:t>
+            </w:r>
+          </w:p>
+        </w:tc>
+      </w:tr>
+      <w:tr>
+        <w:tc>
+          <w:tcPr>
+            <w:tcW w:type="dxa" w:w="680"/>
+            <w:vAlign w:val="center"/>
+          </w:tcPr>
+          <w:p>
+            <w:pPr>
+              <w:spacing w:line="312" w:lineRule="auto"/>
+            </w:pPr>
+            <w:r/>
+            <w:r>
+              <w:rPr>
+                <w:b w:val="0"/>
+                <w:color w:val="1A1A1A"/>
+                <w:sz w:val="20"/>
+                <w:rFonts w:eastAsia="宋体" w:ascii="宋体" w:hAnsi="宋体"/>
+              </w:rPr>
+              <w:t>自-4</w:t>
+            </w:r>
+          </w:p>
+        </w:tc>
+        <w:tc>
+          <w:tcPr>
+            <w:tcW w:type="dxa" w:w="2551"/>
+            <w:vAlign w:val="center"/>
+          </w:tcPr>
+          <w:p>
+            <w:pPr>
+              <w:spacing w:line="312" w:lineRule="auto"/>
+            </w:pPr>
+            <w:r/>
+            <w:r>
+              <w:rPr>
+                <w:b w:val="0"/>
+                <w:color w:val="1A1A1A"/>
+                <w:sz w:val="20"/>
+                <w:rFonts w:eastAsia="宋体" w:ascii="宋体" w:hAnsi="宋体"/>
+              </w:rPr>
+              <w:t>现场展位升级包装（如背景墙、特装等）</w:t>
+            </w:r>
+          </w:p>
+        </w:tc>
+        <w:tc>
+          <w:tcPr>
+            <w:tcW w:type="dxa" w:w="5102"/>
+            <w:vAlign w:val="center"/>
+          </w:tcPr>
+          <w:p>
+            <w:pPr>
+              <w:spacing w:line="312" w:lineRule="auto"/>
+            </w:pPr>
+            <w:r/>
+            <w:r>
+              <w:rPr>
+                <w:b w:val="0"/>
+                <w:color w:val="1A1A1A"/>
+                <w:sz w:val="20"/>
+                <w:rFonts w:eastAsia="宋体" w:ascii="宋体" w:hAnsi="宋体"/>
+              </w:rPr>
+              <w:t>在甲方提供的基础包装上叠加，由乙方自费</w:t>
+            </w:r>
+          </w:p>
+        </w:tc>
+        <w:tc>
+          <w:tcPr>
+            <w:tcW w:type="dxa" w:w="1871"/>
+            <w:vAlign w:val="center"/>
+          </w:tcPr>
+          <w:p>
+            <w:pPr>
+              <w:spacing w:line="312" w:lineRule="auto"/>
+            </w:pPr>
+            <w:r/>
+            <w:r>
+              <w:rPr>
+                <w:b w:val="0"/>
+                <w:color w:val="1A1A1A"/>
+                <w:sz w:val="20"/>
+                <w:rFonts w:eastAsia="宋体" w:ascii="宋体" w:hAnsi="宋体"/>
+              </w:rPr>
+              <w:t>乙方</w:t>
             </w:r>
           </w:p>
         </w:tc>
       </w:tr>
     </w:tbl>
+    <w:p>
+      <w:pPr>
+        <w:spacing w:line="360" w:lineRule="auto"/>
+        <w:ind w:firstLine="400"/>
+      </w:pPr>
+      <w:r>
+        <w:rPr>
+          <w:b w:val="0"/>
+          <w:color w:val="555555"/>
+          <w:sz w:val="20"/>
+          <w:rFonts w:eastAsia="宋体" w:ascii="宋体" w:hAnsi="宋体"/>
+        </w:rPr>
+        <w:t>说明：上述「乙方自办事项」为乙方主动承办的附加投入，与本协议第 2.2 条之赞助金额无关，亦不构成甲方对乙方的支付义务或承诺。</w:t>
+      </w:r>
+    </w:p>
     <w:p/>
     <w:p>
       <w:pPr>
@@ -5916,7 +5964,7 @@
           <w:sz w:val="40"/>
           <w:rFonts w:eastAsia="黑体" w:ascii="黑体" w:hAnsi="黑体"/>
         </w:rPr>
-        <w:t>附表一  晚宴冠名战略合作伙伴专项权益执行清单</w:t>
+        <w:t>附表一  晚宴冠名战略合作伙伴专项服务报价单 &amp; 执行清单</w:t>
       </w:r>
     </w:p>
     <w:p>
@@ -5931,7 +5979,7 @@
           <w:sz w:val="20"/>
           <w:rFonts w:eastAsia="宋体" w:ascii="宋体" w:hAnsi="宋体"/>
         </w:rPr>
-        <w:t>Annex 4 — Schedule 1: Rights Execution Checklist</w:t>
+        <w:t>Annex 4 — Schedule 1: Service Quotation &amp; Execution Checklist</w:t>
       </w:r>
     </w:p>
     <w:p/>
@@ -5947,9 +5995,10 @@
           <w:sz w:val="22"/>
           <w:rFonts w:eastAsia="宋体" w:ascii="宋体" w:hAnsi="宋体"/>
         </w:rPr>
-        <w:t>本附表逐项列示本协议第三条项下的权益执行明细。请甲乙双方在每项右侧「确认」列签字 / 盖章确认；如该项无需执行，请打「×」。</w:t>
+        <w:t>本附表为本协议第 2.2 条「人民币壹拾万元整（￥100,000.00）」赞助费的服务项目价格拆解与执行清单合二为一版本，同时具备「报价单」与「执行清单」双重效力。请甲乙双方在每行右侧「双方确认」列签字 / 盖章；如该项执行后另行变更，应经双方书面确认。</w:t>
       </w:r>
     </w:p>
+    <w:p/>
     <w:tbl>
       <w:tblPr>
         <w:tblStyle w:val="TableGrid"/>
@@ -5958,11 +6007,13 @@
         <w:tblLook w:firstColumn="1" w:firstRow="1" w:lastColumn="0" w:lastRow="0" w:noHBand="0" w:noVBand="1" w:val="04A0"/>
       </w:tblPr>
       <w:tblGrid>
-        <w:gridCol w:w="1858"/>
-        <w:gridCol w:w="1858"/>
-        <w:gridCol w:w="1858"/>
-        <w:gridCol w:w="1858"/>
-        <w:gridCol w:w="1858"/>
+        <w:gridCol w:w="1327"/>
+        <w:gridCol w:w="1327"/>
+        <w:gridCol w:w="1327"/>
+        <w:gridCol w:w="1327"/>
+        <w:gridCol w:w="1327"/>
+        <w:gridCol w:w="1327"/>
+        <w:gridCol w:w="1327"/>
       </w:tblGrid>
       <w:tr>
         <w:tc>
@@ -5990,7 +6041,7 @@
         </w:tc>
         <w:tc>
           <w:tcPr>
-            <w:tcW w:type="dxa" w:w="3685"/>
+            <w:tcW w:type="dxa" w:w="3175"/>
             <w:vAlign w:val="center"/>
             <w:shd w:val="clear" w:color="auto" w:fill="006B3F"/>
           </w:tcPr>
@@ -6007,13 +6058,13 @@
                 <w:sz w:val="21"/>
                 <w:rFonts w:eastAsia="宋体" w:ascii="宋体" w:hAnsi="宋体"/>
               </w:rPr>
-              <w:t>权益项 / 物料</w:t>
-            </w:r>
-          </w:p>
-        </w:tc>
-        <w:tc>
-          <w:tcPr>
-            <w:tcW w:type="dxa" w:w="2551"/>
+              <w:t>服务项 / 物料</w:t>
+            </w:r>
+          </w:p>
+        </w:tc>
+        <w:tc>
+          <w:tcPr>
+            <w:tcW w:type="dxa" w:w="2381"/>
             <w:vAlign w:val="center"/>
             <w:shd w:val="clear" w:color="auto" w:fill="006B3F"/>
           </w:tcPr>
@@ -6036,7 +6087,7 @@
         </w:tc>
         <w:tc>
           <w:tcPr>
-            <w:tcW w:type="dxa" w:w="1701"/>
+            <w:tcW w:type="dxa" w:w="1587"/>
             <w:vAlign w:val="center"/>
             <w:shd w:val="clear" w:color="auto" w:fill="006B3F"/>
           </w:tcPr>
@@ -6059,7 +6110,7 @@
         </w:tc>
         <w:tc>
           <w:tcPr>
-            <w:tcW w:type="dxa" w:w="1417"/>
+            <w:tcW w:type="dxa" w:w="907"/>
             <w:vAlign w:val="center"/>
             <w:shd w:val="clear" w:color="auto" w:fill="006B3F"/>
           </w:tcPr>
@@ -6076,6 +6127,52 @@
                 <w:sz w:val="21"/>
                 <w:rFonts w:eastAsia="宋体" w:ascii="宋体" w:hAnsi="宋体"/>
               </w:rPr>
+              <w:t>单价(元)</w:t>
+            </w:r>
+          </w:p>
+        </w:tc>
+        <w:tc>
+          <w:tcPr>
+            <w:tcW w:type="dxa" w:w="567"/>
+            <w:vAlign w:val="center"/>
+            <w:shd w:val="clear" w:color="auto" w:fill="006B3F"/>
+          </w:tcPr>
+          <w:p>
+            <w:pPr>
+              <w:spacing w:line="312" w:lineRule="auto"/>
+              <w:jc w:val="center"/>
+            </w:pPr>
+            <w:r/>
+            <w:r>
+              <w:rPr>
+                <w:b/>
+                <w:color w:val="FFFFFF"/>
+                <w:sz w:val="21"/>
+                <w:rFonts w:eastAsia="宋体" w:ascii="宋体" w:hAnsi="宋体"/>
+              </w:rPr>
+              <w:t>数量</w:t>
+            </w:r>
+          </w:p>
+        </w:tc>
+        <w:tc>
+          <w:tcPr>
+            <w:tcW w:type="dxa" w:w="1077"/>
+            <w:vAlign w:val="center"/>
+            <w:shd w:val="clear" w:color="auto" w:fill="006B3F"/>
+          </w:tcPr>
+          <w:p>
+            <w:pPr>
+              <w:spacing w:line="312" w:lineRule="auto"/>
+              <w:jc w:val="center"/>
+            </w:pPr>
+            <w:r/>
+            <w:r>
+              <w:rPr>
+                <w:b/>
+                <w:color w:val="FFFFFF"/>
+                <w:sz w:val="21"/>
+                <w:rFonts w:eastAsia="宋体" w:ascii="宋体" w:hAnsi="宋体"/>
+              </w:rPr>
               <w:t>双方确认</w:t>
             </w:r>
           </w:p>
@@ -6085,6 +6182,180 @@
         <w:tc>
           <w:tcPr>
             <w:tcW w:type="dxa" w:w="680"/>
+            <w:vAlign w:val="center"/>
+            <w:shd w:val="clear" w:color="auto" w:fill="E8F1EC"/>
+          </w:tcPr>
+          <w:p>
+            <w:pPr>
+              <w:spacing w:line="312" w:lineRule="auto"/>
+              <w:jc w:val="center"/>
+            </w:pPr>
+            <w:r/>
+            <w:r>
+              <w:rPr>
+                <w:b/>
+                <w:color w:val="1A1A1A"/>
+                <w:sz w:val="21"/>
+                <w:rFonts w:eastAsia="宋体" w:ascii="宋体" w:hAnsi="宋体"/>
+              </w:rPr>
+              <w:t>A</w:t>
+            </w:r>
+          </w:p>
+        </w:tc>
+        <w:tc>
+          <w:tcPr>
+            <w:tcW w:type="dxa" w:w="3175"/>
+            <w:vAlign w:val="center"/>
+            <w:shd w:val="clear" w:color="auto" w:fill="E8F1EC"/>
+          </w:tcPr>
+          <w:p>
+            <w:pPr>
+              <w:spacing w:line="312" w:lineRule="auto"/>
+            </w:pPr>
+            <w:r/>
+            <w:r>
+              <w:rPr>
+                <w:b/>
+                <w:color w:val="1A1A1A"/>
+                <w:sz w:val="21"/>
+                <w:rFonts w:eastAsia="宋体" w:ascii="宋体" w:hAnsi="宋体"/>
+              </w:rPr>
+              <w:t>晚宴冠名核心权益（小计：￥50,000）</w:t>
+            </w:r>
+          </w:p>
+        </w:tc>
+        <w:tc>
+          <w:tcPr>
+            <w:tcW w:type="dxa" w:w="2381"/>
+            <w:vAlign w:val="center"/>
+            <w:shd w:val="clear" w:color="auto" w:fill="E8F1EC"/>
+          </w:tcPr>
+          <w:p>
+            <w:pPr>
+              <w:spacing w:line="312" w:lineRule="auto"/>
+            </w:pPr>
+            <w:r/>
+            <w:r>
+              <w:rPr>
+                <w:b w:val="0"/>
+                <w:color w:val="1A1A1A"/>
+                <w:sz w:val="21"/>
+                <w:rFonts w:eastAsia="宋体" w:ascii="宋体" w:hAnsi="宋体"/>
+              </w:rPr>
+            </w:r>
+          </w:p>
+        </w:tc>
+        <w:tc>
+          <w:tcPr>
+            <w:tcW w:type="dxa" w:w="1587"/>
+            <w:vAlign w:val="center"/>
+            <w:shd w:val="clear" w:color="auto" w:fill="E8F1EC"/>
+          </w:tcPr>
+          <w:p>
+            <w:pPr>
+              <w:spacing w:line="312" w:lineRule="auto"/>
+            </w:pPr>
+            <w:r/>
+            <w:r>
+              <w:rPr>
+                <w:b w:val="0"/>
+                <w:color w:val="1A1A1A"/>
+                <w:sz w:val="21"/>
+                <w:rFonts w:eastAsia="宋体" w:ascii="宋体" w:hAnsi="宋体"/>
+              </w:rPr>
+            </w:r>
+          </w:p>
+        </w:tc>
+        <w:tc>
+          <w:tcPr>
+            <w:tcW w:type="dxa" w:w="907"/>
+            <w:vAlign w:val="center"/>
+            <w:shd w:val="clear" w:color="auto" w:fill="E8F1EC"/>
+          </w:tcPr>
+          <w:p>
+            <w:pPr>
+              <w:spacing w:line="312" w:lineRule="auto"/>
+            </w:pPr>
+            <w:r/>
+            <w:r>
+              <w:rPr>
+                <w:b w:val="0"/>
+                <w:color w:val="1A1A1A"/>
+                <w:sz w:val="21"/>
+                <w:rFonts w:eastAsia="宋体" w:ascii="宋体" w:hAnsi="宋体"/>
+              </w:rPr>
+            </w:r>
+          </w:p>
+        </w:tc>
+        <w:tc>
+          <w:tcPr>
+            <w:tcW w:type="dxa" w:w="567"/>
+            <w:vAlign w:val="center"/>
+            <w:shd w:val="clear" w:color="auto" w:fill="E8F1EC"/>
+          </w:tcPr>
+          <w:p>
+            <w:pPr>
+              <w:spacing w:line="312" w:lineRule="auto"/>
+            </w:pPr>
+            <w:r/>
+            <w:r>
+              <w:rPr>
+                <w:b w:val="0"/>
+                <w:color w:val="1A1A1A"/>
+                <w:sz w:val="21"/>
+                <w:rFonts w:eastAsia="宋体" w:ascii="宋体" w:hAnsi="宋体"/>
+              </w:rPr>
+            </w:r>
+          </w:p>
+        </w:tc>
+        <w:tc>
+          <w:tcPr>
+            <w:tcW w:type="dxa" w:w="1077"/>
+            <w:vAlign w:val="center"/>
+            <w:shd w:val="clear" w:color="auto" w:fill="E8F1EC"/>
+          </w:tcPr>
+          <w:p>
+            <w:pPr>
+              <w:spacing w:line="312" w:lineRule="auto"/>
+            </w:pPr>
+            <w:r/>
+            <w:r>
+              <w:rPr>
+                <w:b w:val="0"/>
+                <w:color w:val="1A1A1A"/>
+                <w:sz w:val="21"/>
+                <w:rFonts w:eastAsia="宋体" w:ascii="宋体" w:hAnsi="宋体"/>
+              </w:rPr>
+            </w:r>
+          </w:p>
+        </w:tc>
+      </w:tr>
+      <w:tr>
+        <w:tc>
+          <w:tcPr>
+            <w:tcW w:type="dxa" w:w="680"/>
+            <w:vAlign w:val="center"/>
+          </w:tcPr>
+          <w:p>
+            <w:pPr>
+              <w:spacing w:line="312" w:lineRule="auto"/>
+              <w:jc w:val="center"/>
+            </w:pPr>
+            <w:r/>
+            <w:r>
+              <w:rPr>
+                <w:b/>
+                <w:color w:val="1A1A1A"/>
+                <w:sz w:val="20"/>
+                <w:rFonts w:eastAsia="宋体" w:ascii="宋体" w:hAnsi="宋体"/>
+              </w:rPr>
+              <w:t>A1</w:t>
+            </w:r>
+          </w:p>
+        </w:tc>
+        <w:tc>
+          <w:tcPr>
+            <w:tcW w:type="dxa" w:w="3175"/>
             <w:vAlign w:val="center"/>
           </w:tcPr>
           <w:p>
@@ -6099,13 +6370,13 @@
                 <w:sz w:val="20"/>
                 <w:rFonts w:eastAsia="宋体" w:ascii="宋体" w:hAnsi="宋体"/>
               </w:rPr>
-              <w:t>1</w:t>
-            </w:r>
-          </w:p>
-        </w:tc>
-        <w:tc>
-          <w:tcPr>
-            <w:tcW w:type="dxa" w:w="3685"/>
+              <w:t>晚宴冠名权全程统称 + 晚宴 LED 大屏 KV 主视觉锁屏（入场/餐间/散场全场景）</w:t>
+            </w:r>
+          </w:p>
+        </w:tc>
+        <w:tc>
+          <w:tcPr>
+            <w:tcW w:type="dxa" w:w="2381"/>
             <w:vAlign w:val="center"/>
           </w:tcPr>
           <w:p>
@@ -6120,13 +6391,13 @@
                 <w:sz w:val="20"/>
                 <w:rFonts w:eastAsia="宋体" w:ascii="宋体" w:hAnsi="宋体"/>
               </w:rPr>
-              <w:t>晚宴冠名权全程统称（KV / 口播 / 媒体口径）</w:t>
-            </w:r>
-          </w:p>
-        </w:tc>
-        <w:tc>
-          <w:tcPr>
-            <w:tcW w:type="dxa" w:w="2551"/>
+              <w:t>1 套（16:9 1920×1080，条屏另出 6144×1080，以场地像素比为准）</w:t>
+            </w:r>
+          </w:p>
+        </w:tc>
+        <w:tc>
+          <w:tcPr>
+            <w:tcW w:type="dxa" w:w="1587"/>
             <w:vAlign w:val="center"/>
           </w:tcPr>
           <w:p>
@@ -6141,18 +6412,19 @@
                 <w:sz w:val="20"/>
                 <w:rFonts w:eastAsia="宋体" w:ascii="宋体" w:hAnsi="宋体"/>
               </w:rPr>
-              <w:t>全场</w:t>
-            </w:r>
-          </w:p>
-        </w:tc>
-        <w:tc>
-          <w:tcPr>
-            <w:tcW w:type="dxa" w:w="1701"/>
-            <w:vAlign w:val="center"/>
-          </w:tcPr>
-          <w:p>
-            <w:pPr>
-              <w:spacing w:line="312" w:lineRule="auto"/>
+              <w:t>甲方</w:t>
+            </w:r>
+          </w:p>
+        </w:tc>
+        <w:tc>
+          <w:tcPr>
+            <w:tcW w:type="dxa" w:w="907"/>
+            <w:vAlign w:val="center"/>
+          </w:tcPr>
+          <w:p>
+            <w:pPr>
+              <w:spacing w:line="312" w:lineRule="auto"/>
+              <w:jc w:val="center"/>
             </w:pPr>
             <w:r/>
             <w:r>
@@ -6162,18 +6434,19 @@
                 <w:sz w:val="20"/>
                 <w:rFonts w:eastAsia="宋体" w:ascii="宋体" w:hAnsi="宋体"/>
               </w:rPr>
-              <w:t>甲方</w:t>
-            </w:r>
-          </w:p>
-        </w:tc>
-        <w:tc>
-          <w:tcPr>
-            <w:tcW w:type="dxa" w:w="1417"/>
-            <w:vAlign w:val="center"/>
-          </w:tcPr>
-          <w:p>
-            <w:pPr>
-              <w:spacing w:line="312" w:lineRule="auto"/>
+              <w:t>15,000</w:t>
+            </w:r>
+          </w:p>
+        </w:tc>
+        <w:tc>
+          <w:tcPr>
+            <w:tcW w:type="dxa" w:w="567"/>
+            <w:vAlign w:val="center"/>
+          </w:tcPr>
+          <w:p>
+            <w:pPr>
+              <w:spacing w:line="312" w:lineRule="auto"/>
+              <w:jc w:val="center"/>
             </w:pPr>
             <w:r/>
             <w:r>
@@ -6183,20 +6456,19 @@
                 <w:sz w:val="20"/>
                 <w:rFonts w:eastAsia="宋体" w:ascii="宋体" w:hAnsi="宋体"/>
               </w:rPr>
-              <w:t>□ 已确认</w:t>
-            </w:r>
-          </w:p>
-        </w:tc>
-      </w:tr>
-      <w:tr>
-        <w:tc>
-          <w:tcPr>
-            <w:tcW w:type="dxa" w:w="680"/>
-            <w:vAlign w:val="center"/>
-          </w:tcPr>
-          <w:p>
-            <w:pPr>
-              <w:spacing w:line="312" w:lineRule="auto"/>
+              <w:t>1</w:t>
+            </w:r>
+          </w:p>
+        </w:tc>
+        <w:tc>
+          <w:tcPr>
+            <w:tcW w:type="dxa" w:w="1077"/>
+            <w:vAlign w:val="center"/>
+          </w:tcPr>
+          <w:p>
+            <w:pPr>
+              <w:spacing w:line="312" w:lineRule="auto"/>
+              <w:jc w:val="center"/>
             </w:pPr>
             <w:r/>
             <w:r>
@@ -6206,13 +6478,37 @@
                 <w:sz w:val="20"/>
                 <w:rFonts w:eastAsia="宋体" w:ascii="宋体" w:hAnsi="宋体"/>
               </w:rPr>
-              <w:t>2</w:t>
-            </w:r>
-          </w:p>
-        </w:tc>
-        <w:tc>
-          <w:tcPr>
-            <w:tcW w:type="dxa" w:w="3685"/>
+              <w:t>□ 已确认</w:t>
+            </w:r>
+          </w:p>
+        </w:tc>
+      </w:tr>
+      <w:tr>
+        <w:tc>
+          <w:tcPr>
+            <w:tcW w:type="dxa" w:w="680"/>
+            <w:vAlign w:val="center"/>
+          </w:tcPr>
+          <w:p>
+            <w:pPr>
+              <w:spacing w:line="312" w:lineRule="auto"/>
+              <w:jc w:val="center"/>
+            </w:pPr>
+            <w:r/>
+            <w:r>
+              <w:rPr>
+                <w:b/>
+                <w:color w:val="1A1A1A"/>
+                <w:sz w:val="20"/>
+                <w:rFonts w:eastAsia="宋体" w:ascii="宋体" w:hAnsi="宋体"/>
+              </w:rPr>
+              <w:t>A2</w:t>
+            </w:r>
+          </w:p>
+        </w:tc>
+        <w:tc>
+          <w:tcPr>
+            <w:tcW w:type="dxa" w:w="3175"/>
             <w:vAlign w:val="center"/>
           </w:tcPr>
           <w:p>
@@ -6227,13 +6523,13 @@
                 <w:sz w:val="20"/>
                 <w:rFonts w:eastAsia="宋体" w:ascii="宋体" w:hAnsi="宋体"/>
               </w:rPr>
-              <w:t>晚宴 KV 主视觉及 LED 大屏品牌锁屏</w:t>
-            </w:r>
-          </w:p>
-        </w:tc>
-        <w:tc>
-          <w:tcPr>
-            <w:tcW w:type="dxa" w:w="2551"/>
+              <w:t>晚宴席卡 logo + 项目主张植入</w:t>
+            </w:r>
+          </w:p>
+        </w:tc>
+        <w:tc>
+          <w:tcPr>
+            <w:tcW w:type="dxa" w:w="2381"/>
             <w:vAlign w:val="center"/>
           </w:tcPr>
           <w:p>
@@ -6248,13 +6544,13 @@
                 <w:sz w:val="20"/>
                 <w:rFonts w:eastAsia="宋体" w:ascii="宋体" w:hAnsi="宋体"/>
               </w:rPr>
-              <w:t>1 套（16:9 1920×1080 / 条屏 6144×1080，最终以场地像素比为准）</w:t>
-            </w:r>
-          </w:p>
-        </w:tc>
-        <w:tc>
-          <w:tcPr>
-            <w:tcW w:type="dxa" w:w="1701"/>
+              <w:t>全场（90×55mm 双面）</w:t>
+            </w:r>
+          </w:p>
+        </w:tc>
+        <w:tc>
+          <w:tcPr>
+            <w:tcW w:type="dxa" w:w="1587"/>
             <w:vAlign w:val="center"/>
           </w:tcPr>
           <w:p>
@@ -6275,12 +6571,13 @@
         </w:tc>
         <w:tc>
           <w:tcPr>
-            <w:tcW w:type="dxa" w:w="1417"/>
-            <w:vAlign w:val="center"/>
-          </w:tcPr>
-          <w:p>
-            <w:pPr>
-              <w:spacing w:line="312" w:lineRule="auto"/>
+            <w:tcW w:type="dxa" w:w="907"/>
+            <w:vAlign w:val="center"/>
+          </w:tcPr>
+          <w:p>
+            <w:pPr>
+              <w:spacing w:line="312" w:lineRule="auto"/>
+              <w:jc w:val="center"/>
             </w:pPr>
             <w:r/>
             <w:r>
@@ -6290,20 +6587,19 @@
                 <w:sz w:val="20"/>
                 <w:rFonts w:eastAsia="宋体" w:ascii="宋体" w:hAnsi="宋体"/>
               </w:rPr>
-              <w:t>□ 已确认</w:t>
-            </w:r>
-          </w:p>
-        </w:tc>
-      </w:tr>
-      <w:tr>
-        <w:tc>
-          <w:tcPr>
-            <w:tcW w:type="dxa" w:w="680"/>
-            <w:vAlign w:val="center"/>
-          </w:tcPr>
-          <w:p>
-            <w:pPr>
-              <w:spacing w:line="312" w:lineRule="auto"/>
+              <w:t>4,000</w:t>
+            </w:r>
+          </w:p>
+        </w:tc>
+        <w:tc>
+          <w:tcPr>
+            <w:tcW w:type="dxa" w:w="567"/>
+            <w:vAlign w:val="center"/>
+          </w:tcPr>
+          <w:p>
+            <w:pPr>
+              <w:spacing w:line="312" w:lineRule="auto"/>
+              <w:jc w:val="center"/>
             </w:pPr>
             <w:r/>
             <w:r>
@@ -6313,18 +6609,19 @@
                 <w:sz w:val="20"/>
                 <w:rFonts w:eastAsia="宋体" w:ascii="宋体" w:hAnsi="宋体"/>
               </w:rPr>
-              <w:t>3</w:t>
-            </w:r>
-          </w:p>
-        </w:tc>
-        <w:tc>
-          <w:tcPr>
-            <w:tcW w:type="dxa" w:w="3685"/>
-            <w:vAlign w:val="center"/>
-          </w:tcPr>
-          <w:p>
-            <w:pPr>
-              <w:spacing w:line="312" w:lineRule="auto"/>
+              <w:t>1</w:t>
+            </w:r>
+          </w:p>
+        </w:tc>
+        <w:tc>
+          <w:tcPr>
+            <w:tcW w:type="dxa" w:w="1077"/>
+            <w:vAlign w:val="center"/>
+          </w:tcPr>
+          <w:p>
+            <w:pPr>
+              <w:spacing w:line="312" w:lineRule="auto"/>
+              <w:jc w:val="center"/>
             </w:pPr>
             <w:r/>
             <w:r>
@@ -6334,13 +6631,37 @@
                 <w:sz w:val="20"/>
                 <w:rFonts w:eastAsia="宋体" w:ascii="宋体" w:hAnsi="宋体"/>
               </w:rPr>
-              <w:t>晚宴席卡 logo + 品牌主张植入</w:t>
-            </w:r>
-          </w:p>
-        </w:tc>
-        <w:tc>
-          <w:tcPr>
-            <w:tcW w:type="dxa" w:w="2551"/>
+              <w:t>□ 已确认</w:t>
+            </w:r>
+          </w:p>
+        </w:tc>
+      </w:tr>
+      <w:tr>
+        <w:tc>
+          <w:tcPr>
+            <w:tcW w:type="dxa" w:w="680"/>
+            <w:vAlign w:val="center"/>
+          </w:tcPr>
+          <w:p>
+            <w:pPr>
+              <w:spacing w:line="312" w:lineRule="auto"/>
+              <w:jc w:val="center"/>
+            </w:pPr>
+            <w:r/>
+            <w:r>
+              <w:rPr>
+                <w:b/>
+                <w:color w:val="1A1A1A"/>
+                <w:sz w:val="20"/>
+                <w:rFonts w:eastAsia="宋体" w:ascii="宋体" w:hAnsi="宋体"/>
+              </w:rPr>
+              <w:t>A3</w:t>
+            </w:r>
+          </w:p>
+        </w:tc>
+        <w:tc>
+          <w:tcPr>
+            <w:tcW w:type="dxa" w:w="3175"/>
             <w:vAlign w:val="center"/>
           </w:tcPr>
           <w:p>
@@ -6355,13 +6676,13 @@
                 <w:sz w:val="20"/>
                 <w:rFonts w:eastAsia="宋体" w:ascii="宋体" w:hAnsi="宋体"/>
               </w:rPr>
-              <w:t>全场（90×55mm 双面）</w:t>
-            </w:r>
-          </w:p>
-        </w:tc>
-        <w:tc>
-          <w:tcPr>
-            <w:tcW w:type="dxa" w:w="1701"/>
+              <w:t>晚宴桌卡（桌号牌）logo + 「绿城·潮鸣外滩 · 晚宴冠名」字样植入</w:t>
+            </w:r>
+          </w:p>
+        </w:tc>
+        <w:tc>
+          <w:tcPr>
+            <w:tcW w:type="dxa" w:w="2381"/>
             <w:vAlign w:val="center"/>
           </w:tcPr>
           <w:p>
@@ -6376,13 +6697,13 @@
                 <w:sz w:val="20"/>
                 <w:rFonts w:eastAsia="宋体" w:ascii="宋体" w:hAnsi="宋体"/>
               </w:rPr>
-              <w:t>甲方</w:t>
-            </w:r>
-          </w:p>
-        </w:tc>
-        <w:tc>
-          <w:tcPr>
-            <w:tcW w:type="dxa" w:w="1417"/>
+              <w:t>全场（A5 折立 148×210mm 或亚克力 200×150mm）</w:t>
+            </w:r>
+          </w:p>
+        </w:tc>
+        <w:tc>
+          <w:tcPr>
+            <w:tcW w:type="dxa" w:w="1587"/>
             <w:vAlign w:val="center"/>
           </w:tcPr>
           <w:p>
@@ -6397,20 +6718,19 @@
                 <w:sz w:val="20"/>
                 <w:rFonts w:eastAsia="宋体" w:ascii="宋体" w:hAnsi="宋体"/>
               </w:rPr>
-              <w:t>□ 已确认</w:t>
-            </w:r>
-          </w:p>
-        </w:tc>
-      </w:tr>
-      <w:tr>
-        <w:tc>
-          <w:tcPr>
-            <w:tcW w:type="dxa" w:w="680"/>
-            <w:vAlign w:val="center"/>
-          </w:tcPr>
-          <w:p>
-            <w:pPr>
-              <w:spacing w:line="312" w:lineRule="auto"/>
+              <w:t>活动公司</w:t>
+            </w:r>
+          </w:p>
+        </w:tc>
+        <w:tc>
+          <w:tcPr>
+            <w:tcW w:type="dxa" w:w="907"/>
+            <w:vAlign w:val="center"/>
+          </w:tcPr>
+          <w:p>
+            <w:pPr>
+              <w:spacing w:line="312" w:lineRule="auto"/>
+              <w:jc w:val="center"/>
             </w:pPr>
             <w:r/>
             <w:r>
@@ -6420,18 +6740,19 @@
                 <w:sz w:val="20"/>
                 <w:rFonts w:eastAsia="宋体" w:ascii="宋体" w:hAnsi="宋体"/>
               </w:rPr>
-              <w:t>4</w:t>
-            </w:r>
-          </w:p>
-        </w:tc>
-        <w:tc>
-          <w:tcPr>
-            <w:tcW w:type="dxa" w:w="3685"/>
-            <w:vAlign w:val="center"/>
-          </w:tcPr>
-          <w:p>
-            <w:pPr>
-              <w:spacing w:line="312" w:lineRule="auto"/>
+              <w:t>4,000</w:t>
+            </w:r>
+          </w:p>
+        </w:tc>
+        <w:tc>
+          <w:tcPr>
+            <w:tcW w:type="dxa" w:w="567"/>
+            <w:vAlign w:val="center"/>
+          </w:tcPr>
+          <w:p>
+            <w:pPr>
+              <w:spacing w:line="312" w:lineRule="auto"/>
+              <w:jc w:val="center"/>
             </w:pPr>
             <w:r/>
             <w:r>
@@ -6441,18 +6762,19 @@
                 <w:sz w:val="20"/>
                 <w:rFonts w:eastAsia="宋体" w:ascii="宋体" w:hAnsi="宋体"/>
               </w:rPr>
-              <w:t>晚宴桌卡 logo 植入</w:t>
-            </w:r>
-          </w:p>
-        </w:tc>
-        <w:tc>
-          <w:tcPr>
-            <w:tcW w:type="dxa" w:w="2551"/>
-            <w:vAlign w:val="center"/>
-          </w:tcPr>
-          <w:p>
-            <w:pPr>
-              <w:spacing w:line="312" w:lineRule="auto"/>
+              <w:t>1</w:t>
+            </w:r>
+          </w:p>
+        </w:tc>
+        <w:tc>
+          <w:tcPr>
+            <w:tcW w:type="dxa" w:w="1077"/>
+            <w:vAlign w:val="center"/>
+          </w:tcPr>
+          <w:p>
+            <w:pPr>
+              <w:spacing w:line="312" w:lineRule="auto"/>
+              <w:jc w:val="center"/>
             </w:pPr>
             <w:r/>
             <w:r>
@@ -6462,13 +6784,37 @@
                 <w:sz w:val="20"/>
                 <w:rFonts w:eastAsia="宋体" w:ascii="宋体" w:hAnsi="宋体"/>
               </w:rPr>
-              <w:t>全场（A5 折立 148×210mm 或亚克力 200×150mm）</w:t>
-            </w:r>
-          </w:p>
-        </w:tc>
-        <w:tc>
-          <w:tcPr>
-            <w:tcW w:type="dxa" w:w="1701"/>
+              <w:t>□ 已确认</w:t>
+            </w:r>
+          </w:p>
+        </w:tc>
+      </w:tr>
+      <w:tr>
+        <w:tc>
+          <w:tcPr>
+            <w:tcW w:type="dxa" w:w="680"/>
+            <w:vAlign w:val="center"/>
+          </w:tcPr>
+          <w:p>
+            <w:pPr>
+              <w:spacing w:line="312" w:lineRule="auto"/>
+              <w:jc w:val="center"/>
+            </w:pPr>
+            <w:r/>
+            <w:r>
+              <w:rPr>
+                <w:b/>
+                <w:color w:val="1A1A1A"/>
+                <w:sz w:val="20"/>
+                <w:rFonts w:eastAsia="宋体" w:ascii="宋体" w:hAnsi="宋体"/>
+              </w:rPr>
+              <w:t>A4</w:t>
+            </w:r>
+          </w:p>
+        </w:tc>
+        <w:tc>
+          <w:tcPr>
+            <w:tcW w:type="dxa" w:w="3175"/>
             <w:vAlign w:val="center"/>
           </w:tcPr>
           <w:p>
@@ -6483,13 +6829,13 @@
                 <w:sz w:val="20"/>
                 <w:rFonts w:eastAsia="宋体" w:ascii="宋体" w:hAnsi="宋体"/>
               </w:rPr>
-              <w:t>活动公司</w:t>
-            </w:r>
-          </w:p>
-        </w:tc>
-        <w:tc>
-          <w:tcPr>
-            <w:tcW w:type="dxa" w:w="1417"/>
+              <w:t>晚宴菜单 logo 植入（封面整版 + 内页页脚）</w:t>
+            </w:r>
+          </w:p>
+        </w:tc>
+        <w:tc>
+          <w:tcPr>
+            <w:tcW w:type="dxa" w:w="2381"/>
             <w:vAlign w:val="center"/>
           </w:tcPr>
           <w:p>
@@ -6504,15 +6850,13 @@
                 <w:sz w:val="20"/>
                 <w:rFonts w:eastAsia="宋体" w:ascii="宋体" w:hAnsi="宋体"/>
               </w:rPr>
-              <w:t>□ 已确认</w:t>
-            </w:r>
-          </w:p>
-        </w:tc>
-      </w:tr>
-      <w:tr>
-        <w:tc>
-          <w:tcPr>
-            <w:tcW w:type="dxa" w:w="680"/>
+              <w:t>全场（210×285mm 或 285×210mm）</w:t>
+            </w:r>
+          </w:p>
+        </w:tc>
+        <w:tc>
+          <w:tcPr>
+            <w:tcW w:type="dxa" w:w="1587"/>
             <w:vAlign w:val="center"/>
           </w:tcPr>
           <w:p>
@@ -6527,18 +6871,19 @@
                 <w:sz w:val="20"/>
                 <w:rFonts w:eastAsia="宋体" w:ascii="宋体" w:hAnsi="宋体"/>
               </w:rPr>
-              <w:t>5</w:t>
-            </w:r>
-          </w:p>
-        </w:tc>
-        <w:tc>
-          <w:tcPr>
-            <w:tcW w:type="dxa" w:w="3685"/>
-            <w:vAlign w:val="center"/>
-          </w:tcPr>
-          <w:p>
-            <w:pPr>
-              <w:spacing w:line="312" w:lineRule="auto"/>
+              <w:t>活动公司</w:t>
+            </w:r>
+          </w:p>
+        </w:tc>
+        <w:tc>
+          <w:tcPr>
+            <w:tcW w:type="dxa" w:w="907"/>
+            <w:vAlign w:val="center"/>
+          </w:tcPr>
+          <w:p>
+            <w:pPr>
+              <w:spacing w:line="312" w:lineRule="auto"/>
+              <w:jc w:val="center"/>
             </w:pPr>
             <w:r/>
             <w:r>
@@ -6548,18 +6893,19 @@
                 <w:sz w:val="20"/>
                 <w:rFonts w:eastAsia="宋体" w:ascii="宋体" w:hAnsi="宋体"/>
               </w:rPr>
-              <w:t>晚宴菜单 logo 植入</w:t>
-            </w:r>
-          </w:p>
-        </w:tc>
-        <w:tc>
-          <w:tcPr>
-            <w:tcW w:type="dxa" w:w="2551"/>
-            <w:vAlign w:val="center"/>
-          </w:tcPr>
-          <w:p>
-            <w:pPr>
-              <w:spacing w:line="312" w:lineRule="auto"/>
+              <w:t>3,000</w:t>
+            </w:r>
+          </w:p>
+        </w:tc>
+        <w:tc>
+          <w:tcPr>
+            <w:tcW w:type="dxa" w:w="567"/>
+            <w:vAlign w:val="center"/>
+          </w:tcPr>
+          <w:p>
+            <w:pPr>
+              <w:spacing w:line="312" w:lineRule="auto"/>
+              <w:jc w:val="center"/>
             </w:pPr>
             <w:r/>
             <w:r>
@@ -6569,18 +6915,19 @@
                 <w:sz w:val="20"/>
                 <w:rFonts w:eastAsia="宋体" w:ascii="宋体" w:hAnsi="宋体"/>
               </w:rPr>
-              <w:t>全场（210×285mm 或 285×210mm）</w:t>
-            </w:r>
-          </w:p>
-        </w:tc>
-        <w:tc>
-          <w:tcPr>
-            <w:tcW w:type="dxa" w:w="1701"/>
-            <w:vAlign w:val="center"/>
-          </w:tcPr>
-          <w:p>
-            <w:pPr>
-              <w:spacing w:line="312" w:lineRule="auto"/>
+              <w:t>1</w:t>
+            </w:r>
+          </w:p>
+        </w:tc>
+        <w:tc>
+          <w:tcPr>
+            <w:tcW w:type="dxa" w:w="1077"/>
+            <w:vAlign w:val="center"/>
+          </w:tcPr>
+          <w:p>
+            <w:pPr>
+              <w:spacing w:line="312" w:lineRule="auto"/>
+              <w:jc w:val="center"/>
             </w:pPr>
             <w:r/>
             <w:r>
@@ -6590,13 +6937,37 @@
                 <w:sz w:val="20"/>
                 <w:rFonts w:eastAsia="宋体" w:ascii="宋体" w:hAnsi="宋体"/>
               </w:rPr>
-              <w:t>活动公司</w:t>
-            </w:r>
-          </w:p>
-        </w:tc>
-        <w:tc>
-          <w:tcPr>
-            <w:tcW w:type="dxa" w:w="1417"/>
+              <w:t>□ 已确认</w:t>
+            </w:r>
+          </w:p>
+        </w:tc>
+      </w:tr>
+      <w:tr>
+        <w:tc>
+          <w:tcPr>
+            <w:tcW w:type="dxa" w:w="680"/>
+            <w:vAlign w:val="center"/>
+          </w:tcPr>
+          <w:p>
+            <w:pPr>
+              <w:spacing w:line="312" w:lineRule="auto"/>
+              <w:jc w:val="center"/>
+            </w:pPr>
+            <w:r/>
+            <w:r>
+              <w:rPr>
+                <w:b/>
+                <w:color w:val="1A1A1A"/>
+                <w:sz w:val="20"/>
+                <w:rFonts w:eastAsia="宋体" w:ascii="宋体" w:hAnsi="宋体"/>
+              </w:rPr>
+              <w:t>A5</w:t>
+            </w:r>
+          </w:p>
+        </w:tc>
+        <w:tc>
+          <w:tcPr>
+            <w:tcW w:type="dxa" w:w="3175"/>
             <w:vAlign w:val="center"/>
           </w:tcPr>
           <w:p>
@@ -6611,15 +6982,13 @@
                 <w:sz w:val="20"/>
                 <w:rFonts w:eastAsia="宋体" w:ascii="宋体" w:hAnsi="宋体"/>
               </w:rPr>
-              <w:t>□ 已确认</w:t>
-            </w:r>
-          </w:p>
-        </w:tc>
-      </w:tr>
-      <w:tr>
-        <w:tc>
-          <w:tcPr>
-            <w:tcW w:type="dxa" w:w="680"/>
+              <w:t>晚宴期间项目宣传片轮播（含 LED 上屏与音视频运维）</w:t>
+            </w:r>
+          </w:p>
+        </w:tc>
+        <w:tc>
+          <w:tcPr>
+            <w:tcW w:type="dxa" w:w="2381"/>
             <w:vAlign w:val="center"/>
           </w:tcPr>
           <w:p>
@@ -6634,13 +7003,13 @@
                 <w:sz w:val="20"/>
                 <w:rFonts w:eastAsia="宋体" w:ascii="宋体" w:hAnsi="宋体"/>
               </w:rPr>
-              <w:t>6</w:t>
-            </w:r>
-          </w:p>
-        </w:tc>
-        <w:tc>
-          <w:tcPr>
-            <w:tcW w:type="dxa" w:w="3685"/>
+              <w:t>≤ 60 秒循环（全晚宴时段）</w:t>
+            </w:r>
+          </w:p>
+        </w:tc>
+        <w:tc>
+          <w:tcPr>
+            <w:tcW w:type="dxa" w:w="1587"/>
             <w:vAlign w:val="center"/>
           </w:tcPr>
           <w:p>
@@ -6655,18 +7024,19 @@
                 <w:sz w:val="20"/>
                 <w:rFonts w:eastAsia="宋体" w:ascii="宋体" w:hAnsi="宋体"/>
               </w:rPr>
-              <w:t>晚宴项目宣传片轮播</w:t>
-            </w:r>
-          </w:p>
-        </w:tc>
-        <w:tc>
-          <w:tcPr>
-            <w:tcW w:type="dxa" w:w="2551"/>
-            <w:vAlign w:val="center"/>
-          </w:tcPr>
-          <w:p>
-            <w:pPr>
-              <w:spacing w:line="312" w:lineRule="auto"/>
+              <w:t>甲方上屏 / 乙方供片</w:t>
+            </w:r>
+          </w:p>
+        </w:tc>
+        <w:tc>
+          <w:tcPr>
+            <w:tcW w:type="dxa" w:w="907"/>
+            <w:vAlign w:val="center"/>
+          </w:tcPr>
+          <w:p>
+            <w:pPr>
+              <w:spacing w:line="312" w:lineRule="auto"/>
+              <w:jc w:val="center"/>
             </w:pPr>
             <w:r/>
             <w:r>
@@ -6676,18 +7046,19 @@
                 <w:sz w:val="20"/>
                 <w:rFonts w:eastAsia="宋体" w:ascii="宋体" w:hAnsi="宋体"/>
               </w:rPr>
-              <w:t>≤ 60 秒循环</w:t>
-            </w:r>
-          </w:p>
-        </w:tc>
-        <w:tc>
-          <w:tcPr>
-            <w:tcW w:type="dxa" w:w="1701"/>
-            <w:vAlign w:val="center"/>
-          </w:tcPr>
-          <w:p>
-            <w:pPr>
-              <w:spacing w:line="312" w:lineRule="auto"/>
+              <w:t>6,000</w:t>
+            </w:r>
+          </w:p>
+        </w:tc>
+        <w:tc>
+          <w:tcPr>
+            <w:tcW w:type="dxa" w:w="567"/>
+            <w:vAlign w:val="center"/>
+          </w:tcPr>
+          <w:p>
+            <w:pPr>
+              <w:spacing w:line="312" w:lineRule="auto"/>
+              <w:jc w:val="center"/>
             </w:pPr>
             <w:r/>
             <w:r>
@@ -6697,18 +7068,19 @@
                 <w:sz w:val="20"/>
                 <w:rFonts w:eastAsia="宋体" w:ascii="宋体" w:hAnsi="宋体"/>
               </w:rPr>
-              <w:t>甲方上屏 / 乙方供片</w:t>
-            </w:r>
-          </w:p>
-        </w:tc>
-        <w:tc>
-          <w:tcPr>
-            <w:tcW w:type="dxa" w:w="1417"/>
-            <w:vAlign w:val="center"/>
-          </w:tcPr>
-          <w:p>
-            <w:pPr>
-              <w:spacing w:line="312" w:lineRule="auto"/>
+              <w:t>1</w:t>
+            </w:r>
+          </w:p>
+        </w:tc>
+        <w:tc>
+          <w:tcPr>
+            <w:tcW w:type="dxa" w:w="1077"/>
+            <w:vAlign w:val="center"/>
+          </w:tcPr>
+          <w:p>
+            <w:pPr>
+              <w:spacing w:line="312" w:lineRule="auto"/>
+              <w:jc w:val="center"/>
             </w:pPr>
             <w:r/>
             <w:r>
@@ -6732,6 +7104,28 @@
           <w:p>
             <w:pPr>
               <w:spacing w:line="312" w:lineRule="auto"/>
+              <w:jc w:val="center"/>
+            </w:pPr>
+            <w:r/>
+            <w:r>
+              <w:rPr>
+                <w:b/>
+                <w:color w:val="1A1A1A"/>
+                <w:sz w:val="20"/>
+                <w:rFonts w:eastAsia="宋体" w:ascii="宋体" w:hAnsi="宋体"/>
+              </w:rPr>
+              <w:t>A6</w:t>
+            </w:r>
+          </w:p>
+        </w:tc>
+        <w:tc>
+          <w:tcPr>
+            <w:tcW w:type="dxa" w:w="3175"/>
+            <w:vAlign w:val="center"/>
+          </w:tcPr>
+          <w:p>
+            <w:pPr>
+              <w:spacing w:line="312" w:lineRule="auto"/>
             </w:pPr>
             <w:r/>
             <w:r>
@@ -6741,13 +7135,13 @@
                 <w:sz w:val="20"/>
                 <w:rFonts w:eastAsia="宋体" w:ascii="宋体" w:hAnsi="宋体"/>
               </w:rPr>
-              <w:t>7</w:t>
-            </w:r>
-          </w:p>
-        </w:tc>
-        <w:tc>
-          <w:tcPr>
-            <w:tcW w:type="dxa" w:w="3685"/>
+              <w:t>晚宴主持人口播 2 段（开场鸣谢 + 散场鸣谢）</w:t>
+            </w:r>
+          </w:p>
+        </w:tc>
+        <w:tc>
+          <w:tcPr>
+            <w:tcW w:type="dxa" w:w="2381"/>
             <w:vAlign w:val="center"/>
           </w:tcPr>
           <w:p>
@@ -6762,13 +7156,13 @@
                 <w:sz w:val="20"/>
                 <w:rFonts w:eastAsia="宋体" w:ascii="宋体" w:hAnsi="宋体"/>
               </w:rPr>
-              <w:t>晚宴主持人 3 段口播</w:t>
-            </w:r>
-          </w:p>
-        </w:tc>
-        <w:tc>
-          <w:tcPr>
-            <w:tcW w:type="dxa" w:w="2551"/>
+              <w:t>每段约 30 秒，共 2 段</w:t>
+            </w:r>
+          </w:p>
+        </w:tc>
+        <w:tc>
+          <w:tcPr>
+            <w:tcW w:type="dxa" w:w="1587"/>
             <w:vAlign w:val="center"/>
           </w:tcPr>
           <w:p>
@@ -6783,18 +7177,19 @@
                 <w:sz w:val="20"/>
                 <w:rFonts w:eastAsia="宋体" w:ascii="宋体" w:hAnsi="宋体"/>
               </w:rPr>
-              <w:t>开场 + 引荐 + 散场</w:t>
-            </w:r>
-          </w:p>
-        </w:tc>
-        <w:tc>
-          <w:tcPr>
-            <w:tcW w:type="dxa" w:w="1701"/>
-            <w:vAlign w:val="center"/>
-          </w:tcPr>
-          <w:p>
-            <w:pPr>
-              <w:spacing w:line="312" w:lineRule="auto"/>
+              <w:t>甲方</w:t>
+            </w:r>
+          </w:p>
+        </w:tc>
+        <w:tc>
+          <w:tcPr>
+            <w:tcW w:type="dxa" w:w="907"/>
+            <w:vAlign w:val="center"/>
+          </w:tcPr>
+          <w:p>
+            <w:pPr>
+              <w:spacing w:line="312" w:lineRule="auto"/>
+              <w:jc w:val="center"/>
             </w:pPr>
             <w:r/>
             <w:r>
@@ -6804,18 +7199,19 @@
                 <w:sz w:val="20"/>
                 <w:rFonts w:eastAsia="宋体" w:ascii="宋体" w:hAnsi="宋体"/>
               </w:rPr>
-              <w:t>甲方</w:t>
-            </w:r>
-          </w:p>
-        </w:tc>
-        <w:tc>
-          <w:tcPr>
-            <w:tcW w:type="dxa" w:w="1417"/>
-            <w:vAlign w:val="center"/>
-          </w:tcPr>
-          <w:p>
-            <w:pPr>
-              <w:spacing w:line="312" w:lineRule="auto"/>
+              <w:t>4,000</w:t>
+            </w:r>
+          </w:p>
+        </w:tc>
+        <w:tc>
+          <w:tcPr>
+            <w:tcW w:type="dxa" w:w="567"/>
+            <w:vAlign w:val="center"/>
+          </w:tcPr>
+          <w:p>
+            <w:pPr>
+              <w:spacing w:line="312" w:lineRule="auto"/>
+              <w:jc w:val="center"/>
             </w:pPr>
             <w:r/>
             <w:r>
@@ -6825,20 +7221,19 @@
                 <w:sz w:val="20"/>
                 <w:rFonts w:eastAsia="宋体" w:ascii="宋体" w:hAnsi="宋体"/>
               </w:rPr>
-              <w:t>□ 已确认</w:t>
-            </w:r>
-          </w:p>
-        </w:tc>
-      </w:tr>
-      <w:tr>
-        <w:tc>
-          <w:tcPr>
-            <w:tcW w:type="dxa" w:w="680"/>
-            <w:vAlign w:val="center"/>
-          </w:tcPr>
-          <w:p>
-            <w:pPr>
-              <w:spacing w:line="312" w:lineRule="auto"/>
+              <w:t>1</w:t>
+            </w:r>
+          </w:p>
+        </w:tc>
+        <w:tc>
+          <w:tcPr>
+            <w:tcW w:type="dxa" w:w="1077"/>
+            <w:vAlign w:val="center"/>
+          </w:tcPr>
+          <w:p>
+            <w:pPr>
+              <w:spacing w:line="312" w:lineRule="auto"/>
+              <w:jc w:val="center"/>
             </w:pPr>
             <w:r/>
             <w:r>
@@ -6848,13 +7243,37 @@
                 <w:sz w:val="20"/>
                 <w:rFonts w:eastAsia="宋体" w:ascii="宋体" w:hAnsi="宋体"/>
               </w:rPr>
-              <w:t>8</w:t>
-            </w:r>
-          </w:p>
-        </w:tc>
-        <w:tc>
-          <w:tcPr>
-            <w:tcW w:type="dxa" w:w="3685"/>
+              <w:t>□ 已确认</w:t>
+            </w:r>
+          </w:p>
+        </w:tc>
+      </w:tr>
+      <w:tr>
+        <w:tc>
+          <w:tcPr>
+            <w:tcW w:type="dxa" w:w="680"/>
+            <w:vAlign w:val="center"/>
+          </w:tcPr>
+          <w:p>
+            <w:pPr>
+              <w:spacing w:line="312" w:lineRule="auto"/>
+              <w:jc w:val="center"/>
+            </w:pPr>
+            <w:r/>
+            <w:r>
+              <w:rPr>
+                <w:b/>
+                <w:color w:val="1A1A1A"/>
+                <w:sz w:val="20"/>
+                <w:rFonts w:eastAsia="宋体" w:ascii="宋体" w:hAnsi="宋体"/>
+              </w:rPr>
+              <w:t>A7</w:t>
+            </w:r>
+          </w:p>
+        </w:tc>
+        <w:tc>
+          <w:tcPr>
+            <w:tcW w:type="dxa" w:w="3175"/>
             <w:vAlign w:val="center"/>
           </w:tcPr>
           <w:p>
@@ -6869,13 +7288,13 @@
                 <w:sz w:val="20"/>
                 <w:rFonts w:eastAsia="宋体" w:ascii="宋体" w:hAnsi="宋体"/>
               </w:rPr>
-              <w:t>川总专场宣讲</w:t>
-            </w:r>
-          </w:p>
-        </w:tc>
-        <w:tc>
-          <w:tcPr>
-            <w:tcW w:type="dxa" w:w="2551"/>
+              <w:t>晚宴前川总专场宣讲位置（含 LED 大屏使用、话筒×2、切换器及现场技术支持）</w:t>
+            </w:r>
+          </w:p>
+        </w:tc>
+        <w:tc>
+          <w:tcPr>
+            <w:tcW w:type="dxa" w:w="2381"/>
             <w:vAlign w:val="center"/>
           </w:tcPr>
           <w:p>
@@ -6890,13 +7309,13 @@
                 <w:sz w:val="20"/>
                 <w:rFonts w:eastAsia="宋体" w:ascii="宋体" w:hAnsi="宋体"/>
               </w:rPr>
-              <w:t>15 分钟 + Q&amp;A 5 分钟</w:t>
-            </w:r>
-          </w:p>
-        </w:tc>
-        <w:tc>
-          <w:tcPr>
-            <w:tcW w:type="dxa" w:w="1701"/>
+              <w:t>15 分钟 + Q&amp;A 5 分钟（18:15–18:30，最终以现场议程为准）</w:t>
+            </w:r>
+          </w:p>
+        </w:tc>
+        <w:tc>
+          <w:tcPr>
+            <w:tcW w:type="dxa" w:w="1587"/>
             <w:vAlign w:val="center"/>
           </w:tcPr>
           <w:p>
@@ -6911,18 +7330,19 @@
                 <w:sz w:val="20"/>
                 <w:rFonts w:eastAsia="宋体" w:ascii="宋体" w:hAnsi="宋体"/>
               </w:rPr>
-              <w:t>乙方</w:t>
-            </w:r>
-          </w:p>
-        </w:tc>
-        <w:tc>
-          <w:tcPr>
-            <w:tcW w:type="dxa" w:w="1417"/>
-            <w:vAlign w:val="center"/>
-          </w:tcPr>
-          <w:p>
-            <w:pPr>
-              <w:spacing w:line="312" w:lineRule="auto"/>
+              <w:t>甲方位置/设备 + 乙方主讲</w:t>
+            </w:r>
+          </w:p>
+        </w:tc>
+        <w:tc>
+          <w:tcPr>
+            <w:tcW w:type="dxa" w:w="907"/>
+            <w:vAlign w:val="center"/>
+          </w:tcPr>
+          <w:p>
+            <w:pPr>
+              <w:spacing w:line="312" w:lineRule="auto"/>
+              <w:jc w:val="center"/>
             </w:pPr>
             <w:r/>
             <w:r>
@@ -6932,20 +7352,19 @@
                 <w:sz w:val="20"/>
                 <w:rFonts w:eastAsia="宋体" w:ascii="宋体" w:hAnsi="宋体"/>
               </w:rPr>
-              <w:t>□ 已确认</w:t>
-            </w:r>
-          </w:p>
-        </w:tc>
-      </w:tr>
-      <w:tr>
-        <w:tc>
-          <w:tcPr>
-            <w:tcW w:type="dxa" w:w="680"/>
-            <w:vAlign w:val="center"/>
-          </w:tcPr>
-          <w:p>
-            <w:pPr>
-              <w:spacing w:line="312" w:lineRule="auto"/>
+              <w:t>6,000</w:t>
+            </w:r>
+          </w:p>
+        </w:tc>
+        <w:tc>
+          <w:tcPr>
+            <w:tcW w:type="dxa" w:w="567"/>
+            <w:vAlign w:val="center"/>
+          </w:tcPr>
+          <w:p>
+            <w:pPr>
+              <w:spacing w:line="312" w:lineRule="auto"/>
+              <w:jc w:val="center"/>
             </w:pPr>
             <w:r/>
             <w:r>
@@ -6955,18 +7374,19 @@
                 <w:sz w:val="20"/>
                 <w:rFonts w:eastAsia="宋体" w:ascii="宋体" w:hAnsi="宋体"/>
               </w:rPr>
-              <w:t>9</w:t>
-            </w:r>
-          </w:p>
-        </w:tc>
-        <w:tc>
-          <w:tcPr>
-            <w:tcW w:type="dxa" w:w="3685"/>
-            <w:vAlign w:val="center"/>
-          </w:tcPr>
-          <w:p>
-            <w:pPr>
-              <w:spacing w:line="312" w:lineRule="auto"/>
+              <w:t>1</w:t>
+            </w:r>
+          </w:p>
+        </w:tc>
+        <w:tc>
+          <w:tcPr>
+            <w:tcW w:type="dxa" w:w="1077"/>
+            <w:vAlign w:val="center"/>
+          </w:tcPr>
+          <w:p>
+            <w:pPr>
+              <w:spacing w:line="312" w:lineRule="auto"/>
+              <w:jc w:val="center"/>
             </w:pPr>
             <w:r/>
             <w:r>
@@ -6976,13 +7396,37 @@
                 <w:sz w:val="20"/>
                 <w:rFonts w:eastAsia="宋体" w:ascii="宋体" w:hAnsi="宋体"/>
               </w:rPr>
-              <w:t>晚宴入场券 / 主桌席位</w:t>
-            </w:r>
-          </w:p>
-        </w:tc>
-        <w:tc>
-          <w:tcPr>
-            <w:tcW w:type="dxa" w:w="2551"/>
+              <w:t>□ 已确认</w:t>
+            </w:r>
+          </w:p>
+        </w:tc>
+      </w:tr>
+      <w:tr>
+        <w:tc>
+          <w:tcPr>
+            <w:tcW w:type="dxa" w:w="680"/>
+            <w:vAlign w:val="center"/>
+          </w:tcPr>
+          <w:p>
+            <w:pPr>
+              <w:spacing w:line="312" w:lineRule="auto"/>
+              <w:jc w:val="center"/>
+            </w:pPr>
+            <w:r/>
+            <w:r>
+              <w:rPr>
+                <w:b/>
+                <w:color w:val="1A1A1A"/>
+                <w:sz w:val="20"/>
+                <w:rFonts w:eastAsia="宋体" w:ascii="宋体" w:hAnsi="宋体"/>
+              </w:rPr>
+              <w:t>A8</w:t>
+            </w:r>
+          </w:p>
+        </w:tc>
+        <w:tc>
+          <w:tcPr>
+            <w:tcW w:type="dxa" w:w="3175"/>
             <w:vAlign w:val="center"/>
           </w:tcPr>
           <w:p>
@@ -6997,13 +7441,13 @@
                 <w:sz w:val="20"/>
                 <w:rFonts w:eastAsia="宋体" w:ascii="宋体" w:hAnsi="宋体"/>
               </w:rPr>
-              <w:t>合计 8 张（主桌 3 + 销售/接待 5）</w:t>
-            </w:r>
-          </w:p>
-        </w:tc>
-        <w:tc>
-          <w:tcPr>
-            <w:tcW w:type="dxa" w:w="1701"/>
+              <w:t>晚宴入场券（主桌 3 + 销售/接待 5）</w:t>
+            </w:r>
+          </w:p>
+        </w:tc>
+        <w:tc>
+          <w:tcPr>
+            <w:tcW w:type="dxa" w:w="2381"/>
             <w:vAlign w:val="center"/>
           </w:tcPr>
           <w:p>
@@ -7018,13 +7462,13 @@
                 <w:sz w:val="20"/>
                 <w:rFonts w:eastAsia="宋体" w:ascii="宋体" w:hAnsi="宋体"/>
               </w:rPr>
-              <w:t>甲方</w:t>
-            </w:r>
-          </w:p>
-        </w:tc>
-        <w:tc>
-          <w:tcPr>
-            <w:tcW w:type="dxa" w:w="1417"/>
+              <w:t>合计 8 张（最终名单 5 月 19 日前互相确认）</w:t>
+            </w:r>
+          </w:p>
+        </w:tc>
+        <w:tc>
+          <w:tcPr>
+            <w:tcW w:type="dxa" w:w="1587"/>
             <w:vAlign w:val="center"/>
           </w:tcPr>
           <w:p>
@@ -7039,20 +7483,19 @@
                 <w:sz w:val="20"/>
                 <w:rFonts w:eastAsia="宋体" w:ascii="宋体" w:hAnsi="宋体"/>
               </w:rPr>
-              <w:t>□ 已确认</w:t>
-            </w:r>
-          </w:p>
-        </w:tc>
-      </w:tr>
-      <w:tr>
-        <w:tc>
-          <w:tcPr>
-            <w:tcW w:type="dxa" w:w="680"/>
-            <w:vAlign w:val="center"/>
-          </w:tcPr>
-          <w:p>
-            <w:pPr>
-              <w:spacing w:line="312" w:lineRule="auto"/>
+              <w:t>甲方</w:t>
+            </w:r>
+          </w:p>
+        </w:tc>
+        <w:tc>
+          <w:tcPr>
+            <w:tcW w:type="dxa" w:w="907"/>
+            <w:vAlign w:val="center"/>
+          </w:tcPr>
+          <w:p>
+            <w:pPr>
+              <w:spacing w:line="312" w:lineRule="auto"/>
+              <w:jc w:val="center"/>
             </w:pPr>
             <w:r/>
             <w:r>
@@ -7062,18 +7505,19 @@
                 <w:sz w:val="20"/>
                 <w:rFonts w:eastAsia="宋体" w:ascii="宋体" w:hAnsi="宋体"/>
               </w:rPr>
-              <w:t>10</w:t>
-            </w:r>
-          </w:p>
-        </w:tc>
-        <w:tc>
-          <w:tcPr>
-            <w:tcW w:type="dxa" w:w="3685"/>
-            <w:vAlign w:val="center"/>
-          </w:tcPr>
-          <w:p>
-            <w:pPr>
-              <w:spacing w:line="312" w:lineRule="auto"/>
+              <w:t>1,000</w:t>
+            </w:r>
+          </w:p>
+        </w:tc>
+        <w:tc>
+          <w:tcPr>
+            <w:tcW w:type="dxa" w:w="567"/>
+            <w:vAlign w:val="center"/>
+          </w:tcPr>
+          <w:p>
+            <w:pPr>
+              <w:spacing w:line="312" w:lineRule="auto"/>
+              <w:jc w:val="center"/>
             </w:pPr>
             <w:r/>
             <w:r>
@@ -7083,18 +7527,19 @@
                 <w:sz w:val="20"/>
                 <w:rFonts w:eastAsia="宋体" w:ascii="宋体" w:hAnsi="宋体"/>
               </w:rPr>
-              <w:t>主背景板钻石级 logo + 晚宴冠名副标</w:t>
-            </w:r>
-          </w:p>
-        </w:tc>
-        <w:tc>
-          <w:tcPr>
-            <w:tcW w:type="dxa" w:w="2551"/>
-            <w:vAlign w:val="center"/>
-          </w:tcPr>
-          <w:p>
-            <w:pPr>
-              <w:spacing w:line="312" w:lineRule="auto"/>
+              <w:t>8</w:t>
+            </w:r>
+          </w:p>
+        </w:tc>
+        <w:tc>
+          <w:tcPr>
+            <w:tcW w:type="dxa" w:w="1077"/>
+            <w:vAlign w:val="center"/>
+          </w:tcPr>
+          <w:p>
+            <w:pPr>
+              <w:spacing w:line="312" w:lineRule="auto"/>
+              <w:jc w:val="center"/>
             </w:pPr>
             <w:r/>
             <w:r>
@@ -7104,13 +7549,189 @@
                 <w:sz w:val="20"/>
                 <w:rFonts w:eastAsia="宋体" w:ascii="宋体" w:hAnsi="宋体"/>
               </w:rPr>
-              <w:t>1 处</w:t>
-            </w:r>
-          </w:p>
-        </w:tc>
-        <w:tc>
-          <w:tcPr>
-            <w:tcW w:type="dxa" w:w="1701"/>
+              <w:t>□ 已确认</w:t>
+            </w:r>
+          </w:p>
+        </w:tc>
+      </w:tr>
+      <w:tr>
+        <w:tc>
+          <w:tcPr>
+            <w:tcW w:type="dxa" w:w="680"/>
+            <w:vAlign w:val="center"/>
+            <w:shd w:val="clear" w:color="auto" w:fill="E8F1EC"/>
+          </w:tcPr>
+          <w:p>
+            <w:pPr>
+              <w:spacing w:line="312" w:lineRule="auto"/>
+              <w:jc w:val="center"/>
+            </w:pPr>
+            <w:r/>
+            <w:r>
+              <w:rPr>
+                <w:b/>
+                <w:color w:val="1A1A1A"/>
+                <w:sz w:val="21"/>
+                <w:rFonts w:eastAsia="宋体" w:ascii="宋体" w:hAnsi="宋体"/>
+              </w:rPr>
+              <w:t>B</w:t>
+            </w:r>
+          </w:p>
+        </w:tc>
+        <w:tc>
+          <w:tcPr>
+            <w:tcW w:type="dxa" w:w="3175"/>
+            <w:vAlign w:val="center"/>
+            <w:shd w:val="clear" w:color="auto" w:fill="E8F1EC"/>
+          </w:tcPr>
+          <w:p>
+            <w:pPr>
+              <w:spacing w:line="312" w:lineRule="auto"/>
+            </w:pPr>
+            <w:r/>
+            <w:r>
+              <w:rPr>
+                <w:b/>
+                <w:color w:val="1A1A1A"/>
+                <w:sz w:val="21"/>
+                <w:rFonts w:eastAsia="宋体" w:ascii="宋体" w:hAnsi="宋体"/>
+              </w:rPr>
+              <w:t>主会场植入（小计：￥30,000）</w:t>
+            </w:r>
+          </w:p>
+        </w:tc>
+        <w:tc>
+          <w:tcPr>
+            <w:tcW w:type="dxa" w:w="2381"/>
+            <w:vAlign w:val="center"/>
+            <w:shd w:val="clear" w:color="auto" w:fill="E8F1EC"/>
+          </w:tcPr>
+          <w:p>
+            <w:pPr>
+              <w:spacing w:line="312" w:lineRule="auto"/>
+            </w:pPr>
+            <w:r/>
+            <w:r>
+              <w:rPr>
+                <w:b w:val="0"/>
+                <w:color w:val="1A1A1A"/>
+                <w:sz w:val="21"/>
+                <w:rFonts w:eastAsia="宋体" w:ascii="宋体" w:hAnsi="宋体"/>
+              </w:rPr>
+            </w:r>
+          </w:p>
+        </w:tc>
+        <w:tc>
+          <w:tcPr>
+            <w:tcW w:type="dxa" w:w="1587"/>
+            <w:vAlign w:val="center"/>
+            <w:shd w:val="clear" w:color="auto" w:fill="E8F1EC"/>
+          </w:tcPr>
+          <w:p>
+            <w:pPr>
+              <w:spacing w:line="312" w:lineRule="auto"/>
+            </w:pPr>
+            <w:r/>
+            <w:r>
+              <w:rPr>
+                <w:b w:val="0"/>
+                <w:color w:val="1A1A1A"/>
+                <w:sz w:val="21"/>
+                <w:rFonts w:eastAsia="宋体" w:ascii="宋体" w:hAnsi="宋体"/>
+              </w:rPr>
+            </w:r>
+          </w:p>
+        </w:tc>
+        <w:tc>
+          <w:tcPr>
+            <w:tcW w:type="dxa" w:w="907"/>
+            <w:vAlign w:val="center"/>
+            <w:shd w:val="clear" w:color="auto" w:fill="E8F1EC"/>
+          </w:tcPr>
+          <w:p>
+            <w:pPr>
+              <w:spacing w:line="312" w:lineRule="auto"/>
+            </w:pPr>
+            <w:r/>
+            <w:r>
+              <w:rPr>
+                <w:b w:val="0"/>
+                <w:color w:val="1A1A1A"/>
+                <w:sz w:val="21"/>
+                <w:rFonts w:eastAsia="宋体" w:ascii="宋体" w:hAnsi="宋体"/>
+              </w:rPr>
+            </w:r>
+          </w:p>
+        </w:tc>
+        <w:tc>
+          <w:tcPr>
+            <w:tcW w:type="dxa" w:w="567"/>
+            <w:vAlign w:val="center"/>
+            <w:shd w:val="clear" w:color="auto" w:fill="E8F1EC"/>
+          </w:tcPr>
+          <w:p>
+            <w:pPr>
+              <w:spacing w:line="312" w:lineRule="auto"/>
+            </w:pPr>
+            <w:r/>
+            <w:r>
+              <w:rPr>
+                <w:b w:val="0"/>
+                <w:color w:val="1A1A1A"/>
+                <w:sz w:val="21"/>
+                <w:rFonts w:eastAsia="宋体" w:ascii="宋体" w:hAnsi="宋体"/>
+              </w:rPr>
+            </w:r>
+          </w:p>
+        </w:tc>
+        <w:tc>
+          <w:tcPr>
+            <w:tcW w:type="dxa" w:w="1077"/>
+            <w:vAlign w:val="center"/>
+            <w:shd w:val="clear" w:color="auto" w:fill="E8F1EC"/>
+          </w:tcPr>
+          <w:p>
+            <w:pPr>
+              <w:spacing w:line="312" w:lineRule="auto"/>
+            </w:pPr>
+            <w:r/>
+            <w:r>
+              <w:rPr>
+                <w:b w:val="0"/>
+                <w:color w:val="1A1A1A"/>
+                <w:sz w:val="21"/>
+                <w:rFonts w:eastAsia="宋体" w:ascii="宋体" w:hAnsi="宋体"/>
+              </w:rPr>
+            </w:r>
+          </w:p>
+        </w:tc>
+      </w:tr>
+      <w:tr>
+        <w:tc>
+          <w:tcPr>
+            <w:tcW w:type="dxa" w:w="680"/>
+            <w:vAlign w:val="center"/>
+          </w:tcPr>
+          <w:p>
+            <w:pPr>
+              <w:spacing w:line="312" w:lineRule="auto"/>
+              <w:jc w:val="center"/>
+            </w:pPr>
+            <w:r/>
+            <w:r>
+              <w:rPr>
+                <w:b/>
+                <w:color w:val="1A1A1A"/>
+                <w:sz w:val="20"/>
+                <w:rFonts w:eastAsia="宋体" w:ascii="宋体" w:hAnsi="宋体"/>
+              </w:rPr>
+              <w:t>B1</w:t>
+            </w:r>
+          </w:p>
+        </w:tc>
+        <w:tc>
+          <w:tcPr>
+            <w:tcW w:type="dxa" w:w="3175"/>
             <w:vAlign w:val="center"/>
           </w:tcPr>
           <w:p>
@@ -7125,13 +7746,13 @@
                 <w:sz w:val="20"/>
                 <w:rFonts w:eastAsia="宋体" w:ascii="宋体" w:hAnsi="宋体"/>
               </w:rPr>
-              <w:t>甲方</w:t>
-            </w:r>
-          </w:p>
-        </w:tc>
-        <w:tc>
-          <w:tcPr>
-            <w:tcW w:type="dxa" w:w="1417"/>
+              <w:t>主背景板项目 logo 位（同钻石级位规格）+ 加注「晚宴冠名战略合作伙伴」身份标识</w:t>
+            </w:r>
+          </w:p>
+        </w:tc>
+        <w:tc>
+          <w:tcPr>
+            <w:tcW w:type="dxa" w:w="2381"/>
             <w:vAlign w:val="center"/>
           </w:tcPr>
           <w:p>
@@ -7146,15 +7767,13 @@
                 <w:sz w:val="20"/>
                 <w:rFonts w:eastAsia="宋体" w:ascii="宋体" w:hAnsi="宋体"/>
               </w:rPr>
-              <w:t>□ 已确认</w:t>
-            </w:r>
-          </w:p>
-        </w:tc>
-      </w:tr>
-      <w:tr>
-        <w:tc>
-          <w:tcPr>
-            <w:tcW w:type="dxa" w:w="680"/>
+              <w:t>1 处（设计稿以甲方主背景板模板为准）</w:t>
+            </w:r>
+          </w:p>
+        </w:tc>
+        <w:tc>
+          <w:tcPr>
+            <w:tcW w:type="dxa" w:w="1587"/>
             <w:vAlign w:val="center"/>
           </w:tcPr>
           <w:p>
@@ -7169,18 +7788,19 @@
                 <w:sz w:val="20"/>
                 <w:rFonts w:eastAsia="宋体" w:ascii="宋体" w:hAnsi="宋体"/>
               </w:rPr>
-              <w:t>11</w:t>
-            </w:r>
-          </w:p>
-        </w:tc>
-        <w:tc>
-          <w:tcPr>
-            <w:tcW w:type="dxa" w:w="3685"/>
-            <w:vAlign w:val="center"/>
-          </w:tcPr>
-          <w:p>
-            <w:pPr>
-              <w:spacing w:line="312" w:lineRule="auto"/>
+              <w:t>甲方</w:t>
+            </w:r>
+          </w:p>
+        </w:tc>
+        <w:tc>
+          <w:tcPr>
+            <w:tcW w:type="dxa" w:w="907"/>
+            <w:vAlign w:val="center"/>
+          </w:tcPr>
+          <w:p>
+            <w:pPr>
+              <w:spacing w:line="312" w:lineRule="auto"/>
+              <w:jc w:val="center"/>
             </w:pPr>
             <w:r/>
             <w:r>
@@ -7190,18 +7810,19 @@
                 <w:sz w:val="20"/>
                 <w:rFonts w:eastAsia="宋体" w:ascii="宋体" w:hAnsi="宋体"/>
               </w:rPr>
-              <w:t>议程手册整版广告 + 折页夹页</w:t>
-            </w:r>
-          </w:p>
-        </w:tc>
-        <w:tc>
-          <w:tcPr>
-            <w:tcW w:type="dxa" w:w="2551"/>
-            <w:vAlign w:val="center"/>
-          </w:tcPr>
-          <w:p>
-            <w:pPr>
-              <w:spacing w:line="312" w:lineRule="auto"/>
+              <w:t>10,000</w:t>
+            </w:r>
+          </w:p>
+        </w:tc>
+        <w:tc>
+          <w:tcPr>
+            <w:tcW w:type="dxa" w:w="567"/>
+            <w:vAlign w:val="center"/>
+          </w:tcPr>
+          <w:p>
+            <w:pPr>
+              <w:spacing w:line="312" w:lineRule="auto"/>
+              <w:jc w:val="center"/>
             </w:pPr>
             <w:r/>
             <w:r>
@@ -7211,18 +7832,19 @@
                 <w:sz w:val="20"/>
                 <w:rFonts w:eastAsia="宋体" w:ascii="宋体" w:hAnsi="宋体"/>
               </w:rPr>
-              <w:t>整版 A4，出血 3mm</w:t>
-            </w:r>
-          </w:p>
-        </w:tc>
-        <w:tc>
-          <w:tcPr>
-            <w:tcW w:type="dxa" w:w="1701"/>
-            <w:vAlign w:val="center"/>
-          </w:tcPr>
-          <w:p>
-            <w:pPr>
-              <w:spacing w:line="312" w:lineRule="auto"/>
+              <w:t>1</w:t>
+            </w:r>
+          </w:p>
+        </w:tc>
+        <w:tc>
+          <w:tcPr>
+            <w:tcW w:type="dxa" w:w="1077"/>
+            <w:vAlign w:val="center"/>
+          </w:tcPr>
+          <w:p>
+            <w:pPr>
+              <w:spacing w:line="312" w:lineRule="auto"/>
+              <w:jc w:val="center"/>
             </w:pPr>
             <w:r/>
             <w:r>
@@ -7232,13 +7854,37 @@
                 <w:sz w:val="20"/>
                 <w:rFonts w:eastAsia="宋体" w:ascii="宋体" w:hAnsi="宋体"/>
               </w:rPr>
-              <w:t>甲方设计 / 印刷单位</w:t>
-            </w:r>
-          </w:p>
-        </w:tc>
-        <w:tc>
-          <w:tcPr>
-            <w:tcW w:type="dxa" w:w="1417"/>
+              <w:t>□ 已确认</w:t>
+            </w:r>
+          </w:p>
+        </w:tc>
+      </w:tr>
+      <w:tr>
+        <w:tc>
+          <w:tcPr>
+            <w:tcW w:type="dxa" w:w="680"/>
+            <w:vAlign w:val="center"/>
+          </w:tcPr>
+          <w:p>
+            <w:pPr>
+              <w:spacing w:line="312" w:lineRule="auto"/>
+              <w:jc w:val="center"/>
+            </w:pPr>
+            <w:r/>
+            <w:r>
+              <w:rPr>
+                <w:b/>
+                <w:color w:val="1A1A1A"/>
+                <w:sz w:val="20"/>
+                <w:rFonts w:eastAsia="宋体" w:ascii="宋体" w:hAnsi="宋体"/>
+              </w:rPr>
+              <w:t>B2</w:t>
+            </w:r>
+          </w:p>
+        </w:tc>
+        <w:tc>
+          <w:tcPr>
+            <w:tcW w:type="dxa" w:w="3175"/>
             <w:vAlign w:val="center"/>
           </w:tcPr>
           <w:p>
@@ -7253,15 +7899,13 @@
                 <w:sz w:val="20"/>
                 <w:rFonts w:eastAsia="宋体" w:ascii="宋体" w:hAnsi="宋体"/>
               </w:rPr>
-              <w:t>□ 已确认</w:t>
-            </w:r>
-          </w:p>
-        </w:tc>
-      </w:tr>
-      <w:tr>
-        <w:tc>
-          <w:tcPr>
-            <w:tcW w:type="dxa" w:w="680"/>
+              <w:t>议程手册整版广告 + 项目折页夹页</w:t>
+            </w:r>
+          </w:p>
+        </w:tc>
+        <w:tc>
+          <w:tcPr>
+            <w:tcW w:type="dxa" w:w="2381"/>
             <w:vAlign w:val="center"/>
           </w:tcPr>
           <w:p>
@@ -7276,13 +7920,13 @@
                 <w:sz w:val="20"/>
                 <w:rFonts w:eastAsia="宋体" w:ascii="宋体" w:hAnsi="宋体"/>
               </w:rPr>
-              <w:t>12</w:t>
-            </w:r>
-          </w:p>
-        </w:tc>
-        <w:tc>
-          <w:tcPr>
-            <w:tcW w:type="dxa" w:w="3685"/>
+              <w:t>整版 A4 210×285mm，出血 3mm，CMYK 300 dpi</w:t>
+            </w:r>
+          </w:p>
+        </w:tc>
+        <w:tc>
+          <w:tcPr>
+            <w:tcW w:type="dxa" w:w="1587"/>
             <w:vAlign w:val="center"/>
           </w:tcPr>
           <w:p>
@@ -7297,18 +7941,19 @@
                 <w:sz w:val="20"/>
                 <w:rFonts w:eastAsia="宋体" w:ascii="宋体" w:hAnsi="宋体"/>
               </w:rPr>
-              <w:t>主会场宣传片轮播</w:t>
-            </w:r>
-          </w:p>
-        </w:tc>
-        <w:tc>
-          <w:tcPr>
-            <w:tcW w:type="dxa" w:w="2551"/>
-            <w:vAlign w:val="center"/>
-          </w:tcPr>
-          <w:p>
-            <w:pPr>
-              <w:spacing w:line="312" w:lineRule="auto"/>
+              <w:t>甲方设计 / 印刷单位</w:t>
+            </w:r>
+          </w:p>
+        </w:tc>
+        <w:tc>
+          <w:tcPr>
+            <w:tcW w:type="dxa" w:w="907"/>
+            <w:vAlign w:val="center"/>
+          </w:tcPr>
+          <w:p>
+            <w:pPr>
+              <w:spacing w:line="312" w:lineRule="auto"/>
+              <w:jc w:val="center"/>
             </w:pPr>
             <w:r/>
             <w:r>
@@ -7318,18 +7963,19 @@
                 <w:sz w:val="20"/>
                 <w:rFonts w:eastAsia="宋体" w:ascii="宋体" w:hAnsi="宋体"/>
               </w:rPr>
-              <w:t>16:9 1920×1080 ≤ 60s</w:t>
-            </w:r>
-          </w:p>
-        </w:tc>
-        <w:tc>
-          <w:tcPr>
-            <w:tcW w:type="dxa" w:w="1701"/>
-            <w:vAlign w:val="center"/>
-          </w:tcPr>
-          <w:p>
-            <w:pPr>
-              <w:spacing w:line="312" w:lineRule="auto"/>
+              <w:t>6,000</w:t>
+            </w:r>
+          </w:p>
+        </w:tc>
+        <w:tc>
+          <w:tcPr>
+            <w:tcW w:type="dxa" w:w="567"/>
+            <w:vAlign w:val="center"/>
+          </w:tcPr>
+          <w:p>
+            <w:pPr>
+              <w:spacing w:line="312" w:lineRule="auto"/>
+              <w:jc w:val="center"/>
             </w:pPr>
             <w:r/>
             <w:r>
@@ -7339,18 +7985,19 @@
                 <w:sz w:val="20"/>
                 <w:rFonts w:eastAsia="宋体" w:ascii="宋体" w:hAnsi="宋体"/>
               </w:rPr>
-              <w:t>甲方</w:t>
-            </w:r>
-          </w:p>
-        </w:tc>
-        <w:tc>
-          <w:tcPr>
-            <w:tcW w:type="dxa" w:w="1417"/>
-            <w:vAlign w:val="center"/>
-          </w:tcPr>
-          <w:p>
-            <w:pPr>
-              <w:spacing w:line="312" w:lineRule="auto"/>
+              <w:t>1</w:t>
+            </w:r>
+          </w:p>
+        </w:tc>
+        <w:tc>
+          <w:tcPr>
+            <w:tcW w:type="dxa" w:w="1077"/>
+            <w:vAlign w:val="center"/>
+          </w:tcPr>
+          <w:p>
+            <w:pPr>
+              <w:spacing w:line="312" w:lineRule="auto"/>
+              <w:jc w:val="center"/>
             </w:pPr>
             <w:r/>
             <w:r>
@@ -7374,6 +8021,28 @@
           <w:p>
             <w:pPr>
               <w:spacing w:line="312" w:lineRule="auto"/>
+              <w:jc w:val="center"/>
+            </w:pPr>
+            <w:r/>
+            <w:r>
+              <w:rPr>
+                <w:b/>
+                <w:color w:val="1A1A1A"/>
+                <w:sz w:val="20"/>
+                <w:rFonts w:eastAsia="宋体" w:ascii="宋体" w:hAnsi="宋体"/>
+              </w:rPr>
+              <w:t>B3</w:t>
+            </w:r>
+          </w:p>
+        </w:tc>
+        <w:tc>
+          <w:tcPr>
+            <w:tcW w:type="dxa" w:w="3175"/>
+            <w:vAlign w:val="center"/>
+          </w:tcPr>
+          <w:p>
+            <w:pPr>
+              <w:spacing w:line="312" w:lineRule="auto"/>
             </w:pPr>
             <w:r/>
             <w:r>
@@ -7383,13 +8052,13 @@
                 <w:sz w:val="20"/>
                 <w:rFonts w:eastAsia="宋体" w:ascii="宋体" w:hAnsi="宋体"/>
               </w:rPr>
-              <w:t>13</w:t>
-            </w:r>
-          </w:p>
-        </w:tc>
-        <w:tc>
-          <w:tcPr>
-            <w:tcW w:type="dxa" w:w="3685"/>
+              <w:t>主会场宣传片轮播（嘉宾入场及中场休息时段）</w:t>
+            </w:r>
+          </w:p>
+        </w:tc>
+        <w:tc>
+          <w:tcPr>
+            <w:tcW w:type="dxa" w:w="2381"/>
             <w:vAlign w:val="center"/>
           </w:tcPr>
           <w:p>
@@ -7404,13 +8073,13 @@
                 <w:sz w:val="20"/>
                 <w:rFonts w:eastAsia="宋体" w:ascii="宋体" w:hAnsi="宋体"/>
               </w:rPr>
-              <w:t>500 份手拎袋夹页（折页 + 户型图）</w:t>
-            </w:r>
-          </w:p>
-        </w:tc>
-        <w:tc>
-          <w:tcPr>
-            <w:tcW w:type="dxa" w:w="2551"/>
+              <w:t>16:9 1920×1080，≤ 60 秒</w:t>
+            </w:r>
+          </w:p>
+        </w:tc>
+        <w:tc>
+          <w:tcPr>
+            <w:tcW w:type="dxa" w:w="1587"/>
             <w:vAlign w:val="center"/>
           </w:tcPr>
           <w:p>
@@ -7425,18 +8094,19 @@
                 <w:sz w:val="20"/>
                 <w:rFonts w:eastAsia="宋体" w:ascii="宋体" w:hAnsi="宋体"/>
               </w:rPr>
-              <w:t>297×210mm 三折页 × 500</w:t>
-            </w:r>
-          </w:p>
-        </w:tc>
-        <w:tc>
-          <w:tcPr>
-            <w:tcW w:type="dxa" w:w="1701"/>
-            <w:vAlign w:val="center"/>
-          </w:tcPr>
-          <w:p>
-            <w:pPr>
-              <w:spacing w:line="312" w:lineRule="auto"/>
+              <w:t>甲方</w:t>
+            </w:r>
+          </w:p>
+        </w:tc>
+        <w:tc>
+          <w:tcPr>
+            <w:tcW w:type="dxa" w:w="907"/>
+            <w:vAlign w:val="center"/>
+          </w:tcPr>
+          <w:p>
+            <w:pPr>
+              <w:spacing w:line="312" w:lineRule="auto"/>
+              <w:jc w:val="center"/>
             </w:pPr>
             <w:r/>
             <w:r>
@@ -7446,18 +8116,19 @@
                 <w:sz w:val="20"/>
                 <w:rFonts w:eastAsia="宋体" w:ascii="宋体" w:hAnsi="宋体"/>
               </w:rPr>
-              <w:t>印刷单位 / 活动公司</w:t>
-            </w:r>
-          </w:p>
-        </w:tc>
-        <w:tc>
-          <w:tcPr>
-            <w:tcW w:type="dxa" w:w="1417"/>
-            <w:vAlign w:val="center"/>
-          </w:tcPr>
-          <w:p>
-            <w:pPr>
-              <w:spacing w:line="312" w:lineRule="auto"/>
+              <w:t>4,000</w:t>
+            </w:r>
+          </w:p>
+        </w:tc>
+        <w:tc>
+          <w:tcPr>
+            <w:tcW w:type="dxa" w:w="567"/>
+            <w:vAlign w:val="center"/>
+          </w:tcPr>
+          <w:p>
+            <w:pPr>
+              <w:spacing w:line="312" w:lineRule="auto"/>
+              <w:jc w:val="center"/>
             </w:pPr>
             <w:r/>
             <w:r>
@@ -7467,20 +8138,19 @@
                 <w:sz w:val="20"/>
                 <w:rFonts w:eastAsia="宋体" w:ascii="宋体" w:hAnsi="宋体"/>
               </w:rPr>
-              <w:t>□ 已确认</w:t>
-            </w:r>
-          </w:p>
-        </w:tc>
-      </w:tr>
-      <w:tr>
-        <w:tc>
-          <w:tcPr>
-            <w:tcW w:type="dxa" w:w="680"/>
-            <w:vAlign w:val="center"/>
-          </w:tcPr>
-          <w:p>
-            <w:pPr>
-              <w:spacing w:line="312" w:lineRule="auto"/>
+              <w:t>1</w:t>
+            </w:r>
+          </w:p>
+        </w:tc>
+        <w:tc>
+          <w:tcPr>
+            <w:tcW w:type="dxa" w:w="1077"/>
+            <w:vAlign w:val="center"/>
+          </w:tcPr>
+          <w:p>
+            <w:pPr>
+              <w:spacing w:line="312" w:lineRule="auto"/>
+              <w:jc w:val="center"/>
             </w:pPr>
             <w:r/>
             <w:r>
@@ -7490,13 +8160,37 @@
                 <w:sz w:val="20"/>
                 <w:rFonts w:eastAsia="宋体" w:ascii="宋体" w:hAnsi="宋体"/>
               </w:rPr>
-              <w:t>14</w:t>
-            </w:r>
-          </w:p>
-        </w:tc>
-        <w:tc>
-          <w:tcPr>
-            <w:tcW w:type="dxa" w:w="3685"/>
+              <w:t>□ 已确认</w:t>
+            </w:r>
+          </w:p>
+        </w:tc>
+      </w:tr>
+      <w:tr>
+        <w:tc>
+          <w:tcPr>
+            <w:tcW w:type="dxa" w:w="680"/>
+            <w:vAlign w:val="center"/>
+          </w:tcPr>
+          <w:p>
+            <w:pPr>
+              <w:spacing w:line="312" w:lineRule="auto"/>
+              <w:jc w:val="center"/>
+            </w:pPr>
+            <w:r/>
+            <w:r>
+              <w:rPr>
+                <w:b/>
+                <w:color w:val="1A1A1A"/>
+                <w:sz w:val="20"/>
+                <w:rFonts w:eastAsia="宋体" w:ascii="宋体" w:hAnsi="宋体"/>
+              </w:rPr>
+              <w:t>B4</w:t>
+            </w:r>
+          </w:p>
+        </w:tc>
+        <w:tc>
+          <w:tcPr>
+            <w:tcW w:type="dxa" w:w="3175"/>
             <w:vAlign w:val="center"/>
           </w:tcPr>
           <w:p>
@@ -7511,13 +8205,13 @@
                 <w:sz w:val="20"/>
                 <w:rFonts w:eastAsia="宋体" w:ascii="宋体" w:hAnsi="宋体"/>
               </w:rPr>
-              <w:t>白皮书扉页联合署名</w:t>
-            </w:r>
-          </w:p>
-        </w:tc>
-        <w:tc>
-          <w:tcPr>
-            <w:tcW w:type="dxa" w:w="2551"/>
+              <w:t>500 份手拎袋夹页（项目折页 + 285/310 户型图，含印刷与装袋）</w:t>
+            </w:r>
+          </w:p>
+        </w:tc>
+        <w:tc>
+          <w:tcPr>
+            <w:tcW w:type="dxa" w:w="2381"/>
             <w:vAlign w:val="center"/>
           </w:tcPr>
           <w:p>
@@ -7532,13 +8226,13 @@
                 <w:sz w:val="20"/>
                 <w:rFonts w:eastAsia="宋体" w:ascii="宋体" w:hAnsi="宋体"/>
               </w:rPr>
-              <w:t>1 处</w:t>
-            </w:r>
-          </w:p>
-        </w:tc>
-        <w:tc>
-          <w:tcPr>
-            <w:tcW w:type="dxa" w:w="1701"/>
+              <w:t>三折页 297×210mm + 户型单页 × 500 套</w:t>
+            </w:r>
+          </w:p>
+        </w:tc>
+        <w:tc>
+          <w:tcPr>
+            <w:tcW w:type="dxa" w:w="1587"/>
             <w:vAlign w:val="center"/>
           </w:tcPr>
           <w:p>
@@ -7553,18 +8247,19 @@
                 <w:sz w:val="20"/>
                 <w:rFonts w:eastAsia="宋体" w:ascii="宋体" w:hAnsi="宋体"/>
               </w:rPr>
-              <w:t>甲方</w:t>
-            </w:r>
-          </w:p>
-        </w:tc>
-        <w:tc>
-          <w:tcPr>
-            <w:tcW w:type="dxa" w:w="1417"/>
-            <w:vAlign w:val="center"/>
-          </w:tcPr>
-          <w:p>
-            <w:pPr>
-              <w:spacing w:line="312" w:lineRule="auto"/>
+              <w:t>印刷单位 / 活动公司装袋</w:t>
+            </w:r>
+          </w:p>
+        </w:tc>
+        <w:tc>
+          <w:tcPr>
+            <w:tcW w:type="dxa" w:w="907"/>
+            <w:vAlign w:val="center"/>
+          </w:tcPr>
+          <w:p>
+            <w:pPr>
+              <w:spacing w:line="312" w:lineRule="auto"/>
+              <w:jc w:val="center"/>
             </w:pPr>
             <w:r/>
             <w:r>
@@ -7574,20 +8269,19 @@
                 <w:sz w:val="20"/>
                 <w:rFonts w:eastAsia="宋体" w:ascii="宋体" w:hAnsi="宋体"/>
               </w:rPr>
-              <w:t>□ 已确认</w:t>
-            </w:r>
-          </w:p>
-        </w:tc>
-      </w:tr>
-      <w:tr>
-        <w:tc>
-          <w:tcPr>
-            <w:tcW w:type="dxa" w:w="680"/>
-            <w:vAlign w:val="center"/>
-          </w:tcPr>
-          <w:p>
-            <w:pPr>
-              <w:spacing w:line="312" w:lineRule="auto"/>
+              <w:t>20</w:t>
+            </w:r>
+          </w:p>
+        </w:tc>
+        <w:tc>
+          <w:tcPr>
+            <w:tcW w:type="dxa" w:w="567"/>
+            <w:vAlign w:val="center"/>
+          </w:tcPr>
+          <w:p>
+            <w:pPr>
+              <w:spacing w:line="312" w:lineRule="auto"/>
+              <w:jc w:val="center"/>
             </w:pPr>
             <w:r/>
             <w:r>
@@ -7597,18 +8291,19 @@
                 <w:sz w:val="20"/>
                 <w:rFonts w:eastAsia="宋体" w:ascii="宋体" w:hAnsi="宋体"/>
               </w:rPr>
-              <w:t>15</w:t>
-            </w:r>
-          </w:p>
-        </w:tc>
-        <w:tc>
-          <w:tcPr>
-            <w:tcW w:type="dxa" w:w="3685"/>
-            <w:vAlign w:val="center"/>
-          </w:tcPr>
-          <w:p>
-            <w:pPr>
-              <w:spacing w:line="312" w:lineRule="auto"/>
+              <w:t>500</w:t>
+            </w:r>
+          </w:p>
+        </w:tc>
+        <w:tc>
+          <w:tcPr>
+            <w:tcW w:type="dxa" w:w="1077"/>
+            <w:vAlign w:val="center"/>
+          </w:tcPr>
+          <w:p>
+            <w:pPr>
+              <w:spacing w:line="312" w:lineRule="auto"/>
+              <w:jc w:val="center"/>
             </w:pPr>
             <w:r/>
             <w:r>
@@ -7618,13 +8313,189 @@
                 <w:sz w:val="20"/>
                 <w:rFonts w:eastAsia="宋体" w:ascii="宋体" w:hAnsi="宋体"/>
               </w:rPr>
-              <w:t>现场展位 · 电梯口</w:t>
-            </w:r>
-          </w:p>
-        </w:tc>
-        <w:tc>
-          <w:tcPr>
-            <w:tcW w:type="dxa" w:w="2551"/>
+              <w:t>□ 已确认</w:t>
+            </w:r>
+          </w:p>
+        </w:tc>
+      </w:tr>
+      <w:tr>
+        <w:tc>
+          <w:tcPr>
+            <w:tcW w:type="dxa" w:w="680"/>
+            <w:vAlign w:val="center"/>
+            <w:shd w:val="clear" w:color="auto" w:fill="E8F1EC"/>
+          </w:tcPr>
+          <w:p>
+            <w:pPr>
+              <w:spacing w:line="312" w:lineRule="auto"/>
+              <w:jc w:val="center"/>
+            </w:pPr>
+            <w:r/>
+            <w:r>
+              <w:rPr>
+                <w:b/>
+                <w:color w:val="1A1A1A"/>
+                <w:sz w:val="21"/>
+                <w:rFonts w:eastAsia="宋体" w:ascii="宋体" w:hAnsi="宋体"/>
+              </w:rPr>
+              <w:t>C</w:t>
+            </w:r>
+          </w:p>
+        </w:tc>
+        <w:tc>
+          <w:tcPr>
+            <w:tcW w:type="dxa" w:w="3175"/>
+            <w:vAlign w:val="center"/>
+            <w:shd w:val="clear" w:color="auto" w:fill="E8F1EC"/>
+          </w:tcPr>
+          <w:p>
+            <w:pPr>
+              <w:spacing w:line="312" w:lineRule="auto"/>
+            </w:pPr>
+            <w:r/>
+            <w:r>
+              <w:rPr>
+                <w:b/>
+                <w:color w:val="1A1A1A"/>
+                <w:sz w:val="21"/>
+                <w:rFonts w:eastAsia="宋体" w:ascii="宋体" w:hAnsi="宋体"/>
+              </w:rPr>
+              <w:t>现场专属展位（小计：￥12,000）</w:t>
+            </w:r>
+          </w:p>
+        </w:tc>
+        <w:tc>
+          <w:tcPr>
+            <w:tcW w:type="dxa" w:w="2381"/>
+            <w:vAlign w:val="center"/>
+            <w:shd w:val="clear" w:color="auto" w:fill="E8F1EC"/>
+          </w:tcPr>
+          <w:p>
+            <w:pPr>
+              <w:spacing w:line="312" w:lineRule="auto"/>
+            </w:pPr>
+            <w:r/>
+            <w:r>
+              <w:rPr>
+                <w:b w:val="0"/>
+                <w:color w:val="1A1A1A"/>
+                <w:sz w:val="21"/>
+                <w:rFonts w:eastAsia="宋体" w:ascii="宋体" w:hAnsi="宋体"/>
+              </w:rPr>
+            </w:r>
+          </w:p>
+        </w:tc>
+        <w:tc>
+          <w:tcPr>
+            <w:tcW w:type="dxa" w:w="1587"/>
+            <w:vAlign w:val="center"/>
+            <w:shd w:val="clear" w:color="auto" w:fill="E8F1EC"/>
+          </w:tcPr>
+          <w:p>
+            <w:pPr>
+              <w:spacing w:line="312" w:lineRule="auto"/>
+            </w:pPr>
+            <w:r/>
+            <w:r>
+              <w:rPr>
+                <w:b w:val="0"/>
+                <w:color w:val="1A1A1A"/>
+                <w:sz w:val="21"/>
+                <w:rFonts w:eastAsia="宋体" w:ascii="宋体" w:hAnsi="宋体"/>
+              </w:rPr>
+            </w:r>
+          </w:p>
+        </w:tc>
+        <w:tc>
+          <w:tcPr>
+            <w:tcW w:type="dxa" w:w="907"/>
+            <w:vAlign w:val="center"/>
+            <w:shd w:val="clear" w:color="auto" w:fill="E8F1EC"/>
+          </w:tcPr>
+          <w:p>
+            <w:pPr>
+              <w:spacing w:line="312" w:lineRule="auto"/>
+            </w:pPr>
+            <w:r/>
+            <w:r>
+              <w:rPr>
+                <w:b w:val="0"/>
+                <w:color w:val="1A1A1A"/>
+                <w:sz w:val="21"/>
+                <w:rFonts w:eastAsia="宋体" w:ascii="宋体" w:hAnsi="宋体"/>
+              </w:rPr>
+            </w:r>
+          </w:p>
+        </w:tc>
+        <w:tc>
+          <w:tcPr>
+            <w:tcW w:type="dxa" w:w="567"/>
+            <w:vAlign w:val="center"/>
+            <w:shd w:val="clear" w:color="auto" w:fill="E8F1EC"/>
+          </w:tcPr>
+          <w:p>
+            <w:pPr>
+              <w:spacing w:line="312" w:lineRule="auto"/>
+            </w:pPr>
+            <w:r/>
+            <w:r>
+              <w:rPr>
+                <w:b w:val="0"/>
+                <w:color w:val="1A1A1A"/>
+                <w:sz w:val="21"/>
+                <w:rFonts w:eastAsia="宋体" w:ascii="宋体" w:hAnsi="宋体"/>
+              </w:rPr>
+            </w:r>
+          </w:p>
+        </w:tc>
+        <w:tc>
+          <w:tcPr>
+            <w:tcW w:type="dxa" w:w="1077"/>
+            <w:vAlign w:val="center"/>
+            <w:shd w:val="clear" w:color="auto" w:fill="E8F1EC"/>
+          </w:tcPr>
+          <w:p>
+            <w:pPr>
+              <w:spacing w:line="312" w:lineRule="auto"/>
+            </w:pPr>
+            <w:r/>
+            <w:r>
+              <w:rPr>
+                <w:b w:val="0"/>
+                <w:color w:val="1A1A1A"/>
+                <w:sz w:val="21"/>
+                <w:rFonts w:eastAsia="宋体" w:ascii="宋体" w:hAnsi="宋体"/>
+              </w:rPr>
+            </w:r>
+          </w:p>
+        </w:tc>
+      </w:tr>
+      <w:tr>
+        <w:tc>
+          <w:tcPr>
+            <w:tcW w:type="dxa" w:w="680"/>
+            <w:vAlign w:val="center"/>
+          </w:tcPr>
+          <w:p>
+            <w:pPr>
+              <w:spacing w:line="312" w:lineRule="auto"/>
+              <w:jc w:val="center"/>
+            </w:pPr>
+            <w:r/>
+            <w:r>
+              <w:rPr>
+                <w:b/>
+                <w:color w:val="1A1A1A"/>
+                <w:sz w:val="20"/>
+                <w:rFonts w:eastAsia="宋体" w:ascii="宋体" w:hAnsi="宋体"/>
+              </w:rPr>
+              <w:t>C1</w:t>
+            </w:r>
+          </w:p>
+        </w:tc>
+        <w:tc>
+          <w:tcPr>
+            <w:tcW w:type="dxa" w:w="3175"/>
             <w:vAlign w:val="center"/>
           </w:tcPr>
           <w:p>
@@ -7639,13 +8510,13 @@
                 <w:sz w:val="20"/>
                 <w:rFonts w:eastAsia="宋体" w:ascii="宋体" w:hAnsi="宋体"/>
               </w:rPr>
-              <w:t>1 处（销售 2 人 + 易拉宝×2 + KT 板）</w:t>
-            </w:r>
-          </w:p>
-        </w:tc>
-        <w:tc>
-          <w:tcPr>
-            <w:tcW w:type="dxa" w:w="1701"/>
+              <w:t>电梯口品牌展位（场地租赁 + 桌台轻包装）</w:t>
+            </w:r>
+          </w:p>
+        </w:tc>
+        <w:tc>
+          <w:tcPr>
+            <w:tcW w:type="dxa" w:w="2381"/>
             <w:vAlign w:val="center"/>
           </w:tcPr>
           <w:p>
@@ -7660,13 +8531,13 @@
                 <w:sz w:val="20"/>
                 <w:rFonts w:eastAsia="宋体" w:ascii="宋体" w:hAnsi="宋体"/>
               </w:rPr>
-              <w:t>乙方 + 活动公司</w:t>
-            </w:r>
-          </w:p>
-        </w:tc>
-        <w:tc>
-          <w:tcPr>
-            <w:tcW w:type="dxa" w:w="1417"/>
+              <w:t>1 处（销售、易拉宝、KT 板、户型物料由乙方提供）</w:t>
+            </w:r>
+          </w:p>
+        </w:tc>
+        <w:tc>
+          <w:tcPr>
+            <w:tcW w:type="dxa" w:w="1587"/>
             <w:vAlign w:val="center"/>
           </w:tcPr>
           <w:p>
@@ -7681,20 +8552,19 @@
                 <w:sz w:val="20"/>
                 <w:rFonts w:eastAsia="宋体" w:ascii="宋体" w:hAnsi="宋体"/>
               </w:rPr>
-              <w:t>□ 已确认</w:t>
-            </w:r>
-          </w:p>
-        </w:tc>
-      </w:tr>
-      <w:tr>
-        <w:tc>
-          <w:tcPr>
-            <w:tcW w:type="dxa" w:w="680"/>
-            <w:vAlign w:val="center"/>
-          </w:tcPr>
-          <w:p>
-            <w:pPr>
-              <w:spacing w:line="312" w:lineRule="auto"/>
+              <w:t>甲方场地 / 活动公司基础包装</w:t>
+            </w:r>
+          </w:p>
+        </w:tc>
+        <w:tc>
+          <w:tcPr>
+            <w:tcW w:type="dxa" w:w="907"/>
+            <w:vAlign w:val="center"/>
+          </w:tcPr>
+          <w:p>
+            <w:pPr>
+              <w:spacing w:line="312" w:lineRule="auto"/>
+              <w:jc w:val="center"/>
             </w:pPr>
             <w:r/>
             <w:r>
@@ -7704,18 +8574,19 @@
                 <w:sz w:val="20"/>
                 <w:rFonts w:eastAsia="宋体" w:ascii="宋体" w:hAnsi="宋体"/>
               </w:rPr>
-              <w:t>16</w:t>
-            </w:r>
-          </w:p>
-        </w:tc>
-        <w:tc>
-          <w:tcPr>
-            <w:tcW w:type="dxa" w:w="3685"/>
-            <w:vAlign w:val="center"/>
-          </w:tcPr>
-          <w:p>
-            <w:pPr>
-              <w:spacing w:line="312" w:lineRule="auto"/>
+              <w:t>6,000</w:t>
+            </w:r>
+          </w:p>
+        </w:tc>
+        <w:tc>
+          <w:tcPr>
+            <w:tcW w:type="dxa" w:w="567"/>
+            <w:vAlign w:val="center"/>
+          </w:tcPr>
+          <w:p>
+            <w:pPr>
+              <w:spacing w:line="312" w:lineRule="auto"/>
+              <w:jc w:val="center"/>
             </w:pPr>
             <w:r/>
             <w:r>
@@ -7725,18 +8596,19 @@
                 <w:sz w:val="20"/>
                 <w:rFonts w:eastAsia="宋体" w:ascii="宋体" w:hAnsi="宋体"/>
               </w:rPr>
-              <w:t>现场展位 · 展场内</w:t>
-            </w:r>
-          </w:p>
-        </w:tc>
-        <w:tc>
-          <w:tcPr>
-            <w:tcW w:type="dxa" w:w="2551"/>
-            <w:vAlign w:val="center"/>
-          </w:tcPr>
-          <w:p>
-            <w:pPr>
-              <w:spacing w:line="312" w:lineRule="auto"/>
+              <w:t>1</w:t>
+            </w:r>
+          </w:p>
+        </w:tc>
+        <w:tc>
+          <w:tcPr>
+            <w:tcW w:type="dxa" w:w="1077"/>
+            <w:vAlign w:val="center"/>
+          </w:tcPr>
+          <w:p>
+            <w:pPr>
+              <w:spacing w:line="312" w:lineRule="auto"/>
+              <w:jc w:val="center"/>
             </w:pPr>
             <w:r/>
             <w:r>
@@ -7746,13 +8618,37 @@
                 <w:sz w:val="20"/>
                 <w:rFonts w:eastAsia="宋体" w:ascii="宋体" w:hAnsi="宋体"/>
               </w:rPr>
-              <w:t>1 处（销售 2 人 + 易拉宝×2 + KT 板）</w:t>
-            </w:r>
-          </w:p>
-        </w:tc>
-        <w:tc>
-          <w:tcPr>
-            <w:tcW w:type="dxa" w:w="1701"/>
+              <w:t>□ 已确认</w:t>
+            </w:r>
+          </w:p>
+        </w:tc>
+      </w:tr>
+      <w:tr>
+        <w:tc>
+          <w:tcPr>
+            <w:tcW w:type="dxa" w:w="680"/>
+            <w:vAlign w:val="center"/>
+          </w:tcPr>
+          <w:p>
+            <w:pPr>
+              <w:spacing w:line="312" w:lineRule="auto"/>
+              <w:jc w:val="center"/>
+            </w:pPr>
+            <w:r/>
+            <w:r>
+              <w:rPr>
+                <w:b/>
+                <w:color w:val="1A1A1A"/>
+                <w:sz w:val="20"/>
+                <w:rFonts w:eastAsia="宋体" w:ascii="宋体" w:hAnsi="宋体"/>
+              </w:rPr>
+              <w:t>C2</w:t>
+            </w:r>
+          </w:p>
+        </w:tc>
+        <w:tc>
+          <w:tcPr>
+            <w:tcW w:type="dxa" w:w="3175"/>
             <w:vAlign w:val="center"/>
           </w:tcPr>
           <w:p>
@@ -7767,13 +8663,13 @@
                 <w:sz w:val="20"/>
                 <w:rFonts w:eastAsia="宋体" w:ascii="宋体" w:hAnsi="宋体"/>
               </w:rPr>
-              <w:t>乙方 + 活动公司</w:t>
-            </w:r>
-          </w:p>
-        </w:tc>
-        <w:tc>
-          <w:tcPr>
-            <w:tcW w:type="dxa" w:w="1417"/>
+              <w:t>展场内品牌展位（场地租赁 + 洽谈圆桌轻包装）</w:t>
+            </w:r>
+          </w:p>
+        </w:tc>
+        <w:tc>
+          <w:tcPr>
+            <w:tcW w:type="dxa" w:w="2381"/>
             <w:vAlign w:val="center"/>
           </w:tcPr>
           <w:p>
@@ -7788,15 +8684,13 @@
                 <w:sz w:val="20"/>
                 <w:rFonts w:eastAsia="宋体" w:ascii="宋体" w:hAnsi="宋体"/>
               </w:rPr>
-              <w:t>□ 已确认</w:t>
-            </w:r>
-          </w:p>
-        </w:tc>
-      </w:tr>
-      <w:tr>
-        <w:tc>
-          <w:tcPr>
-            <w:tcW w:type="dxa" w:w="680"/>
+              <w:t>1 处（销售、易拉宝、KT 板、户型物料由乙方提供）</w:t>
+            </w:r>
+          </w:p>
+        </w:tc>
+        <w:tc>
+          <w:tcPr>
+            <w:tcW w:type="dxa" w:w="1587"/>
             <w:vAlign w:val="center"/>
           </w:tcPr>
           <w:p>
@@ -7811,18 +8705,19 @@
                 <w:sz w:val="20"/>
                 <w:rFonts w:eastAsia="宋体" w:ascii="宋体" w:hAnsi="宋体"/>
               </w:rPr>
-              <w:t>17</w:t>
-            </w:r>
-          </w:p>
-        </w:tc>
-        <w:tc>
-          <w:tcPr>
-            <w:tcW w:type="dxa" w:w="3685"/>
-            <w:vAlign w:val="center"/>
-          </w:tcPr>
-          <w:p>
-            <w:pPr>
-              <w:spacing w:line="312" w:lineRule="auto"/>
+              <w:t>甲方场地 / 活动公司基础包装</w:t>
+            </w:r>
+          </w:p>
+        </w:tc>
+        <w:tc>
+          <w:tcPr>
+            <w:tcW w:type="dxa" w:w="907"/>
+            <w:vAlign w:val="center"/>
+          </w:tcPr>
+          <w:p>
+            <w:pPr>
+              <w:spacing w:line="312" w:lineRule="auto"/>
+              <w:jc w:val="center"/>
             </w:pPr>
             <w:r/>
             <w:r>
@@ -7832,18 +8727,19 @@
                 <w:sz w:val="20"/>
                 <w:rFonts w:eastAsia="宋体" w:ascii="宋体" w:hAnsi="宋体"/>
               </w:rPr>
-              <w:t>论坛后主持人口播 + 引导员</w:t>
-            </w:r>
-          </w:p>
-        </w:tc>
-        <w:tc>
-          <w:tcPr>
-            <w:tcW w:type="dxa" w:w="2551"/>
-            <w:vAlign w:val="center"/>
-          </w:tcPr>
-          <w:p>
-            <w:pPr>
-              <w:spacing w:line="312" w:lineRule="auto"/>
+              <w:t>6,000</w:t>
+            </w:r>
+          </w:p>
+        </w:tc>
+        <w:tc>
+          <w:tcPr>
+            <w:tcW w:type="dxa" w:w="567"/>
+            <w:vAlign w:val="center"/>
+          </w:tcPr>
+          <w:p>
+            <w:pPr>
+              <w:spacing w:line="312" w:lineRule="auto"/>
+              <w:jc w:val="center"/>
             </w:pPr>
             <w:r/>
             <w:r>
@@ -7853,18 +8749,19 @@
                 <w:sz w:val="20"/>
                 <w:rFonts w:eastAsia="宋体" w:ascii="宋体" w:hAnsi="宋体"/>
               </w:rPr>
-              <w:t>1 次主口播 + 引导员 3 名</w:t>
-            </w:r>
-          </w:p>
-        </w:tc>
-        <w:tc>
-          <w:tcPr>
-            <w:tcW w:type="dxa" w:w="1701"/>
-            <w:vAlign w:val="center"/>
-          </w:tcPr>
-          <w:p>
-            <w:pPr>
-              <w:spacing w:line="312" w:lineRule="auto"/>
+              <w:t>1</w:t>
+            </w:r>
+          </w:p>
+        </w:tc>
+        <w:tc>
+          <w:tcPr>
+            <w:tcW w:type="dxa" w:w="1077"/>
+            <w:vAlign w:val="center"/>
+          </w:tcPr>
+          <w:p>
+            <w:pPr>
+              <w:spacing w:line="312" w:lineRule="auto"/>
+              <w:jc w:val="center"/>
             </w:pPr>
             <w:r/>
             <w:r>
@@ -7874,13 +8771,189 @@
                 <w:sz w:val="20"/>
                 <w:rFonts w:eastAsia="宋体" w:ascii="宋体" w:hAnsi="宋体"/>
               </w:rPr>
-              <w:t>甲方</w:t>
-            </w:r>
-          </w:p>
-        </w:tc>
-        <w:tc>
-          <w:tcPr>
-            <w:tcW w:type="dxa" w:w="1417"/>
+              <w:t>□ 已确认</w:t>
+            </w:r>
+          </w:p>
+        </w:tc>
+      </w:tr>
+      <w:tr>
+        <w:tc>
+          <w:tcPr>
+            <w:tcW w:type="dxa" w:w="680"/>
+            <w:vAlign w:val="center"/>
+            <w:shd w:val="clear" w:color="auto" w:fill="E8F1EC"/>
+          </w:tcPr>
+          <w:p>
+            <w:pPr>
+              <w:spacing w:line="312" w:lineRule="auto"/>
+              <w:jc w:val="center"/>
+            </w:pPr>
+            <w:r/>
+            <w:r>
+              <w:rPr>
+                <w:b/>
+                <w:color w:val="1A1A1A"/>
+                <w:sz w:val="21"/>
+                <w:rFonts w:eastAsia="宋体" w:ascii="宋体" w:hAnsi="宋体"/>
+              </w:rPr>
+              <w:t>D</w:t>
+            </w:r>
+          </w:p>
+        </w:tc>
+        <w:tc>
+          <w:tcPr>
+            <w:tcW w:type="dxa" w:w="3175"/>
+            <w:vAlign w:val="center"/>
+            <w:shd w:val="clear" w:color="auto" w:fill="E8F1EC"/>
+          </w:tcPr>
+          <w:p>
+            <w:pPr>
+              <w:spacing w:line="312" w:lineRule="auto"/>
+            </w:pPr>
+            <w:r/>
+            <w:r>
+              <w:rPr>
+                <w:b/>
+                <w:color w:val="1A1A1A"/>
+                <w:sz w:val="21"/>
+                <w:rFonts w:eastAsia="宋体" w:ascii="宋体" w:hAnsi="宋体"/>
+              </w:rPr>
+              <w:t>会后口播与引导（小计：￥2,000）</w:t>
+            </w:r>
+          </w:p>
+        </w:tc>
+        <w:tc>
+          <w:tcPr>
+            <w:tcW w:type="dxa" w:w="2381"/>
+            <w:vAlign w:val="center"/>
+            <w:shd w:val="clear" w:color="auto" w:fill="E8F1EC"/>
+          </w:tcPr>
+          <w:p>
+            <w:pPr>
+              <w:spacing w:line="312" w:lineRule="auto"/>
+            </w:pPr>
+            <w:r/>
+            <w:r>
+              <w:rPr>
+                <w:b w:val="0"/>
+                <w:color w:val="1A1A1A"/>
+                <w:sz w:val="21"/>
+                <w:rFonts w:eastAsia="宋体" w:ascii="宋体" w:hAnsi="宋体"/>
+              </w:rPr>
+            </w:r>
+          </w:p>
+        </w:tc>
+        <w:tc>
+          <w:tcPr>
+            <w:tcW w:type="dxa" w:w="1587"/>
+            <w:vAlign w:val="center"/>
+            <w:shd w:val="clear" w:color="auto" w:fill="E8F1EC"/>
+          </w:tcPr>
+          <w:p>
+            <w:pPr>
+              <w:spacing w:line="312" w:lineRule="auto"/>
+            </w:pPr>
+            <w:r/>
+            <w:r>
+              <w:rPr>
+                <w:b w:val="0"/>
+                <w:color w:val="1A1A1A"/>
+                <w:sz w:val="21"/>
+                <w:rFonts w:eastAsia="宋体" w:ascii="宋体" w:hAnsi="宋体"/>
+              </w:rPr>
+            </w:r>
+          </w:p>
+        </w:tc>
+        <w:tc>
+          <w:tcPr>
+            <w:tcW w:type="dxa" w:w="907"/>
+            <w:vAlign w:val="center"/>
+            <w:shd w:val="clear" w:color="auto" w:fill="E8F1EC"/>
+          </w:tcPr>
+          <w:p>
+            <w:pPr>
+              <w:spacing w:line="312" w:lineRule="auto"/>
+            </w:pPr>
+            <w:r/>
+            <w:r>
+              <w:rPr>
+                <w:b w:val="0"/>
+                <w:color w:val="1A1A1A"/>
+                <w:sz w:val="21"/>
+                <w:rFonts w:eastAsia="宋体" w:ascii="宋体" w:hAnsi="宋体"/>
+              </w:rPr>
+            </w:r>
+          </w:p>
+        </w:tc>
+        <w:tc>
+          <w:tcPr>
+            <w:tcW w:type="dxa" w:w="567"/>
+            <w:vAlign w:val="center"/>
+            <w:shd w:val="clear" w:color="auto" w:fill="E8F1EC"/>
+          </w:tcPr>
+          <w:p>
+            <w:pPr>
+              <w:spacing w:line="312" w:lineRule="auto"/>
+            </w:pPr>
+            <w:r/>
+            <w:r>
+              <w:rPr>
+                <w:b w:val="0"/>
+                <w:color w:val="1A1A1A"/>
+                <w:sz w:val="21"/>
+                <w:rFonts w:eastAsia="宋体" w:ascii="宋体" w:hAnsi="宋体"/>
+              </w:rPr>
+            </w:r>
+          </w:p>
+        </w:tc>
+        <w:tc>
+          <w:tcPr>
+            <w:tcW w:type="dxa" w:w="1077"/>
+            <w:vAlign w:val="center"/>
+            <w:shd w:val="clear" w:color="auto" w:fill="E8F1EC"/>
+          </w:tcPr>
+          <w:p>
+            <w:pPr>
+              <w:spacing w:line="312" w:lineRule="auto"/>
+            </w:pPr>
+            <w:r/>
+            <w:r>
+              <w:rPr>
+                <w:b w:val="0"/>
+                <w:color w:val="1A1A1A"/>
+                <w:sz w:val="21"/>
+                <w:rFonts w:eastAsia="宋体" w:ascii="宋体" w:hAnsi="宋体"/>
+              </w:rPr>
+            </w:r>
+          </w:p>
+        </w:tc>
+      </w:tr>
+      <w:tr>
+        <w:tc>
+          <w:tcPr>
+            <w:tcW w:type="dxa" w:w="680"/>
+            <w:vAlign w:val="center"/>
+          </w:tcPr>
+          <w:p>
+            <w:pPr>
+              <w:spacing w:line="312" w:lineRule="auto"/>
+              <w:jc w:val="center"/>
+            </w:pPr>
+            <w:r/>
+            <w:r>
+              <w:rPr>
+                <w:b/>
+                <w:color w:val="1A1A1A"/>
+                <w:sz w:val="20"/>
+                <w:rFonts w:eastAsia="宋体" w:ascii="宋体" w:hAnsi="宋体"/>
+              </w:rPr>
+              <w:t>D1</w:t>
+            </w:r>
+          </w:p>
+        </w:tc>
+        <w:tc>
+          <w:tcPr>
+            <w:tcW w:type="dxa" w:w="3175"/>
             <w:vAlign w:val="center"/>
           </w:tcPr>
           <w:p>
@@ -7895,15 +8968,13 @@
                 <w:sz w:val="20"/>
                 <w:rFonts w:eastAsia="宋体" w:ascii="宋体" w:hAnsi="宋体"/>
               </w:rPr>
-              <w:t>□ 已确认</w:t>
-            </w:r>
-          </w:p>
-        </w:tc>
-      </w:tr>
-      <w:tr>
-        <w:tc>
-          <w:tcPr>
-            <w:tcW w:type="dxa" w:w="680"/>
+              <w:t>论坛 / 颁奖结束后主持人鸣谢口播 + 现场动线引导</w:t>
+            </w:r>
+          </w:p>
+        </w:tc>
+        <w:tc>
+          <w:tcPr>
+            <w:tcW w:type="dxa" w:w="2381"/>
             <w:vAlign w:val="center"/>
           </w:tcPr>
           <w:p>
@@ -7918,13 +8989,13 @@
                 <w:sz w:val="20"/>
                 <w:rFonts w:eastAsia="宋体" w:ascii="宋体" w:hAnsi="宋体"/>
               </w:rPr>
-              <w:t>18</w:t>
-            </w:r>
-          </w:p>
-        </w:tc>
-        <w:tc>
-          <w:tcPr>
-            <w:tcW w:type="dxa" w:w="3685"/>
+              <w:t>1 次主口播 + 现场引导员 1 名</w:t>
+            </w:r>
+          </w:p>
+        </w:tc>
+        <w:tc>
+          <w:tcPr>
+            <w:tcW w:type="dxa" w:w="1587"/>
             <w:vAlign w:val="center"/>
           </w:tcPr>
           <w:p>
@@ -7939,18 +9010,19 @@
                 <w:sz w:val="20"/>
                 <w:rFonts w:eastAsia="宋体" w:ascii="宋体" w:hAnsi="宋体"/>
               </w:rPr>
-              <w:t>项目案场接驳（华为尊界 8–10 辆 + 考斯特补位）</w:t>
-            </w:r>
-          </w:p>
-        </w:tc>
-        <w:tc>
-          <w:tcPr>
-            <w:tcW w:type="dxa" w:w="2551"/>
-            <w:vAlign w:val="center"/>
-          </w:tcPr>
-          <w:p>
-            <w:pPr>
-              <w:spacing w:line="312" w:lineRule="auto"/>
+              <w:t>甲方</w:t>
+            </w:r>
+          </w:p>
+        </w:tc>
+        <w:tc>
+          <w:tcPr>
+            <w:tcW w:type="dxa" w:w="907"/>
+            <w:vAlign w:val="center"/>
+          </w:tcPr>
+          <w:p>
+            <w:pPr>
+              <w:spacing w:line="312" w:lineRule="auto"/>
+              <w:jc w:val="center"/>
             </w:pPr>
             <w:r/>
             <w:r>
@@ -7960,18 +9032,19 @@
                 <w:sz w:val="20"/>
                 <w:rFonts w:eastAsia="宋体" w:ascii="宋体" w:hAnsi="宋体"/>
               </w:rPr>
-              <w:t>由乙方承担费用</w:t>
-            </w:r>
-          </w:p>
-        </w:tc>
-        <w:tc>
-          <w:tcPr>
-            <w:tcW w:type="dxa" w:w="1701"/>
-            <w:vAlign w:val="center"/>
-          </w:tcPr>
-          <w:p>
-            <w:pPr>
-              <w:spacing w:line="312" w:lineRule="auto"/>
+              <w:t>2,000</w:t>
+            </w:r>
+          </w:p>
+        </w:tc>
+        <w:tc>
+          <w:tcPr>
+            <w:tcW w:type="dxa" w:w="567"/>
+            <w:vAlign w:val="center"/>
+          </w:tcPr>
+          <w:p>
+            <w:pPr>
+              <w:spacing w:line="312" w:lineRule="auto"/>
+              <w:jc w:val="center"/>
             </w:pPr>
             <w:r/>
             <w:r>
@@ -7981,18 +9054,19 @@
                 <w:sz w:val="20"/>
                 <w:rFonts w:eastAsia="宋体" w:ascii="宋体" w:hAnsi="宋体"/>
               </w:rPr>
-              <w:t>乙方</w:t>
-            </w:r>
-          </w:p>
-        </w:tc>
-        <w:tc>
-          <w:tcPr>
-            <w:tcW w:type="dxa" w:w="1417"/>
-            <w:vAlign w:val="center"/>
-          </w:tcPr>
-          <w:p>
-            <w:pPr>
-              <w:spacing w:line="312" w:lineRule="auto"/>
+              <w:t>1</w:t>
+            </w:r>
+          </w:p>
+        </w:tc>
+        <w:tc>
+          <w:tcPr>
+            <w:tcW w:type="dxa" w:w="1077"/>
+            <w:vAlign w:val="center"/>
+          </w:tcPr>
+          <w:p>
+            <w:pPr>
+              <w:spacing w:line="312" w:lineRule="auto"/>
+              <w:jc w:val="center"/>
             </w:pPr>
             <w:r/>
             <w:r>
@@ -8012,6 +9086,180 @@
           <w:tcPr>
             <w:tcW w:type="dxa" w:w="680"/>
             <w:vAlign w:val="center"/>
+            <w:shd w:val="clear" w:color="auto" w:fill="E8F1EC"/>
+          </w:tcPr>
+          <w:p>
+            <w:pPr>
+              <w:spacing w:line="312" w:lineRule="auto"/>
+              <w:jc w:val="center"/>
+            </w:pPr>
+            <w:r/>
+            <w:r>
+              <w:rPr>
+                <w:b/>
+                <w:color w:val="1A1A1A"/>
+                <w:sz w:val="21"/>
+                <w:rFonts w:eastAsia="宋体" w:ascii="宋体" w:hAnsi="宋体"/>
+              </w:rPr>
+              <w:t>E</w:t>
+            </w:r>
+          </w:p>
+        </w:tc>
+        <w:tc>
+          <w:tcPr>
+            <w:tcW w:type="dxa" w:w="3175"/>
+            <w:vAlign w:val="center"/>
+            <w:shd w:val="clear" w:color="auto" w:fill="E8F1EC"/>
+          </w:tcPr>
+          <w:p>
+            <w:pPr>
+              <w:spacing w:line="312" w:lineRule="auto"/>
+            </w:pPr>
+            <w:r/>
+            <w:r>
+              <w:rPr>
+                <w:b/>
+                <w:color w:val="1A1A1A"/>
+                <w:sz w:val="21"/>
+                <w:rFonts w:eastAsia="宋体" w:ascii="宋体" w:hAnsi="宋体"/>
+              </w:rPr>
+              <w:t>宣发与回执（小计：￥6,000）</w:t>
+            </w:r>
+          </w:p>
+        </w:tc>
+        <w:tc>
+          <w:tcPr>
+            <w:tcW w:type="dxa" w:w="2381"/>
+            <w:vAlign w:val="center"/>
+            <w:shd w:val="clear" w:color="auto" w:fill="E8F1EC"/>
+          </w:tcPr>
+          <w:p>
+            <w:pPr>
+              <w:spacing w:line="312" w:lineRule="auto"/>
+            </w:pPr>
+            <w:r/>
+            <w:r>
+              <w:rPr>
+                <w:b w:val="0"/>
+                <w:color w:val="1A1A1A"/>
+                <w:sz w:val="21"/>
+                <w:rFonts w:eastAsia="宋体" w:ascii="宋体" w:hAnsi="宋体"/>
+              </w:rPr>
+            </w:r>
+          </w:p>
+        </w:tc>
+        <w:tc>
+          <w:tcPr>
+            <w:tcW w:type="dxa" w:w="1587"/>
+            <w:vAlign w:val="center"/>
+            <w:shd w:val="clear" w:color="auto" w:fill="E8F1EC"/>
+          </w:tcPr>
+          <w:p>
+            <w:pPr>
+              <w:spacing w:line="312" w:lineRule="auto"/>
+            </w:pPr>
+            <w:r/>
+            <w:r>
+              <w:rPr>
+                <w:b w:val="0"/>
+                <w:color w:val="1A1A1A"/>
+                <w:sz w:val="21"/>
+                <w:rFonts w:eastAsia="宋体" w:ascii="宋体" w:hAnsi="宋体"/>
+              </w:rPr>
+            </w:r>
+          </w:p>
+        </w:tc>
+        <w:tc>
+          <w:tcPr>
+            <w:tcW w:type="dxa" w:w="907"/>
+            <w:vAlign w:val="center"/>
+            <w:shd w:val="clear" w:color="auto" w:fill="E8F1EC"/>
+          </w:tcPr>
+          <w:p>
+            <w:pPr>
+              <w:spacing w:line="312" w:lineRule="auto"/>
+            </w:pPr>
+            <w:r/>
+            <w:r>
+              <w:rPr>
+                <w:b w:val="0"/>
+                <w:color w:val="1A1A1A"/>
+                <w:sz w:val="21"/>
+                <w:rFonts w:eastAsia="宋体" w:ascii="宋体" w:hAnsi="宋体"/>
+              </w:rPr>
+            </w:r>
+          </w:p>
+        </w:tc>
+        <w:tc>
+          <w:tcPr>
+            <w:tcW w:type="dxa" w:w="567"/>
+            <w:vAlign w:val="center"/>
+            <w:shd w:val="clear" w:color="auto" w:fill="E8F1EC"/>
+          </w:tcPr>
+          <w:p>
+            <w:pPr>
+              <w:spacing w:line="312" w:lineRule="auto"/>
+            </w:pPr>
+            <w:r/>
+            <w:r>
+              <w:rPr>
+                <w:b w:val="0"/>
+                <w:color w:val="1A1A1A"/>
+                <w:sz w:val="21"/>
+                <w:rFonts w:eastAsia="宋体" w:ascii="宋体" w:hAnsi="宋体"/>
+              </w:rPr>
+            </w:r>
+          </w:p>
+        </w:tc>
+        <w:tc>
+          <w:tcPr>
+            <w:tcW w:type="dxa" w:w="1077"/>
+            <w:vAlign w:val="center"/>
+            <w:shd w:val="clear" w:color="auto" w:fill="E8F1EC"/>
+          </w:tcPr>
+          <w:p>
+            <w:pPr>
+              <w:spacing w:line="312" w:lineRule="auto"/>
+            </w:pPr>
+            <w:r/>
+            <w:r>
+              <w:rPr>
+                <w:b w:val="0"/>
+                <w:color w:val="1A1A1A"/>
+                <w:sz w:val="21"/>
+                <w:rFonts w:eastAsia="宋体" w:ascii="宋体" w:hAnsi="宋体"/>
+              </w:rPr>
+            </w:r>
+          </w:p>
+        </w:tc>
+      </w:tr>
+      <w:tr>
+        <w:tc>
+          <w:tcPr>
+            <w:tcW w:type="dxa" w:w="680"/>
+            <w:vAlign w:val="center"/>
+          </w:tcPr>
+          <w:p>
+            <w:pPr>
+              <w:spacing w:line="312" w:lineRule="auto"/>
+              <w:jc w:val="center"/>
+            </w:pPr>
+            <w:r/>
+            <w:r>
+              <w:rPr>
+                <w:b/>
+                <w:color w:val="1A1A1A"/>
+                <w:sz w:val="20"/>
+                <w:rFonts w:eastAsia="宋体" w:ascii="宋体" w:hAnsi="宋体"/>
+              </w:rPr>
+              <w:t>E1</w:t>
+            </w:r>
+          </w:p>
+        </w:tc>
+        <w:tc>
+          <w:tcPr>
+            <w:tcW w:type="dxa" w:w="3175"/>
+            <w:vAlign w:val="center"/>
           </w:tcPr>
           <w:p>
             <w:pPr>
@@ -8025,13 +9273,13 @@
                 <w:sz w:val="20"/>
                 <w:rFonts w:eastAsia="宋体" w:ascii="宋体" w:hAnsi="宋体"/>
               </w:rPr>
-              <w:t>19</w:t>
-            </w:r>
-          </w:p>
-        </w:tc>
-        <w:tc>
-          <w:tcPr>
-            <w:tcW w:type="dxa" w:w="3685"/>
+              <w:t>朋友圈九宫格（至少 3 张含项目 logo / KV）</w:t>
+            </w:r>
+          </w:p>
+        </w:tc>
+        <w:tc>
+          <w:tcPr>
+            <w:tcW w:type="dxa" w:w="2381"/>
             <w:vAlign w:val="center"/>
           </w:tcPr>
           <w:p>
@@ -8046,13 +9294,13 @@
                 <w:sz w:val="20"/>
                 <w:rFonts w:eastAsia="宋体" w:ascii="宋体" w:hAnsi="宋体"/>
               </w:rPr>
-              <w:t>项目案场接待（沙盘 + 样板间）</w:t>
-            </w:r>
-          </w:p>
-        </w:tc>
-        <w:tc>
-          <w:tcPr>
-            <w:tcW w:type="dxa" w:w="2551"/>
+              <w:t>9 张 1080×1080 PNG</w:t>
+            </w:r>
+          </w:p>
+        </w:tc>
+        <w:tc>
+          <w:tcPr>
+            <w:tcW w:type="dxa" w:w="1587"/>
             <w:vAlign w:val="center"/>
           </w:tcPr>
           <w:p>
@@ -8067,18 +9315,19 @@
                 <w:sz w:val="20"/>
                 <w:rFonts w:eastAsia="宋体" w:ascii="宋体" w:hAnsi="宋体"/>
               </w:rPr>
-              <w:t>由乙方承担费用</w:t>
-            </w:r>
-          </w:p>
-        </w:tc>
-        <w:tc>
-          <w:tcPr>
-            <w:tcW w:type="dxa" w:w="1701"/>
-            <w:vAlign w:val="center"/>
-          </w:tcPr>
-          <w:p>
-            <w:pPr>
-              <w:spacing w:line="312" w:lineRule="auto"/>
+              <w:t>甲方媒体组</w:t>
+            </w:r>
+          </w:p>
+        </w:tc>
+        <w:tc>
+          <w:tcPr>
+            <w:tcW w:type="dxa" w:w="907"/>
+            <w:vAlign w:val="center"/>
+          </w:tcPr>
+          <w:p>
+            <w:pPr>
+              <w:spacing w:line="312" w:lineRule="auto"/>
+              <w:jc w:val="center"/>
             </w:pPr>
             <w:r/>
             <w:r>
@@ -8088,18 +9337,19 @@
                 <w:sz w:val="20"/>
                 <w:rFonts w:eastAsia="宋体" w:ascii="宋体" w:hAnsi="宋体"/>
               </w:rPr>
-              <w:t>乙方</w:t>
-            </w:r>
-          </w:p>
-        </w:tc>
-        <w:tc>
-          <w:tcPr>
-            <w:tcW w:type="dxa" w:w="1417"/>
-            <w:vAlign w:val="center"/>
-          </w:tcPr>
-          <w:p>
-            <w:pPr>
-              <w:spacing w:line="312" w:lineRule="auto"/>
+              <w:t>1,500</w:t>
+            </w:r>
+          </w:p>
+        </w:tc>
+        <w:tc>
+          <w:tcPr>
+            <w:tcW w:type="dxa" w:w="567"/>
+            <w:vAlign w:val="center"/>
+          </w:tcPr>
+          <w:p>
+            <w:pPr>
+              <w:spacing w:line="312" w:lineRule="auto"/>
+              <w:jc w:val="center"/>
             </w:pPr>
             <w:r/>
             <w:r>
@@ -8109,20 +9359,19 @@
                 <w:sz w:val="20"/>
                 <w:rFonts w:eastAsia="宋体" w:ascii="宋体" w:hAnsi="宋体"/>
               </w:rPr>
-              <w:t>□ 已确认</w:t>
-            </w:r>
-          </w:p>
-        </w:tc>
-      </w:tr>
-      <w:tr>
-        <w:tc>
-          <w:tcPr>
-            <w:tcW w:type="dxa" w:w="680"/>
-            <w:vAlign w:val="center"/>
-          </w:tcPr>
-          <w:p>
-            <w:pPr>
-              <w:spacing w:line="312" w:lineRule="auto"/>
+              <w:t>1</w:t>
+            </w:r>
+          </w:p>
+        </w:tc>
+        <w:tc>
+          <w:tcPr>
+            <w:tcW w:type="dxa" w:w="1077"/>
+            <w:vAlign w:val="center"/>
+          </w:tcPr>
+          <w:p>
+            <w:pPr>
+              <w:spacing w:line="312" w:lineRule="auto"/>
+              <w:jc w:val="center"/>
             </w:pPr>
             <w:r/>
             <w:r>
@@ -8132,13 +9381,37 @@
                 <w:sz w:val="20"/>
                 <w:rFonts w:eastAsia="宋体" w:ascii="宋体" w:hAnsi="宋体"/>
               </w:rPr>
-              <w:t>20</w:t>
-            </w:r>
-          </w:p>
-        </w:tc>
-        <w:tc>
-          <w:tcPr>
-            <w:tcW w:type="dxa" w:w="3685"/>
+              <w:t>□ 已确认</w:t>
+            </w:r>
+          </w:p>
+        </w:tc>
+      </w:tr>
+      <w:tr>
+        <w:tc>
+          <w:tcPr>
+            <w:tcW w:type="dxa" w:w="680"/>
+            <w:vAlign w:val="center"/>
+          </w:tcPr>
+          <w:p>
+            <w:pPr>
+              <w:spacing w:line="312" w:lineRule="auto"/>
+              <w:jc w:val="center"/>
+            </w:pPr>
+            <w:r/>
+            <w:r>
+              <w:rPr>
+                <w:b/>
+                <w:color w:val="1A1A1A"/>
+                <w:sz w:val="20"/>
+                <w:rFonts w:eastAsia="宋体" w:ascii="宋体" w:hAnsi="宋体"/>
+              </w:rPr>
+              <w:t>E2</w:t>
+            </w:r>
+          </w:p>
+        </w:tc>
+        <w:tc>
+          <w:tcPr>
+            <w:tcW w:type="dxa" w:w="3175"/>
             <w:vAlign w:val="center"/>
           </w:tcPr>
           <w:p>
@@ -8153,13 +9426,13 @@
                 <w:sz w:val="20"/>
                 <w:rFonts w:eastAsia="宋体" w:ascii="宋体" w:hAnsi="宋体"/>
               </w:rPr>
-              <w:t>媒体通稿 ≥ 5 家头部财经/地产媒体</w:t>
-            </w:r>
-          </w:p>
-        </w:tc>
-        <w:tc>
-          <w:tcPr>
-            <w:tcW w:type="dxa" w:w="2551"/>
+              <w:t>回顾视频片头 / 片尾项目鸣谢（含项目 logo 露出）</w:t>
+            </w:r>
+          </w:p>
+        </w:tc>
+        <w:tc>
+          <w:tcPr>
+            <w:tcW w:type="dxa" w:w="2381"/>
             <w:vAlign w:val="center"/>
           </w:tcPr>
           <w:p>
@@ -8174,13 +9447,13 @@
                 <w:sz w:val="20"/>
                 <w:rFonts w:eastAsia="宋体" w:ascii="宋体" w:hAnsi="宋体"/>
               </w:rPr>
-              <w:t>标题级或副标题级</w:t>
-            </w:r>
-          </w:p>
-        </w:tc>
-        <w:tc>
-          <w:tcPr>
-            <w:tcW w:type="dxa" w:w="1701"/>
+              <w:t>1 条 1920×1080 mp4，鸣谢露出 ≤ 3 秒</w:t>
+            </w:r>
+          </w:p>
+        </w:tc>
+        <w:tc>
+          <w:tcPr>
+            <w:tcW w:type="dxa" w:w="1587"/>
             <w:vAlign w:val="center"/>
           </w:tcPr>
           <w:p>
@@ -8195,18 +9468,19 @@
                 <w:sz w:val="20"/>
                 <w:rFonts w:eastAsia="宋体" w:ascii="宋体" w:hAnsi="宋体"/>
               </w:rPr>
-              <w:t>甲方媒体组</w:t>
-            </w:r>
-          </w:p>
-        </w:tc>
-        <w:tc>
-          <w:tcPr>
-            <w:tcW w:type="dxa" w:w="1417"/>
-            <w:vAlign w:val="center"/>
-          </w:tcPr>
-          <w:p>
-            <w:pPr>
-              <w:spacing w:line="312" w:lineRule="auto"/>
+              <w:t>甲方</w:t>
+            </w:r>
+          </w:p>
+        </w:tc>
+        <w:tc>
+          <w:tcPr>
+            <w:tcW w:type="dxa" w:w="907"/>
+            <w:vAlign w:val="center"/>
+          </w:tcPr>
+          <w:p>
+            <w:pPr>
+              <w:spacing w:line="312" w:lineRule="auto"/>
+              <w:jc w:val="center"/>
             </w:pPr>
             <w:r/>
             <w:r>
@@ -8216,20 +9490,19 @@
                 <w:sz w:val="20"/>
                 <w:rFonts w:eastAsia="宋体" w:ascii="宋体" w:hAnsi="宋体"/>
               </w:rPr>
-              <w:t>□ 已确认</w:t>
-            </w:r>
-          </w:p>
-        </w:tc>
-      </w:tr>
-      <w:tr>
-        <w:tc>
-          <w:tcPr>
-            <w:tcW w:type="dxa" w:w="680"/>
-            <w:vAlign w:val="center"/>
-          </w:tcPr>
-          <w:p>
-            <w:pPr>
-              <w:spacing w:line="312" w:lineRule="auto"/>
+              <w:t>2,500</w:t>
+            </w:r>
+          </w:p>
+        </w:tc>
+        <w:tc>
+          <w:tcPr>
+            <w:tcW w:type="dxa" w:w="567"/>
+            <w:vAlign w:val="center"/>
+          </w:tcPr>
+          <w:p>
+            <w:pPr>
+              <w:spacing w:line="312" w:lineRule="auto"/>
+              <w:jc w:val="center"/>
             </w:pPr>
             <w:r/>
             <w:r>
@@ -8239,18 +9512,19 @@
                 <w:sz w:val="20"/>
                 <w:rFonts w:eastAsia="宋体" w:ascii="宋体" w:hAnsi="宋体"/>
               </w:rPr>
-              <w:t>21</w:t>
-            </w:r>
-          </w:p>
-        </w:tc>
-        <w:tc>
-          <w:tcPr>
-            <w:tcW w:type="dxa" w:w="3685"/>
-            <w:vAlign w:val="center"/>
-          </w:tcPr>
-          <w:p>
-            <w:pPr>
-              <w:spacing w:line="312" w:lineRule="auto"/>
+              <w:t>1</w:t>
+            </w:r>
+          </w:p>
+        </w:tc>
+        <w:tc>
+          <w:tcPr>
+            <w:tcW w:type="dxa" w:w="1077"/>
+            <w:vAlign w:val="center"/>
+          </w:tcPr>
+          <w:p>
+            <w:pPr>
+              <w:spacing w:line="312" w:lineRule="auto"/>
+              <w:jc w:val="center"/>
             </w:pPr>
             <w:r/>
             <w:r>
@@ -8260,13 +9534,37 @@
                 <w:sz w:val="20"/>
                 <w:rFonts w:eastAsia="宋体" w:ascii="宋体" w:hAnsi="宋体"/>
               </w:rPr>
-              <w:t>朋友圈九宫格</w:t>
-            </w:r>
-          </w:p>
-        </w:tc>
-        <w:tc>
-          <w:tcPr>
-            <w:tcW w:type="dxa" w:w="2551"/>
+              <w:t>□ 已确认</w:t>
+            </w:r>
+          </w:p>
+        </w:tc>
+      </w:tr>
+      <w:tr>
+        <w:tc>
+          <w:tcPr>
+            <w:tcW w:type="dxa" w:w="680"/>
+            <w:vAlign w:val="center"/>
+          </w:tcPr>
+          <w:p>
+            <w:pPr>
+              <w:spacing w:line="312" w:lineRule="auto"/>
+              <w:jc w:val="center"/>
+            </w:pPr>
+            <w:r/>
+            <w:r>
+              <w:rPr>
+                <w:b/>
+                <w:color w:val="1A1A1A"/>
+                <w:sz w:val="20"/>
+                <w:rFonts w:eastAsia="宋体" w:ascii="宋体" w:hAnsi="宋体"/>
+              </w:rPr>
+              <w:t>E3</w:t>
+            </w:r>
+          </w:p>
+        </w:tc>
+        <w:tc>
+          <w:tcPr>
+            <w:tcW w:type="dxa" w:w="3175"/>
             <w:vAlign w:val="center"/>
           </w:tcPr>
           <w:p>
@@ -8281,13 +9579,13 @@
                 <w:sz w:val="20"/>
                 <w:rFonts w:eastAsia="宋体" w:ascii="宋体" w:hAnsi="宋体"/>
               </w:rPr>
-              <w:t>9 张 1080×1080 PNG</w:t>
-            </w:r>
-          </w:p>
-        </w:tc>
-        <w:tc>
-          <w:tcPr>
-            <w:tcW w:type="dxa" w:w="1701"/>
+              <w:t>执行回执（现场图片 + 嘉宾合影 + 1 份执行报告）</w:t>
+            </w:r>
+          </w:p>
+        </w:tc>
+        <w:tc>
+          <w:tcPr>
+            <w:tcW w:type="dxa" w:w="2381"/>
             <w:vAlign w:val="center"/>
           </w:tcPr>
           <w:p>
@@ -8302,13 +9600,13 @@
                 <w:sz w:val="20"/>
                 <w:rFonts w:eastAsia="宋体" w:ascii="宋体" w:hAnsi="宋体"/>
               </w:rPr>
-              <w:t>甲方媒体组</w:t>
-            </w:r>
-          </w:p>
-        </w:tc>
-        <w:tc>
-          <w:tcPr>
-            <w:tcW w:type="dxa" w:w="1417"/>
+              <w:t>大会结束后 7 个自然日内出具</w:t>
+            </w:r>
+          </w:p>
+        </w:tc>
+        <w:tc>
+          <w:tcPr>
+            <w:tcW w:type="dxa" w:w="1587"/>
             <w:vAlign w:val="center"/>
           </w:tcPr>
           <w:p>
@@ -8323,20 +9621,19 @@
                 <w:sz w:val="20"/>
                 <w:rFonts w:eastAsia="宋体" w:ascii="宋体" w:hAnsi="宋体"/>
               </w:rPr>
-              <w:t>□ 已确认</w:t>
-            </w:r>
-          </w:p>
-        </w:tc>
-      </w:tr>
-      <w:tr>
-        <w:tc>
-          <w:tcPr>
-            <w:tcW w:type="dxa" w:w="680"/>
-            <w:vAlign w:val="center"/>
-          </w:tcPr>
-          <w:p>
-            <w:pPr>
-              <w:spacing w:line="312" w:lineRule="auto"/>
+              <w:t>甲方</w:t>
+            </w:r>
+          </w:p>
+        </w:tc>
+        <w:tc>
+          <w:tcPr>
+            <w:tcW w:type="dxa" w:w="907"/>
+            <w:vAlign w:val="center"/>
+          </w:tcPr>
+          <w:p>
+            <w:pPr>
+              <w:spacing w:line="312" w:lineRule="auto"/>
+              <w:jc w:val="center"/>
             </w:pPr>
             <w:r/>
             <w:r>
@@ -8346,18 +9643,19 @@
                 <w:sz w:val="20"/>
                 <w:rFonts w:eastAsia="宋体" w:ascii="宋体" w:hAnsi="宋体"/>
               </w:rPr>
-              <w:t>22</w:t>
-            </w:r>
-          </w:p>
-        </w:tc>
-        <w:tc>
-          <w:tcPr>
-            <w:tcW w:type="dxa" w:w="3685"/>
-            <w:vAlign w:val="center"/>
-          </w:tcPr>
-          <w:p>
-            <w:pPr>
-              <w:spacing w:line="312" w:lineRule="auto"/>
+              <w:t>2,000</w:t>
+            </w:r>
+          </w:p>
+        </w:tc>
+        <w:tc>
+          <w:tcPr>
+            <w:tcW w:type="dxa" w:w="567"/>
+            <w:vAlign w:val="center"/>
+          </w:tcPr>
+          <w:p>
+            <w:pPr>
+              <w:spacing w:line="312" w:lineRule="auto"/>
+              <w:jc w:val="center"/>
             </w:pPr>
             <w:r/>
             <w:r>
@@ -8367,18 +9665,19 @@
                 <w:sz w:val="20"/>
                 <w:rFonts w:eastAsia="宋体" w:ascii="宋体" w:hAnsi="宋体"/>
               </w:rPr>
-              <w:t>回顾视频片头 / 片尾鸣谢</w:t>
-            </w:r>
-          </w:p>
-        </w:tc>
-        <w:tc>
-          <w:tcPr>
-            <w:tcW w:type="dxa" w:w="2551"/>
-            <w:vAlign w:val="center"/>
-          </w:tcPr>
-          <w:p>
-            <w:pPr>
-              <w:spacing w:line="312" w:lineRule="auto"/>
+              <w:t>1</w:t>
+            </w:r>
+          </w:p>
+        </w:tc>
+        <w:tc>
+          <w:tcPr>
+            <w:tcW w:type="dxa" w:w="1077"/>
+            <w:vAlign w:val="center"/>
+          </w:tcPr>
+          <w:p>
+            <w:pPr>
+              <w:spacing w:line="312" w:lineRule="auto"/>
+              <w:jc w:val="center"/>
             </w:pPr>
             <w:r/>
             <w:r>
@@ -8388,48 +9687,6 @@
                 <w:sz w:val="20"/>
                 <w:rFonts w:eastAsia="宋体" w:ascii="宋体" w:hAnsi="宋体"/>
               </w:rPr>
-              <w:t>1 条 mp4</w:t>
-            </w:r>
-          </w:p>
-        </w:tc>
-        <w:tc>
-          <w:tcPr>
-            <w:tcW w:type="dxa" w:w="1701"/>
-            <w:vAlign w:val="center"/>
-          </w:tcPr>
-          <w:p>
-            <w:pPr>
-              <w:spacing w:line="312" w:lineRule="auto"/>
-            </w:pPr>
-            <w:r/>
-            <w:r>
-              <w:rPr>
-                <w:b w:val="0"/>
-                <w:color w:val="1A1A1A"/>
-                <w:sz w:val="20"/>
-                <w:rFonts w:eastAsia="宋体" w:ascii="宋体" w:hAnsi="宋体"/>
-              </w:rPr>
-              <w:t>甲方</w:t>
-            </w:r>
-          </w:p>
-        </w:tc>
-        <w:tc>
-          <w:tcPr>
-            <w:tcW w:type="dxa" w:w="1417"/>
-            <w:vAlign w:val="center"/>
-          </w:tcPr>
-          <w:p>
-            <w:pPr>
-              <w:spacing w:line="312" w:lineRule="auto"/>
-            </w:pPr>
-            <w:r/>
-            <w:r>
-              <w:rPr>
-                <w:b w:val="0"/>
-                <w:color w:val="1A1A1A"/>
-                <w:sz w:val="20"/>
-                <w:rFonts w:eastAsia="宋体" w:ascii="宋体" w:hAnsi="宋体"/>
-              </w:rPr>
               <w:t>□ 已确认</w:t>
             </w:r>
           </w:p>
@@ -8440,216 +9697,324 @@
           <w:tcPr>
             <w:tcW w:type="dxa" w:w="680"/>
             <w:vAlign w:val="center"/>
-          </w:tcPr>
-          <w:p>
-            <w:pPr>
-              <w:spacing w:line="312" w:lineRule="auto"/>
+            <w:shd w:val="clear" w:color="auto" w:fill="006B3F"/>
+          </w:tcPr>
+          <w:p>
+            <w:pPr>
+              <w:spacing w:line="312" w:lineRule="auto"/>
+              <w:jc w:val="center"/>
+            </w:pPr>
+            <w:r/>
+            <w:r>
+              <w:rPr>
+                <w:b/>
+                <w:color w:val="FFFFFF"/>
+                <w:sz w:val="22"/>
+                <w:rFonts w:eastAsia="宋体" w:ascii="宋体" w:hAnsi="宋体"/>
+              </w:rPr>
+              <w:t>合计</w:t>
+            </w:r>
+          </w:p>
+        </w:tc>
+        <w:tc>
+          <w:tcPr>
+            <w:tcW w:type="dxa" w:w="3175"/>
+            <w:vAlign w:val="center"/>
+            <w:shd w:val="clear" w:color="auto" w:fill="006B3F"/>
+          </w:tcPr>
+          <w:p>
+            <w:pPr>
+              <w:spacing w:line="312" w:lineRule="auto"/>
+            </w:pPr>
+            <w:r/>
+            <w:r>
+              <w:rPr>
+                <w:b/>
+                <w:color w:val="FFFFFF"/>
+                <w:sz w:val="22"/>
+                <w:rFonts w:eastAsia="宋体" w:ascii="宋体" w:hAnsi="宋体"/>
+              </w:rPr>
+              <w:t>人民币壹拾万元整（含税）</w:t>
+            </w:r>
+          </w:p>
+        </w:tc>
+        <w:tc>
+          <w:tcPr>
+            <w:tcW w:type="dxa" w:w="2381"/>
+            <w:vAlign w:val="center"/>
+            <w:shd w:val="clear" w:color="auto" w:fill="006B3F"/>
+          </w:tcPr>
+          <w:p>
+            <w:pPr>
+              <w:spacing w:line="312" w:lineRule="auto"/>
+              <w:jc w:val="center"/>
             </w:pPr>
             <w:r/>
             <w:r>
               <w:rPr>
                 <w:b w:val="0"/>
-                <w:color w:val="1A1A1A"/>
-                <w:sz w:val="20"/>
-                <w:rFonts w:eastAsia="宋体" w:ascii="宋体" w:hAnsi="宋体"/>
-              </w:rPr>
-              <w:t>23</w:t>
-            </w:r>
-          </w:p>
-        </w:tc>
-        <w:tc>
-          <w:tcPr>
-            <w:tcW w:type="dxa" w:w="3685"/>
-            <w:vAlign w:val="center"/>
-          </w:tcPr>
-          <w:p>
-            <w:pPr>
-              <w:spacing w:line="312" w:lineRule="auto"/>
+                <w:color w:val="FFFFFF"/>
+                <w:sz w:val="21"/>
+                <w:rFonts w:eastAsia="宋体" w:ascii="宋体" w:hAnsi="宋体"/>
+              </w:rPr>
+              <w:t>—</w:t>
+            </w:r>
+          </w:p>
+        </w:tc>
+        <w:tc>
+          <w:tcPr>
+            <w:tcW w:type="dxa" w:w="1587"/>
+            <w:vAlign w:val="center"/>
+            <w:shd w:val="clear" w:color="auto" w:fill="006B3F"/>
+          </w:tcPr>
+          <w:p>
+            <w:pPr>
+              <w:spacing w:line="312" w:lineRule="auto"/>
+              <w:jc w:val="center"/>
             </w:pPr>
             <w:r/>
             <w:r>
               <w:rPr>
                 <w:b w:val="0"/>
-                <w:color w:val="1A1A1A"/>
-                <w:sz w:val="20"/>
-                <w:rFonts w:eastAsia="宋体" w:ascii="宋体" w:hAnsi="宋体"/>
-              </w:rPr>
-              <w:t>双校长三角校友产业联盟战略合作伙伴永久入册 + 牌匾</w:t>
-            </w:r>
-          </w:p>
-        </w:tc>
-        <w:tc>
-          <w:tcPr>
-            <w:tcW w:type="dxa" w:w="2551"/>
-            <w:vAlign w:val="center"/>
-          </w:tcPr>
-          <w:p>
-            <w:pPr>
-              <w:spacing w:line="312" w:lineRule="auto"/>
+                <w:color w:val="FFFFFF"/>
+                <w:sz w:val="21"/>
+                <w:rFonts w:eastAsia="宋体" w:ascii="宋体" w:hAnsi="宋体"/>
+              </w:rPr>
+              <w:t>—</w:t>
+            </w:r>
+          </w:p>
+        </w:tc>
+        <w:tc>
+          <w:tcPr>
+            <w:tcW w:type="dxa" w:w="907"/>
+            <w:vAlign w:val="center"/>
+            <w:shd w:val="clear" w:color="auto" w:fill="006B3F"/>
+          </w:tcPr>
+          <w:p>
+            <w:pPr>
+              <w:spacing w:line="312" w:lineRule="auto"/>
+              <w:jc w:val="center"/>
+            </w:pPr>
+            <w:r/>
+            <w:r>
+              <w:rPr>
+                <w:b/>
+                <w:color w:val="FFFFFF"/>
+                <w:sz w:val="22"/>
+                <w:rFonts w:eastAsia="宋体" w:ascii="宋体" w:hAnsi="宋体"/>
+              </w:rPr>
+              <w:t>￥100,000.00</w:t>
+            </w:r>
+          </w:p>
+        </w:tc>
+        <w:tc>
+          <w:tcPr>
+            <w:tcW w:type="dxa" w:w="567"/>
+            <w:vAlign w:val="center"/>
+            <w:shd w:val="clear" w:color="auto" w:fill="006B3F"/>
+          </w:tcPr>
+          <w:p>
+            <w:pPr>
+              <w:spacing w:line="312" w:lineRule="auto"/>
+              <w:jc w:val="center"/>
             </w:pPr>
             <w:r/>
             <w:r>
               <w:rPr>
                 <w:b w:val="0"/>
-                <w:color w:val="1A1A1A"/>
-                <w:sz w:val="20"/>
-                <w:rFonts w:eastAsia="宋体" w:ascii="宋体" w:hAnsi="宋体"/>
-              </w:rPr>
-              <w:t>永久入册</w:t>
-            </w:r>
-          </w:p>
-        </w:tc>
-        <w:tc>
-          <w:tcPr>
-            <w:tcW w:type="dxa" w:w="1701"/>
-            <w:vAlign w:val="center"/>
-          </w:tcPr>
-          <w:p>
-            <w:pPr>
-              <w:spacing w:line="312" w:lineRule="auto"/>
+                <w:color w:val="FFFFFF"/>
+                <w:sz w:val="21"/>
+                <w:rFonts w:eastAsia="宋体" w:ascii="宋体" w:hAnsi="宋体"/>
+              </w:rPr>
+              <w:t>—</w:t>
+            </w:r>
+          </w:p>
+        </w:tc>
+        <w:tc>
+          <w:tcPr>
+            <w:tcW w:type="dxa" w:w="1077"/>
+            <w:vAlign w:val="center"/>
+            <w:shd w:val="clear" w:color="auto" w:fill="006B3F"/>
+          </w:tcPr>
+          <w:p>
+            <w:pPr>
+              <w:spacing w:line="312" w:lineRule="auto"/>
+              <w:jc w:val="center"/>
             </w:pPr>
             <w:r/>
             <w:r>
               <w:rPr>
                 <w:b w:val="0"/>
-                <w:color w:val="1A1A1A"/>
-                <w:sz w:val="20"/>
-                <w:rFonts w:eastAsia="宋体" w:ascii="宋体" w:hAnsi="宋体"/>
-              </w:rPr>
-              <w:t>甲方</w:t>
-            </w:r>
-          </w:p>
-        </w:tc>
-        <w:tc>
-          <w:tcPr>
-            <w:tcW w:type="dxa" w:w="1417"/>
-            <w:vAlign w:val="center"/>
-          </w:tcPr>
-          <w:p>
-            <w:pPr>
-              <w:spacing w:line="312" w:lineRule="auto"/>
-            </w:pPr>
-            <w:r/>
-            <w:r>
-              <w:rPr>
-                <w:b w:val="0"/>
-                <w:color w:val="1A1A1A"/>
-                <w:sz w:val="20"/>
-                <w:rFonts w:eastAsia="宋体" w:ascii="宋体" w:hAnsi="宋体"/>
-              </w:rPr>
-              <w:t>□ 已确认</w:t>
-            </w:r>
-          </w:p>
-        </w:tc>
-      </w:tr>
-      <w:tr>
-        <w:tc>
-          <w:tcPr>
-            <w:tcW w:type="dxa" w:w="680"/>
-            <w:vAlign w:val="center"/>
-          </w:tcPr>
-          <w:p>
-            <w:pPr>
-              <w:spacing w:line="312" w:lineRule="auto"/>
-            </w:pPr>
-            <w:r/>
-            <w:r>
-              <w:rPr>
-                <w:b w:val="0"/>
-                <w:color w:val="1A1A1A"/>
-                <w:sz w:val="20"/>
-                <w:rFonts w:eastAsia="宋体" w:ascii="宋体" w:hAnsi="宋体"/>
-              </w:rPr>
-              <w:t>24</w:t>
-            </w:r>
-          </w:p>
-        </w:tc>
-        <w:tc>
-          <w:tcPr>
-            <w:tcW w:type="dxa" w:w="3685"/>
-            <w:vAlign w:val="center"/>
-          </w:tcPr>
-          <w:p>
-            <w:pPr>
-              <w:spacing w:line="312" w:lineRule="auto"/>
-            </w:pPr>
-            <w:r/>
-            <w:r>
-              <w:rPr>
-                <w:b w:val="0"/>
-                <w:color w:val="1A1A1A"/>
-                <w:sz w:val="20"/>
-                <w:rFonts w:eastAsia="宋体" w:ascii="宋体" w:hAnsi="宋体"/>
-              </w:rPr>
-              <w:t>执行回执（图片 + 媒体链接 + 监测）</w:t>
-            </w:r>
-          </w:p>
-        </w:tc>
-        <w:tc>
-          <w:tcPr>
-            <w:tcW w:type="dxa" w:w="2551"/>
-            <w:vAlign w:val="center"/>
-          </w:tcPr>
-          <w:p>
-            <w:pPr>
-              <w:spacing w:line="312" w:lineRule="auto"/>
-            </w:pPr>
-            <w:r/>
-            <w:r>
-              <w:rPr>
-                <w:b w:val="0"/>
-                <w:color w:val="1A1A1A"/>
-                <w:sz w:val="20"/>
-                <w:rFonts w:eastAsia="宋体" w:ascii="宋体" w:hAnsi="宋体"/>
-              </w:rPr>
-              <w:t>7 个自然日内</w:t>
-            </w:r>
-          </w:p>
-        </w:tc>
-        <w:tc>
-          <w:tcPr>
-            <w:tcW w:type="dxa" w:w="1701"/>
-            <w:vAlign w:val="center"/>
-          </w:tcPr>
-          <w:p>
-            <w:pPr>
-              <w:spacing w:line="312" w:lineRule="auto"/>
-            </w:pPr>
-            <w:r/>
-            <w:r>
-              <w:rPr>
-                <w:b w:val="0"/>
-                <w:color w:val="1A1A1A"/>
-                <w:sz w:val="20"/>
-                <w:rFonts w:eastAsia="宋体" w:ascii="宋体" w:hAnsi="宋体"/>
-              </w:rPr>
-              <w:t>甲方</w:t>
-            </w:r>
-          </w:p>
-        </w:tc>
-        <w:tc>
-          <w:tcPr>
-            <w:tcW w:type="dxa" w:w="1417"/>
-            <w:vAlign w:val="center"/>
-          </w:tcPr>
-          <w:p>
-            <w:pPr>
-              <w:spacing w:line="312" w:lineRule="auto"/>
-            </w:pPr>
-            <w:r/>
-            <w:r>
-              <w:rPr>
-                <w:b w:val="0"/>
-                <w:color w:val="1A1A1A"/>
-                <w:sz w:val="20"/>
-                <w:rFonts w:eastAsia="宋体" w:ascii="宋体" w:hAnsi="宋体"/>
-              </w:rPr>
-              <w:t>□ 已确认</w:t>
+                <w:color w:val="FFFFFF"/>
+                <w:sz w:val="21"/>
+                <w:rFonts w:eastAsia="宋体" w:ascii="宋体" w:hAnsi="宋体"/>
+              </w:rPr>
+              <w:t>—</w:t>
             </w:r>
           </w:p>
         </w:tc>
       </w:tr>
     </w:tbl>
+    <w:p/>
+    <w:p>
+      <w:pPr>
+        <w:spacing w:line="360" w:lineRule="auto"/>
+      </w:pPr>
+      <w:r>
+        <w:rPr>
+          <w:b/>
+          <w:color w:val="1A1A1A"/>
+          <w:sz w:val="21"/>
+          <w:rFonts w:eastAsia="宋体" w:ascii="宋体" w:hAnsi="宋体"/>
+        </w:rPr>
+        <w:t>说明：</w:t>
+      </w:r>
+    </w:p>
+    <w:p>
+      <w:pPr>
+        <w:spacing w:line="360" w:lineRule="auto"/>
+        <w:ind w:firstLine="400"/>
+      </w:pPr>
+      <w:r>
+        <w:rPr>
+          <w:b w:val="0"/>
+          <w:color w:val="1A1A1A"/>
+          <w:sz w:val="20"/>
+          <w:rFonts w:eastAsia="宋体" w:ascii="宋体" w:hAnsi="宋体"/>
+        </w:rPr>
+        <w:t>1. 本报价 100,000 元为含税总价；发票内容：会议服务费 / 赞助费，由甲方按本协议第 7.2 条开具增值税普通发票或专用发票。</w:t>
+      </w:r>
+    </w:p>
+    <w:p>
+      <w:pPr>
+        <w:spacing w:line="360" w:lineRule="auto"/>
+        <w:ind w:firstLine="400"/>
+      </w:pPr>
+      <w:r>
+        <w:rPr>
+          <w:b w:val="0"/>
+          <w:color w:val="1A1A1A"/>
+          <w:sz w:val="20"/>
+          <w:rFonts w:eastAsia="宋体" w:ascii="宋体" w:hAnsi="宋体"/>
+        </w:rPr>
+        <w:t>2. 上述执行项均为甲方对乙方的可交付物（含场地、物料植入、口播、宣讲位置、宣发、回执），过程中由甲方逐项归档证据材料（现场照片、印刷成品照、屏幕截图、回执报告等），并随《赞助权益执行回执》一并提交乙方作为验收依据。</w:t>
+      </w:r>
+    </w:p>
+    <w:p>
+      <w:pPr>
+        <w:spacing w:line="360" w:lineRule="auto"/>
+        <w:ind w:firstLine="400"/>
+      </w:pPr>
+      <w:r>
+        <w:rPr>
+          <w:b w:val="0"/>
+          <w:color w:val="1A1A1A"/>
+          <w:sz w:val="20"/>
+          <w:rFonts w:eastAsia="宋体" w:ascii="宋体" w:hAnsi="宋体"/>
+        </w:rPr>
+        <w:t>3. 经双方协商，下列原洽谈条款本次合作不纳入或已作调整：</w:t>
+      </w:r>
+    </w:p>
+    <w:p>
+      <w:pPr>
+        <w:spacing w:line="360" w:lineRule="auto"/>
+      </w:pPr>
+      <w:r>
+        <w:rPr>
+          <w:b w:val="0"/>
+          <w:color w:val="1A1A1A"/>
+          <w:sz w:val="20"/>
+          <w:rFonts w:eastAsia="宋体" w:ascii="宋体" w:hAnsi="宋体"/>
+        </w:rPr>
+        <w:t>（1）白皮书扉页联合署名：因白皮书排期/出版不确定，本次合作不纳入；</w:t>
+      </w:r>
+    </w:p>
+    <w:p>
+      <w:pPr>
+        <w:spacing w:line="360" w:lineRule="auto"/>
+      </w:pPr>
+      <w:r>
+        <w:rPr>
+          <w:b w:val="0"/>
+          <w:color w:val="1A1A1A"/>
+          <w:sz w:val="20"/>
+          <w:rFonts w:eastAsia="宋体" w:ascii="宋体" w:hAnsi="宋体"/>
+        </w:rPr>
+        <w:t>（2）媒体通稿「不少于 5 家头部财经/地产媒体」「标题级或副标题级」硬性指标：甲方按合作媒体清单进行推送，实际刊发数量、位置与口径以媒体自主决定为准，本附表不作硬性数量与位置承诺；</w:t>
+      </w:r>
+    </w:p>
+    <w:p>
+      <w:pPr>
+        <w:spacing w:line="360" w:lineRule="auto"/>
+      </w:pPr>
+      <w:r>
+        <w:rPr>
+          <w:b w:val="0"/>
+          <w:color w:val="1A1A1A"/>
+          <w:sz w:val="20"/>
+          <w:rFonts w:eastAsia="宋体" w:ascii="宋体" w:hAnsi="宋体"/>
+        </w:rPr>
+        <w:t>（3）双校长三角校友产业联盟战略合作伙伴永久入册 + 牌匾交接：执行机制双方另议，本附表不纳入计价；</w:t>
+      </w:r>
+    </w:p>
+    <w:p>
+      <w:pPr>
+        <w:spacing w:line="360" w:lineRule="auto"/>
+      </w:pPr>
+      <w:r>
+        <w:rPr>
+          <w:b w:val="0"/>
+          <w:color w:val="1A1A1A"/>
+          <w:sz w:val="20"/>
+          <w:rFonts w:eastAsia="宋体" w:ascii="宋体" w:hAnsi="宋体"/>
+        </w:rPr>
+        <w:t>（4）现场引导员由原 3 名调整为 1 名（合并至条款 D1），其余动线引导视嘉宾流量灵活补位；</w:t>
+      </w:r>
+    </w:p>
+    <w:p>
+      <w:pPr>
+        <w:spacing w:line="360" w:lineRule="auto"/>
+      </w:pPr>
+      <w:r>
+        <w:rPr>
+          <w:b w:val="0"/>
+          <w:color w:val="1A1A1A"/>
+          <w:sz w:val="20"/>
+          <w:rFonts w:eastAsia="宋体" w:ascii="宋体" w:hAnsi="宋体"/>
+        </w:rPr>
+        <w:t>（5）同行业排他承诺范围限定为「晚宴冠名战略合作伙伴」身份及「主背景板钻石级 logo 位」，其他级别合作不在排他范围。</w:t>
+      </w:r>
+    </w:p>
+    <w:p>
+      <w:pPr>
+        <w:spacing w:line="360" w:lineRule="auto"/>
+        <w:ind w:firstLine="400"/>
+      </w:pPr>
+      <w:r>
+        <w:rPr>
+          <w:b w:val="0"/>
+          <w:color w:val="1A1A1A"/>
+          <w:sz w:val="20"/>
+          <w:rFonts w:eastAsia="宋体" w:ascii="宋体" w:hAnsi="宋体"/>
+        </w:rPr>
+        <w:t>4. 项目案场接驳（华为尊界 8–10 辆 + 考斯特补位）、项目案场接待（沙盘 + 样板间）、现场销售人员、展位升级包装等事项由乙方自办，不计入本报价 100,000 元，亦不构成甲方义务。</w:t>
+      </w:r>
+    </w:p>
+    <w:p>
+      <w:pPr>
+        <w:spacing w:line="360" w:lineRule="auto"/>
+        <w:ind w:firstLine="400"/>
+      </w:pPr>
+      <w:r>
+        <w:rPr>
+          <w:b w:val="0"/>
+          <w:color w:val="1A1A1A"/>
+          <w:sz w:val="20"/>
+          <w:rFonts w:eastAsia="宋体" w:ascii="宋体" w:hAnsi="宋体"/>
+        </w:rPr>
+        <w:t>5. 本附表与本协议正文具有同等法律效力；本附表所列单价与数量为合作期内一次性、整体打包价格，单项不另议加价或退款，但因甲方原因未交付的，按本协议第 10.2 条处理。</w:t>
+      </w:r>
+    </w:p>
     <w:p/>
     <w:tbl>
       <w:tblPr>
@@ -8680,10 +10045,14 @@
                 <w:sz w:val="22"/>
                 <w:rFonts w:eastAsia="宋体" w:ascii="宋体" w:hAnsi="宋体"/>
               </w:rPr>
-              <w:t>甲方授权代表（签字 / 盖章）：</w:t>
+              <w:t>甲方（盖章）：</w:t>
               <w:br/>
               <w:br/>
               <w:br/>
+              <w:br/>
+              <w:t>授权代表（签字）：______________________</w:t>
+              <w:br/>
+              <w:br/>
               <w:t>日期：______年______月______日</w:t>
             </w:r>
           </w:p>
@@ -8705,10 +10074,14 @@
                 <w:sz w:val="22"/>
                 <w:rFonts w:eastAsia="宋体" w:ascii="宋体" w:hAnsi="宋体"/>
               </w:rPr>
-              <w:t>乙方授权代表（签字 / 盖章）：</w:t>
+              <w:t>乙方（盖章）：</w:t>
               <w:br/>
               <w:br/>
               <w:br/>
+              <w:br/>
+              <w:t>授权代表（签字）：______________________</w:t>
+              <w:br/>
+              <w:br/>
               <w:t>日期：______年______月______日</w:t>
             </w:r>
           </w:p>
@@ -8733,7 +10106,7 @@
                 <w:sz w:val="20"/>
                 <w:rFonts w:eastAsia="宋体" w:ascii="宋体" w:hAnsi="宋体"/>
               </w:rPr>
-              <w:t>（附表一与本附件协议正文具有同等法律效力）</w:t>
+              <w:t>（本附表一同时具备「报价单」与「执行清单」效力）</w:t>
             </w:r>
           </w:p>
         </w:tc>
@@ -8755,7 +10128,7 @@
                 <w:sz w:val="20"/>
                 <w:rFonts w:eastAsia="宋体" w:ascii="宋体" w:hAnsi="宋体"/>
               </w:rPr>
-              <w:t>（本附表共 1 页）</w:t>
+              <w:t>（与本附件协议正文具有同等法律效力）</w:t>
             </w:r>
           </w:p>
         </w:tc>
